--- a/thesis_to_book/output/CHAPTER_05_DRAFT.docx
+++ b/thesis_to_book/output/CHAPTER_05_DRAFT.docx
@@ -113,7 +113,31 @@
           <w:rFonts w:ascii="Times New Roman" w:hAnsi="Times New Roman"/>
           <w:sz w:val="22"/>
         </w:rPr>
-        <w:t>The Suraya Riptide is a 2.1-metre twin-hull USV developed by the Centre for Unmanned Technologies (CUTe) at the International Islamic University Malaysia (IIUM) in collaboration with Hidrokinetik Group. Commissioned in 2022, the Riptide is the most compact member of the SURAYA family, designed specifically for manoeuvring in constrained near-shore waters — harbours, river channels, and coastal inlets — where its shallow draught and reduced cross-section offer operational advantages unavailable to larger vessels. Despite its compact footprint, the Riptide's deck accommodates a full multimodal sensor suite, an onboard computing unit, and communication hardware sufficient for autonomous mission execution.</w:t>
+        <w:t xml:space="preserve">The Suraya Riptide is a 1.33-metre trimaran USV developed at the Centre for Unmanned Technologies (CUTe), International Islamic University Malaysia (IIUM). The trimaran hull configuration — a central fiberglass hull flanked by two supplemental buoyancy pontoons connected via aluminium cross-members — provides a stable sensor mounting platform capable of operating in wave heights up to 0.5 m, characteristic of Malaysian near-shore and inland waterway conditions. Despite its compact footprint, the Riptide's deck accommodates a full multimodal sensor suite, the onboard </w:t>
+      </w:r>
+      <w:r>
+        <w:rPr>
+          <w:rFonts w:ascii="Times New Roman" w:hAnsi="Times New Roman"/>
+          <w:b/>
+          <w:sz w:val="22"/>
+        </w:rPr>
+        <w:t>NVIDIA Jetson Orin NX</w:t>
+      </w:r>
+      <w:r>
+        <w:rPr>
+          <w:rFonts w:ascii="Times New Roman" w:hAnsi="Times New Roman"/>
+          <w:sz w:val="22"/>
+        </w:rPr>
+        <w:t xml:space="preserve"> computing unit, and all communication hardware required for autonomous mission execution.</w:t>
+      </w:r>
+    </w:p>
+    <w:p>
+      <w:r>
+        <w:rPr>
+          <w:rFonts w:ascii="Times New Roman" w:hAnsi="Times New Roman"/>
+          <w:sz w:val="22"/>
+        </w:rPr>
+        <w:t>The Jetson Orin NX (16 GB LPDDR5 at 68.3 GB/s) provides up to 100 TOPS of AI inference throughput through its 1,024-core Ampere GPU, with a power envelope of 10–25 W suitable for battery-constrained USV operation. This platform was selected specifically to support real-time execution of the M-ACF Net perception pipeline — including YOLOv8 inference, point cloud processing, deep-learning-based disparity estimation, and confidence-weighted fusion — at operationally relevant frame rates without active cooling.</w:t>
       </w:r>
     </w:p>
     <w:tbl>
@@ -154,7 +178,7 @@
                 <w:color w:val="6E6E6E"/>
                 <w:sz w:val="18"/>
               </w:rPr>
-              <w:t>Photograph of the Suraya Riptide USV with sensor suite annotated. Adapt from thesis platform photographs. Source: Authors.</w:t>
+              <w:t>Photograph of the Suraya Riptide trimaran USV with sensor suite annotated (LiDAR, ZED 2i stereo camera, GNSS, INS). Adapt from thesis platform photographs. Source: Authors.</w:t>
             </w:r>
           </w:p>
         </w:tc>
@@ -171,7 +195,7 @@
           <w:i/>
           <w:sz w:val="20"/>
         </w:rPr>
-        <w:t>Figure 5.1. The Suraya Riptide USV deployed at near-shore test site, showing the integrated sensor suite comprising LiDAR, stereo camera, and navigation sensor modules.</w:t>
+        <w:t>Figure 5.1. The Suraya Riptide trimaran USV, showing the co-mounted Velodyne HDL-32E LiDAR and Stereolabs ZED 2i stereo camera on the forward sensor mast, alongside the navigation sensor cluster amidships.</w:t>
       </w:r>
     </w:p>
     <w:p>
@@ -188,7 +212,7 @@
           <w:rFonts w:ascii="Times New Roman" w:hAnsi="Times New Roman"/>
           <w:sz w:val="22"/>
         </w:rPr>
-        <w:t>The Suraya Riptide integrates dedicated navigation sensors and multimodal perception sensors within a common hardware architecture. Navigation sensors provide the vessel's absolute position, heading, and inertial state; perception sensors furnish the raw data from which environmental awareness is constructed.</w:t>
+        <w:t>The Suraya Riptide integrates five sensor modules: three navigation sensors providing the vessel's absolute state, and two perception sensors furnishing the multimodal environmental data processed by M-ACF Net.</w:t>
       </w:r>
     </w:p>
     <w:p>
@@ -198,14 +222,14 @@
           <w:b/>
           <w:sz w:val="22"/>
         </w:rPr>
-        <w:t>Navigation sensors.</w:t>
+        <w:t>RTK-GNSS (M1G2 Portable Heading Solution).</w:t>
       </w:r>
       <w:r>
         <w:rPr>
           <w:rFonts w:ascii="Times New Roman" w:hAnsi="Times New Roman"/>
           <w:sz w:val="22"/>
         </w:rPr>
-        <w:t xml:space="preserve"> An RTK-GNSS receiver provides centimetre-level positional accuracy under correction signal, supplying the global reference frame necessary for georeferencing detected obstacles. A MEMS-based Inertial Measurement Unit (IMU) contributes roll, pitch, and yaw estimates at high update rates — essential for motion compensation in wave-affected environments. An electronic compass supplies absolute heading referenced to magnetic north.</w:t>
+        <w:t xml:space="preserve"> The M1G2 provides real-time kinematic-corrected position and heading fixes at 10 Hz, with horizontal accuracy of ±(8 mm + 1 ppm) under RTK correction. Operating at 5 W from a 12 V supply, the receiver supplies the georeferenced positional data used to project obstacle estimates into the global navigation frame for mission planning.</w:t>
       </w:r>
     </w:p>
     <w:p>
@@ -215,14 +239,65 @@
           <w:b/>
           <w:sz w:val="22"/>
         </w:rPr>
-        <w:t>Perception sensors.</w:t>
+        <w:t>Inertial Navigation System (SBG Ellipse-E).</w:t>
       </w:r>
       <w:r>
         <w:rPr>
           <w:rFonts w:ascii="Times New Roman" w:hAnsi="Times New Roman"/>
           <w:sz w:val="22"/>
         </w:rPr>
-        <w:t xml:space="preserve"> The primary perception modalities are a three-dimensional LiDAR and a stereo camera. The LiDAR generates a 360° or forward-hemisphere point cloud at high frame rates, providing precise radial range measurements independent of ambient lighting conditions. The stereo camera furnishes synchronised RGB image pairs from which dense disparity maps — and ultimately depth estimates — are computed via deep-learning-based stereo matching. Together, these two modalities provide complementary spatial and semantic information that M-ACF Net exploits through mid-level fusion.</w:t>
+        <w:t xml:space="preserve"> The Ellipse-E provides fused roll/pitch accuracy of ±0.1°, heave estimation to 5 cm at 0.2 Hz, and a 2-minute static alignment time. Its high-rate inertial outputs are used for motion compensation during point cloud and stereo frame processing, ensuring that sensor-frame obstacle estimates remain accurate under wave-induced motion.</w:t>
+      </w:r>
+    </w:p>
+    <w:p>
+      <w:r>
+        <w:rPr>
+          <w:rFonts w:ascii="Times New Roman" w:hAnsi="Times New Roman"/>
+          <w:b/>
+          <w:sz w:val="22"/>
+        </w:rPr>
+        <w:t>Electronic Compass (KVH C100).</w:t>
+      </w:r>
+      <w:r>
+        <w:rPr>
+          <w:rFonts w:ascii="Times New Roman" w:hAnsi="Times New Roman"/>
+          <w:sz w:val="22"/>
+        </w:rPr>
+        <w:t xml:space="preserve"> The C100 provides absolute heading at 20 Hz with ±0.5° RMS accuracy and a ±40° operational tilt range, supplying the magnetic heading reference used by the GNC coordinate transformation module.</w:t>
+      </w:r>
+    </w:p>
+    <w:p>
+      <w:r>
+        <w:rPr>
+          <w:rFonts w:ascii="Times New Roman" w:hAnsi="Times New Roman"/>
+          <w:b/>
+          <w:sz w:val="22"/>
+        </w:rPr>
+        <w:t>Stereo Camera (Stereolabs ZED 2i).</w:t>
+      </w:r>
+      <w:r>
+        <w:rPr>
+          <w:rFonts w:ascii="Times New Roman" w:hAnsi="Times New Roman"/>
+          <w:sz w:val="22"/>
+        </w:rPr>
+        <w:t xml:space="preserve"> The ZED 2i captures synchronised stereo image pairs at 4,416 × 1,242 pixels and 20 Hz, with a 65 mm stereo baseline and a 90° × 60° field of view. Its integrated stereo matching firmware provides dense depth maps at 1,280 × 720 resolution. In M-ACF Net, the ZED 2i supplies both the RGB image stream for YOLOv8 object detection and the left–right image pair from which deep-learning-based disparity estimation generates the Pseudo-LiDAR representation used in mid-level fusion.</w:t>
+      </w:r>
+    </w:p>
+    <w:p>
+      <w:r>
+        <w:rPr>
+          <w:rFonts w:ascii="Times New Roman" w:hAnsi="Times New Roman"/>
+          <w:b/>
+          <w:sz w:val="22"/>
+        </w:rPr>
+        <w:t>LiDAR (Velodyne HDL-32E).</w:t>
+      </w:r>
+      <w:r>
+        <w:rPr>
+          <w:rFonts w:ascii="Times New Roman" w:hAnsi="Times New Roman"/>
+          <w:sz w:val="22"/>
+        </w:rPr>
+        <w:t xml:space="preserve"> The HDL-32E fires 32 laser channels at a rotation rate of 10 Hz, generating approximately 700,000 points per second across a 360° horizontal field of view. Range accuracy is ±2 cm at distances up to 50 m, providing the high-precision spatial measurements that constitute the LiDAR branch of the M-ACF Net fusion pipeline.</w:t>
       </w:r>
     </w:p>
     <w:p>
@@ -235,7 +310,7 @@
           <w:b/>
           <w:sz w:val="20"/>
         </w:rPr>
-        <w:t>Table 5.1. Sensor suite of the Suraya Riptide USV.</w:t>
+        <w:t>Table 5.1. Sensor suite of the Suraya Riptide USV with key specifications.</w:t>
       </w:r>
     </w:p>
     <w:tbl>
@@ -263,7 +338,7 @@
                 <w:b/>
                 <w:sz w:val="20"/>
               </w:rPr>
-              <w:t>Sensor</w:t>
+              <w:t>Module</w:t>
             </w:r>
           </w:p>
         </w:tc>
@@ -279,7 +354,7 @@
                 <w:b/>
                 <w:sz w:val="20"/>
               </w:rPr>
-              <w:t>Type</w:t>
+              <w:t>Model</w:t>
             </w:r>
           </w:p>
         </w:tc>
@@ -311,7 +386,7 @@
                 <w:b/>
                 <w:sz w:val="20"/>
               </w:rPr>
-              <w:t>Role</w:t>
+              <w:t>Role in M-ACF Net</w:t>
             </w:r>
           </w:p>
         </w:tc>
@@ -327,7 +402,7 @@
                 <w:rFonts w:ascii="Times New Roman" w:hAnsi="Times New Roman"/>
                 <w:sz w:val="20"/>
               </w:rPr>
-              <w:t>LiDAR</w:t>
+              <w:t>Computing</w:t>
             </w:r>
           </w:p>
         </w:tc>
@@ -341,7 +416,7 @@
                 <w:rFonts w:ascii="Times New Roman" w:hAnsi="Times New Roman"/>
                 <w:sz w:val="20"/>
               </w:rPr>
-              <w:t>3D rotating LiDAR</w:t>
+              <w:t>NVIDIA Jetson Orin NX 16 GB</w:t>
             </w:r>
           </w:p>
         </w:tc>
@@ -355,7 +430,7 @@
                 <w:rFonts w:ascii="Times New Roman" w:hAnsi="Times New Roman"/>
                 <w:sz w:val="20"/>
               </w:rPr>
-              <w:t>360° FoV, multi-channel, long-range</w:t>
+              <w:t>1024-core Ampere GPU; 100 TOPS; 10–25 W</w:t>
             </w:r>
           </w:p>
         </w:tc>
@@ -369,7 +444,7 @@
                 <w:rFonts w:ascii="Times New Roman" w:hAnsi="Times New Roman"/>
                 <w:sz w:val="20"/>
               </w:rPr>
-              <w:t>Spatial ranging, point cloud</w:t>
+              <w:t>Real-time inference host</w:t>
             </w:r>
           </w:p>
         </w:tc>
@@ -385,7 +460,7 @@
                 <w:rFonts w:ascii="Times New Roman" w:hAnsi="Times New Roman"/>
                 <w:sz w:val="20"/>
               </w:rPr>
-              <w:t>Stereo Camera</w:t>
+              <w:t>LiDAR</w:t>
             </w:r>
           </w:p>
         </w:tc>
@@ -399,7 +474,7 @@
                 <w:rFonts w:ascii="Times New Roman" w:hAnsi="Times New Roman"/>
                 <w:sz w:val="20"/>
               </w:rPr>
-              <w:t>RGB stereo pair</w:t>
+              <w:t>Velodyne HDL-32E</w:t>
             </w:r>
           </w:p>
         </w:tc>
@@ -413,7 +488,7 @@
                 <w:rFonts w:ascii="Times New Roman" w:hAnsi="Times New Roman"/>
                 <w:sz w:val="20"/>
               </w:rPr>
-              <w:t>High-resolution, wide FoV, 30 FPS</w:t>
+              <w:t>32 ch; 10 Hz; ±2 cm @ 50 m; ~700k pts/s</w:t>
             </w:r>
           </w:p>
         </w:tc>
@@ -427,7 +502,7 @@
                 <w:rFonts w:ascii="Times New Roman" w:hAnsi="Times New Roman"/>
                 <w:sz w:val="20"/>
               </w:rPr>
-              <w:t>Visual detection, disparity</w:t>
+              <w:t>Geometric feature branch</w:t>
             </w:r>
           </w:p>
         </w:tc>
@@ -443,7 +518,7 @@
                 <w:rFonts w:ascii="Times New Roman" w:hAnsi="Times New Roman"/>
                 <w:sz w:val="20"/>
               </w:rPr>
-              <w:t>RTK-GNSS</w:t>
+              <w:t>Stereo Camera</w:t>
             </w:r>
           </w:p>
         </w:tc>
@@ -457,7 +532,7 @@
                 <w:rFonts w:ascii="Times New Roman" w:hAnsi="Times New Roman"/>
                 <w:sz w:val="20"/>
               </w:rPr>
-              <w:t>GNSS receiver</w:t>
+              <w:t>Stereolabs ZED 2i</w:t>
             </w:r>
           </w:p>
         </w:tc>
@@ -471,7 +546,7 @@
                 <w:rFonts w:ascii="Times New Roman" w:hAnsi="Times New Roman"/>
                 <w:sz w:val="20"/>
               </w:rPr>
-              <w:t>Centimetre-level accuracy</w:t>
+              <w:t>4416×1242 @ 20 Hz; 65 mm baseline; 90°×60° FoV</w:t>
             </w:r>
           </w:p>
         </w:tc>
@@ -485,7 +560,7 @@
                 <w:rFonts w:ascii="Times New Roman" w:hAnsi="Times New Roman"/>
                 <w:sz w:val="20"/>
               </w:rPr>
-              <w:t>Absolute positioning</w:t>
+              <w:t>Visual/depth feature branch</w:t>
             </w:r>
           </w:p>
         </w:tc>
@@ -501,7 +576,7 @@
                 <w:rFonts w:ascii="Times New Roman" w:hAnsi="Times New Roman"/>
                 <w:sz w:val="20"/>
               </w:rPr>
-              <w:t>IMU</w:t>
+              <w:t>RTK-GNSS</w:t>
             </w:r>
           </w:p>
         </w:tc>
@@ -515,7 +590,7 @@
                 <w:rFonts w:ascii="Times New Roman" w:hAnsi="Times New Roman"/>
                 <w:sz w:val="20"/>
               </w:rPr>
-              <w:t>MEMS inertial unit</w:t>
+              <w:t>M1G2 Portable Heading Solution</w:t>
             </w:r>
           </w:p>
         </w:tc>
@@ -529,7 +604,7 @@
                 <w:rFonts w:ascii="Times New Roman" w:hAnsi="Times New Roman"/>
                 <w:sz w:val="20"/>
               </w:rPr>
-              <w:t>High-rate roll/pitch/yaw</w:t>
+              <w:t>10 Hz; ±(8 mm + 1 ppm) RTK; 5 W</w:t>
             </w:r>
           </w:p>
         </w:tc>
@@ -543,7 +618,7 @@
                 <w:rFonts w:ascii="Times New Roman" w:hAnsi="Times New Roman"/>
                 <w:sz w:val="20"/>
               </w:rPr>
-              <w:t>Motion compensation</w:t>
+              <w:t>Global georeferencing</w:t>
             </w:r>
           </w:p>
         </w:tc>
@@ -559,6 +634,64 @@
                 <w:rFonts w:ascii="Times New Roman" w:hAnsi="Times New Roman"/>
                 <w:sz w:val="20"/>
               </w:rPr>
+              <w:t>INS</w:t>
+            </w:r>
+          </w:p>
+        </w:tc>
+        <w:tc>
+          <w:tcPr>
+            <w:tcW w:type="dxa" w:w="1440"/>
+          </w:tcPr>
+          <w:p>
+            <w:r>
+              <w:rPr>
+                <w:rFonts w:ascii="Times New Roman" w:hAnsi="Times New Roman"/>
+                <w:sz w:val="20"/>
+              </w:rPr>
+              <w:t>SBG Ellipse-E</w:t>
+            </w:r>
+          </w:p>
+        </w:tc>
+        <w:tc>
+          <w:tcPr>
+            <w:tcW w:type="dxa" w:w="1440"/>
+          </w:tcPr>
+          <w:p>
+            <w:r>
+              <w:rPr>
+                <w:rFonts w:ascii="Times New Roman" w:hAnsi="Times New Roman"/>
+                <w:sz w:val="20"/>
+              </w:rPr>
+              <w:t>±0.1° roll/pitch; 5 cm heave; 2 min align</w:t>
+            </w:r>
+          </w:p>
+        </w:tc>
+        <w:tc>
+          <w:tcPr>
+            <w:tcW w:type="dxa" w:w="1440"/>
+          </w:tcPr>
+          <w:p>
+            <w:r>
+              <w:rPr>
+                <w:rFonts w:ascii="Times New Roman" w:hAnsi="Times New Roman"/>
+                <w:sz w:val="20"/>
+              </w:rPr>
+              <w:t>Motion compensation</w:t>
+            </w:r>
+          </w:p>
+        </w:tc>
+      </w:tr>
+      <w:tr>
+        <w:tc>
+          <w:tcPr>
+            <w:tcW w:type="dxa" w:w="1440"/>
+          </w:tcPr>
+          <w:p>
+            <w:r>
+              <w:rPr>
+                <w:rFonts w:ascii="Times New Roman" w:hAnsi="Times New Roman"/>
+                <w:sz w:val="20"/>
+              </w:rPr>
               <w:t>Compass</w:t>
             </w:r>
           </w:p>
@@ -573,7 +706,7 @@
                 <w:rFonts w:ascii="Times New Roman" w:hAnsi="Times New Roman"/>
                 <w:sz w:val="20"/>
               </w:rPr>
-              <w:t>Electronic compass</w:t>
+              <w:t>KVH C100</w:t>
             </w:r>
           </w:p>
         </w:tc>
@@ -587,7 +720,7 @@
                 <w:rFonts w:ascii="Times New Roman" w:hAnsi="Times New Roman"/>
                 <w:sz w:val="20"/>
               </w:rPr>
-              <w:t>Absolute heading, NMEA output</w:t>
+              <w:t>±0.5° RMS; 20 Hz; ±40° tilt range</w:t>
             </w:r>
           </w:p>
         </w:tc>
@@ -626,69 +759,403 @@
           <w:rFonts w:ascii="Times New Roman" w:hAnsi="Times New Roman"/>
           <w:sz w:val="22"/>
         </w:rPr>
-        <w:t>Sensor placement on the Riptide was designed to maximise forward-hemisphere overlap between the LiDAR and stereo camera while minimising mutual occlusion and vibration-induced misalignment. The stereo camera was positioned at a forward-facing elevated mount above the vessel's bow, providing an unobstructed view of the forward operational zone. The LiDAR was mounted centrally on the deck at a height sufficient to avoid self-occlusion by the hull while maintaining a useful elevation angle for detecting near-surface obstacles.</w:t>
+        <w:t>All navigational sensors (GNSS, INS, compass) are positioned along the hull's centreline, close to the vessel's centre of gravity, to minimise the lever-arm corrections required for accurate dynamic measurements. The perception sensors — LiDAR and stereo camera — are co-mounted on a rigid steel mast at the vessel's bow to maximise forward-hemisphere overlap and minimise mutual occlusion. Table 5.2 records the measured translation offsets of each sensor frame relative to the vessel body frame origin (F_base), with all axes aligned to the vessel centreline (yaw = pitch = roll = 0° for all sensors).</w:t>
       </w:r>
+    </w:p>
+    <w:p>
+      <w:pPr>
+        <w:spacing w:before="240" w:after="60"/>
+      </w:pPr>
+      <w:r>
+        <w:rPr>
+          <w:rFonts w:ascii="Times New Roman" w:hAnsi="Times New Roman"/>
+          <w:b/>
+          <w:sz w:val="20"/>
+        </w:rPr>
+        <w:t>Table 5.2. Sensor coordinate frame translation offsets relative to the vessel body frame origin (metres; yaw = pitch = roll = 0° for all sensors).</w:t>
+      </w:r>
+    </w:p>
+    <w:tbl>
+      <w:tblPr>
+        <w:tblStyle w:val="TableGrid"/>
+        <w:tblW w:type="auto" w:w="0"/>
+        <w:tblLook w:firstColumn="1" w:firstRow="1" w:lastColumn="0" w:lastRow="0" w:noHBand="0" w:noVBand="1" w:val="04A0"/>
+      </w:tblPr>
+      <w:tblGrid>
+        <w:gridCol w:w="1440"/>
+        <w:gridCol w:w="1440"/>
+        <w:gridCol w:w="1440"/>
+        <w:gridCol w:w="1440"/>
+      </w:tblGrid>
+      <w:tr>
+        <w:tc>
+          <w:tcPr>
+            <w:tcW w:type="dxa" w:w="1440"/>
+            <w:shd w:val="clear" w:color="auto" w:fill="CCCCCC"/>
+          </w:tcPr>
+          <w:p>
+            <w:r>
+              <w:rPr>
+                <w:rFonts w:ascii="Times New Roman" w:hAnsi="Times New Roman"/>
+                <w:b/>
+                <w:sz w:val="20"/>
+              </w:rPr>
+              <w:t>Sensor Frame</w:t>
+            </w:r>
+          </w:p>
+        </w:tc>
+        <w:tc>
+          <w:tcPr>
+            <w:tcW w:type="dxa" w:w="1440"/>
+            <w:shd w:val="clear" w:color="auto" w:fill="CCCCCC"/>
+          </w:tcPr>
+          <w:p>
+            <w:r>
+              <w:rPr>
+                <w:rFonts w:ascii="Times New Roman" w:hAnsi="Times New Roman"/>
+                <w:b/>
+                <w:sz w:val="20"/>
+              </w:rPr>
+              <w:t>p_x (m)</w:t>
+            </w:r>
+          </w:p>
+        </w:tc>
+        <w:tc>
+          <w:tcPr>
+            <w:tcW w:type="dxa" w:w="1440"/>
+            <w:shd w:val="clear" w:color="auto" w:fill="CCCCCC"/>
+          </w:tcPr>
+          <w:p>
+            <w:r>
+              <w:rPr>
+                <w:rFonts w:ascii="Times New Roman" w:hAnsi="Times New Roman"/>
+                <w:b/>
+                <w:sz w:val="20"/>
+              </w:rPr>
+              <w:t>p_y (m)</w:t>
+            </w:r>
+          </w:p>
+        </w:tc>
+        <w:tc>
+          <w:tcPr>
+            <w:tcW w:type="dxa" w:w="1440"/>
+            <w:shd w:val="clear" w:color="auto" w:fill="CCCCCC"/>
+          </w:tcPr>
+          <w:p>
+            <w:r>
+              <w:rPr>
+                <w:rFonts w:ascii="Times New Roman" w:hAnsi="Times New Roman"/>
+                <w:b/>
+                <w:sz w:val="20"/>
+              </w:rPr>
+              <w:t>p_z (m)</w:t>
+            </w:r>
+          </w:p>
+        </w:tc>
+      </w:tr>
+      <w:tr>
+        <w:tc>
+          <w:tcPr>
+            <w:tcW w:type="dxa" w:w="1440"/>
+          </w:tcPr>
+          <w:p>
+            <w:r>
+              <w:rPr>
+                <w:rFonts w:ascii="Times New Roman" w:hAnsi="Times New Roman"/>
+                <w:sz w:val="20"/>
+              </w:rPr>
+              <w:t>F_GNSS</w:t>
+            </w:r>
+          </w:p>
+        </w:tc>
+        <w:tc>
+          <w:tcPr>
+            <w:tcW w:type="dxa" w:w="1440"/>
+          </w:tcPr>
+          <w:p>
+            <w:r>
+              <w:rPr>
+                <w:rFonts w:ascii="Times New Roman" w:hAnsi="Times New Roman"/>
+                <w:sz w:val="20"/>
+              </w:rPr>
+              <w:t>0</w:t>
+            </w:r>
+          </w:p>
+        </w:tc>
+        <w:tc>
+          <w:tcPr>
+            <w:tcW w:type="dxa" w:w="1440"/>
+          </w:tcPr>
+          <w:p>
+            <w:r>
+              <w:rPr>
+                <w:rFonts w:ascii="Times New Roman" w:hAnsi="Times New Roman"/>
+                <w:sz w:val="20"/>
+              </w:rPr>
+              <w:t>0.38</w:t>
+            </w:r>
+          </w:p>
+        </w:tc>
+        <w:tc>
+          <w:tcPr>
+            <w:tcW w:type="dxa" w:w="1440"/>
+          </w:tcPr>
+          <w:p>
+            <w:r>
+              <w:rPr>
+                <w:rFonts w:ascii="Times New Roman" w:hAnsi="Times New Roman"/>
+                <w:sz w:val="20"/>
+              </w:rPr>
+              <w:t>−0.09</w:t>
+            </w:r>
+          </w:p>
+        </w:tc>
+      </w:tr>
+      <w:tr>
+        <w:tc>
+          <w:tcPr>
+            <w:tcW w:type="dxa" w:w="1440"/>
+          </w:tcPr>
+          <w:p>
+            <w:r>
+              <w:rPr>
+                <w:rFonts w:ascii="Times New Roman" w:hAnsi="Times New Roman"/>
+                <w:sz w:val="20"/>
+              </w:rPr>
+              <w:t>F_INS</w:t>
+            </w:r>
+          </w:p>
+        </w:tc>
+        <w:tc>
+          <w:tcPr>
+            <w:tcW w:type="dxa" w:w="1440"/>
+          </w:tcPr>
+          <w:p>
+            <w:r>
+              <w:rPr>
+                <w:rFonts w:ascii="Times New Roman" w:hAnsi="Times New Roman"/>
+                <w:sz w:val="20"/>
+              </w:rPr>
+              <w:t>0</w:t>
+            </w:r>
+          </w:p>
+        </w:tc>
+        <w:tc>
+          <w:tcPr>
+            <w:tcW w:type="dxa" w:w="1440"/>
+          </w:tcPr>
+          <w:p>
+            <w:r>
+              <w:rPr>
+                <w:rFonts w:ascii="Times New Roman" w:hAnsi="Times New Roman"/>
+                <w:sz w:val="20"/>
+              </w:rPr>
+              <w:t>−0.30</w:t>
+            </w:r>
+          </w:p>
+        </w:tc>
+        <w:tc>
+          <w:tcPr>
+            <w:tcW w:type="dxa" w:w="1440"/>
+          </w:tcPr>
+          <w:p>
+            <w:r>
+              <w:rPr>
+                <w:rFonts w:ascii="Times New Roman" w:hAnsi="Times New Roman"/>
+                <w:sz w:val="20"/>
+              </w:rPr>
+              <w:t>0.06</w:t>
+            </w:r>
+          </w:p>
+        </w:tc>
+      </w:tr>
+      <w:tr>
+        <w:tc>
+          <w:tcPr>
+            <w:tcW w:type="dxa" w:w="1440"/>
+          </w:tcPr>
+          <w:p>
+            <w:r>
+              <w:rPr>
+                <w:rFonts w:ascii="Times New Roman" w:hAnsi="Times New Roman"/>
+                <w:sz w:val="20"/>
+              </w:rPr>
+              <w:t>F_LiDAR</w:t>
+            </w:r>
+          </w:p>
+        </w:tc>
+        <w:tc>
+          <w:tcPr>
+            <w:tcW w:type="dxa" w:w="1440"/>
+          </w:tcPr>
+          <w:p>
+            <w:r>
+              <w:rPr>
+                <w:rFonts w:ascii="Times New Roman" w:hAnsi="Times New Roman"/>
+                <w:sz w:val="20"/>
+              </w:rPr>
+              <w:t>0</w:t>
+            </w:r>
+          </w:p>
+        </w:tc>
+        <w:tc>
+          <w:tcPr>
+            <w:tcW w:type="dxa" w:w="1440"/>
+          </w:tcPr>
+          <w:p>
+            <w:r>
+              <w:rPr>
+                <w:rFonts w:ascii="Times New Roman" w:hAnsi="Times New Roman"/>
+                <w:sz w:val="20"/>
+              </w:rPr>
+              <w:t>0.66</w:t>
+            </w:r>
+          </w:p>
+        </w:tc>
+        <w:tc>
+          <w:tcPr>
+            <w:tcW w:type="dxa" w:w="1440"/>
+          </w:tcPr>
+          <w:p>
+            <w:r>
+              <w:rPr>
+                <w:rFonts w:ascii="Times New Roman" w:hAnsi="Times New Roman"/>
+                <w:sz w:val="20"/>
+              </w:rPr>
+              <w:t>0.43</w:t>
+            </w:r>
+          </w:p>
+        </w:tc>
+      </w:tr>
+      <w:tr>
+        <w:tc>
+          <w:tcPr>
+            <w:tcW w:type="dxa" w:w="1440"/>
+          </w:tcPr>
+          <w:p>
+            <w:r>
+              <w:rPr>
+                <w:rFonts w:ascii="Times New Roman" w:hAnsi="Times New Roman"/>
+                <w:sz w:val="20"/>
+              </w:rPr>
+              <w:t>F_Camera</w:t>
+            </w:r>
+          </w:p>
+        </w:tc>
+        <w:tc>
+          <w:tcPr>
+            <w:tcW w:type="dxa" w:w="1440"/>
+          </w:tcPr>
+          <w:p>
+            <w:r>
+              <w:rPr>
+                <w:rFonts w:ascii="Times New Roman" w:hAnsi="Times New Roman"/>
+                <w:sz w:val="20"/>
+              </w:rPr>
+              <w:t>0</w:t>
+            </w:r>
+          </w:p>
+        </w:tc>
+        <w:tc>
+          <w:tcPr>
+            <w:tcW w:type="dxa" w:w="1440"/>
+          </w:tcPr>
+          <w:p>
+            <w:r>
+              <w:rPr>
+                <w:rFonts w:ascii="Times New Roman" w:hAnsi="Times New Roman"/>
+                <w:sz w:val="20"/>
+              </w:rPr>
+              <w:t>0.66</w:t>
+            </w:r>
+          </w:p>
+        </w:tc>
+        <w:tc>
+          <w:tcPr>
+            <w:tcW w:type="dxa" w:w="1440"/>
+          </w:tcPr>
+          <w:p>
+            <w:r>
+              <w:rPr>
+                <w:rFonts w:ascii="Times New Roman" w:hAnsi="Times New Roman"/>
+                <w:sz w:val="20"/>
+              </w:rPr>
+              <w:t>0.26</w:t>
+            </w:r>
+          </w:p>
+        </w:tc>
+      </w:tr>
+      <w:tr>
+        <w:tc>
+          <w:tcPr>
+            <w:tcW w:type="dxa" w:w="1440"/>
+          </w:tcPr>
+          <w:p>
+            <w:r>
+              <w:rPr>
+                <w:rFonts w:ascii="Times New Roman" w:hAnsi="Times New Roman"/>
+                <w:sz w:val="20"/>
+              </w:rPr>
+              <w:t>F_Compass</w:t>
+            </w:r>
+          </w:p>
+        </w:tc>
+        <w:tc>
+          <w:tcPr>
+            <w:tcW w:type="dxa" w:w="1440"/>
+          </w:tcPr>
+          <w:p>
+            <w:r>
+              <w:rPr>
+                <w:rFonts w:ascii="Times New Roman" w:hAnsi="Times New Roman"/>
+                <w:sz w:val="20"/>
+              </w:rPr>
+              <w:t>0</w:t>
+            </w:r>
+          </w:p>
+        </w:tc>
+        <w:tc>
+          <w:tcPr>
+            <w:tcW w:type="dxa" w:w="1440"/>
+          </w:tcPr>
+          <w:p>
+            <w:r>
+              <w:rPr>
+                <w:rFonts w:ascii="Times New Roman" w:hAnsi="Times New Roman"/>
+                <w:sz w:val="20"/>
+              </w:rPr>
+              <w:t>0.66</w:t>
+            </w:r>
+          </w:p>
+        </w:tc>
+        <w:tc>
+          <w:tcPr>
+            <w:tcW w:type="dxa" w:w="1440"/>
+          </w:tcPr>
+          <w:p>
+            <w:r>
+              <w:rPr>
+                <w:rFonts w:ascii="Times New Roman" w:hAnsi="Times New Roman"/>
+                <w:sz w:val="20"/>
+              </w:rPr>
+              <w:t>−0.09</w:t>
+            </w:r>
+          </w:p>
+        </w:tc>
+      </w:tr>
+    </w:tbl>
+    <w:p>
+      <w:pPr>
+        <w:spacing w:after="120"/>
+      </w:pPr>
     </w:p>
     <w:p>
       <w:r>
         <w:rPr>
           <w:rFonts w:ascii="Times New Roman" w:hAnsi="Times New Roman"/>
-          <w:b/>
           <w:sz w:val="22"/>
         </w:rPr>
-        <w:t>Intrinsic calibration</w:t>
-      </w:r>
-      <w:r>
-        <w:rPr>
-          <w:rFonts w:ascii="Times New Roman" w:hAnsi="Times New Roman"/>
-          <w:sz w:val="22"/>
-        </w:rPr>
-        <w:t xml:space="preserve"> of the stereo camera was performed using a standard checkerboard procedure to determine the focal length, principal point, and lens distortion coefficients of each camera independently. </w:t>
-      </w:r>
-      <w:r>
-        <w:rPr>
-          <w:rFonts w:ascii="Times New Roman" w:hAnsi="Times New Roman"/>
-          <w:b/>
-          <w:sz w:val="22"/>
-        </w:rPr>
-        <w:t>Extrinsic calibration</w:t>
-      </w:r>
-      <w:r>
-        <w:rPr>
-          <w:rFonts w:ascii="Times New Roman" w:hAnsi="Times New Roman"/>
-          <w:sz w:val="22"/>
-        </w:rPr>
-        <w:t xml:space="preserve"> established the rigid-body transformation (rotation matrix </w:t>
-      </w:r>
-      <w:r>
-        <w:rPr>
-          <w:rFonts w:ascii="Times New Roman" w:hAnsi="Times New Roman"/>
-          <w:b/>
-          <w:sz w:val="22"/>
-        </w:rPr>
-        <w:t>R</w:t>
-      </w:r>
-      <w:r>
-        <w:rPr>
-          <w:rFonts w:ascii="Times New Roman" w:hAnsi="Times New Roman"/>
-          <w:sz w:val="22"/>
-        </w:rPr>
-        <w:t xml:space="preserve"> and translation vector </w:t>
-      </w:r>
-      <w:r>
-        <w:rPr>
-          <w:rFonts w:ascii="Times New Roman" w:hAnsi="Times New Roman"/>
-          <w:b/>
-          <w:sz w:val="22"/>
-        </w:rPr>
-        <w:t>t</w:t>
-      </w:r>
-      <w:r>
-        <w:rPr>
-          <w:rFonts w:ascii="Times New Roman" w:hAnsi="Times New Roman"/>
-          <w:sz w:val="22"/>
-        </w:rPr>
-        <w:t>) between the LiDAR coordinate frame and the stereo camera coordinate frame. Temporal synchronisation between the LiDAR and camera data streams was achieved via hardware trigger signals, ensuring that point cloud and image frames used in the fusion pipeline were temporally co-registered to within the sensor measurement period.</w:t>
+        <w:t>The LiDAR and stereo camera are co-mounted at forward offset p_y = 0.66 m, with the LiDAR positioned 0.17 m above the stereo camera (p_z = 0.43 m vs. 0.26 m). This close co-location minimises the translational parallax between the two sensor frames, reducing extrinsic calibration error. Extrinsic calibration between the LiDAR and camera frames was performed using a reflective checkerboard target visible in both sensor modalities, achieving translational discrepancies under 2 cm and rotational error below 0.5°. Temporal co-registration between the 10 Hz LiDAR scan and the 20 Hz stereo frame was enforced via a hardware PPS (pulse-per-second) signal from the GNSS receiver, providing synchronisation accuracy within ±2 ms.</w:t>
       </w:r>
     </w:p>
     <w:tbl>
@@ -729,7 +1196,7 @@
                 <w:color w:val="6E6E6E"/>
                 <w:sz w:val="18"/>
               </w:rPr>
-              <w:t>Schematic showing sensor coordinate frames and extrinsic calibration geometry (LiDAR frame, camera frame, vessel body frame). Adapt from thesis calibration diagrams. Source: Authors.</w:t>
+              <w:t>Schematic of sensor coordinate frames (F_LiDAR, F_Camera, F_GNSS, F_INS) relative to vessel body frame F_base, with translation offsets annotated. Adapt from thesis Figure 3.4.1. Source: Authors.</w:t>
             </w:r>
           </w:p>
         </w:tc>
@@ -746,7 +1213,7 @@
           <w:i/>
           <w:sz w:val="20"/>
         </w:rPr>
-        <w:t>Figure 5.2. Sensor coordinate frame definitions and extrinsic calibration geometry for the Suraya Riptide multimodal sensor suite.</w:t>
+        <w:t>Figure 5.2. Sensor coordinate frame layout on the Suraya Riptide, illustrating translation offsets from the vessel body frame origin for each sensor module.</w:t>
       </w:r>
     </w:p>
     <w:p>
@@ -1138,7 +1605,7 @@
           <w:rFonts w:ascii="Times New Roman" w:hAnsi="Times New Roman"/>
           <w:sz w:val="22"/>
         </w:rPr>
-        <w:t>YOLOv8 was selected as the visual object detection backbone for M-ACF Net following comparative evaluation against prior-generation architectures. The selection criteria prioritised: (i) inference throughput compatible with real-time USV operation; (ii) detection accuracy on maritime obstacle classes (vessels, buoys, persons, floating debris); and (iii) model size suitable for onboard edge hardware. YOLOv8's anchor-free detection head, improved neck architecture, and stronger augmentation pipeline collectively offer measurable accuracy gains over YOLOv5 at comparable inference cost.</w:t>
+        <w:t>Five variants of YOLOv8 — Nano (YOLOv8n), Small (YOLOv8s), Medium (YOLOv8m), Large (YOLOv8l), and Extra-large (YOLOv8x) — were evaluated alongside a Faster R-CNN X101-FPN two-stage detector as baseline. Selection criteria prioritised: (i) inference throughput on the NVIDIA Jetson Orin NX sufficient for real-time operation; (ii) detection accuracy on the maritime obstacle classes relevant to USV collision avoidance; and (iii) cross-domain robustness to avoid performance collapse when tested in environments different from the training distribution.</w:t>
       </w:r>
     </w:p>
     <w:p>
@@ -1147,8 +1614,367 @@
           <w:rFonts w:ascii="Times New Roman" w:hAnsi="Times New Roman"/>
           <w:sz w:val="22"/>
         </w:rPr>
-        <w:t>The model was fine-tuned on a curated maritime training corpus comprising images from the Singapore Maritime Dataset (SMD), the SeaShips dataset, and a custom multi-environment maritime dataset collected from real-world deployments aboard the Suraya Riptide. Training employed a 640 × 640 input resolution, 100 epochs, batch size 16, cosine learning rate schedule with initial learning rate 10^−3, and standard YOLOv8 augmentation (random flips, mosaic, colour jitter, and scale augmentation). Weights were initialised from COCO-pretrained checkpoints and fine-tuned on the maritime data to adapt the detector to the specific viewpoint geometry and object appearance of near-shore USV operation.</w:t>
+        <w:t xml:space="preserve">Training data were drawn from two established maritime benchmark datasets. The </w:t>
       </w:r>
+      <w:r>
+        <w:rPr>
+          <w:rFonts w:ascii="Times New Roman" w:hAnsi="Times New Roman"/>
+          <w:b/>
+          <w:sz w:val="22"/>
+        </w:rPr>
+        <w:t>SeaShips</w:t>
+      </w:r>
+      <w:r>
+        <w:rPr>
+          <w:rFonts w:ascii="Times New Roman" w:hAnsi="Times New Roman"/>
+          <w:sz w:val="22"/>
+        </w:rPr>
+        <w:t xml:space="preserve"> dataset comprises 7,080 annotated instances across six vessel categories: bulk cargo carrier (19.85%), ore carrier (21.24%), fishing boat (28.05%), container ship (10.48%), general cargo ship (14.73%), and passenger ship (5.63%). The </w:t>
+      </w:r>
+      <w:r>
+        <w:rPr>
+          <w:rFonts w:ascii="Times New Roman" w:hAnsi="Times New Roman"/>
+          <w:b/>
+          <w:sz w:val="22"/>
+        </w:rPr>
+        <w:t>Singapore Maritime Dataset (SMD)</w:t>
+      </w:r>
+      <w:r>
+        <w:rPr>
+          <w:rFonts w:ascii="Times New Roman" w:hAnsi="Times New Roman"/>
+          <w:sz w:val="22"/>
+        </w:rPr>
+        <w:t xml:space="preserve"> provides 48,317 instances across nine categories, including boat, buoy, ferry, kayak, speed boat, sailboat, vessel/ship (71.60% of instances), and other. All annotations were standardised to a unified 'sea_obstacle' class (class ID = 0) to focus detection performance on obstacle presence and localisation independent of vessel-type classification, which is handled at the comprehension layer of the GNC system.</w:t>
+      </w:r>
+    </w:p>
+    <w:p>
+      <w:r>
+        <w:rPr>
+          <w:rFonts w:ascii="Times New Roman" w:hAnsi="Times New Roman"/>
+          <w:sz w:val="22"/>
+        </w:rPr>
+        <w:t>Training employed data augmentation (random scaling, cropping, and lighting variations) to enhance model robustness to the diverse illumination and viewpoint conditions encountered in near-shore USV deployments. Batch size and input resolution were tuned per variant to the memory constraints of the Jetson Orin NX. Optimisation targeted precision–recall balance, with model selection guided by mAP@0.5 on held-out validation splits of each benchmark dataset.</w:t>
+      </w:r>
+    </w:p>
+    <w:p>
+      <w:r>
+        <w:rPr>
+          <w:rFonts w:ascii="Times New Roman" w:hAnsi="Times New Roman"/>
+          <w:b/>
+          <w:sz w:val="22"/>
+        </w:rPr>
+        <w:t>Intra-domain performance.</w:t>
+      </w:r>
+      <w:r>
+        <w:rPr>
+          <w:rFonts w:ascii="Times New Roman" w:hAnsi="Times New Roman"/>
+          <w:sz w:val="22"/>
+        </w:rPr>
+        <w:t xml:space="preserve"> The domain-specific best models — YOLOv8x for SMD and YOLOv8m for SeaShips — achieved strong in-domain detection accuracy as shown in Table 5.3. The SMD-trained YOLOv8x reached mAP@0.5 = 0.988 (precision 0.983, recall 0.961), whilst the SeaShip-trained YOLOv8m achieved mAP@0.5 = 0.954 (precision 0.913, recall 0.889). However, cross-domain evaluation revealed significant performance degradation: applying YOLOv8x trained on SMD to the SeaShips test set reduced mAP@0.5 to 0.446 (a 54.9% drop), whilst the YOLOv8m SeaShips model applied to SMD yielded mAP@0.5 = 0.144 (an 84.9% drop). This cross-domain brittleness motivates the multi-environment dataset collection described in Section 5.8 and the confidence-weighted fusion strategy, which inherently reduces dependence on any single-modality detection pathway.</w:t>
+      </w:r>
+    </w:p>
+    <w:p>
+      <w:pPr>
+        <w:spacing w:before="240" w:after="60"/>
+      </w:pPr>
+      <w:r>
+        <w:rPr>
+          <w:rFonts w:ascii="Times New Roman" w:hAnsi="Times New Roman"/>
+          <w:b/>
+          <w:sz w:val="20"/>
+        </w:rPr>
+        <w:t>Table 5.3. YOLOv8 intra-domain detection performance on SMD and SeaShips validation sets (unified 'sea_obstacle' class).</w:t>
+      </w:r>
+    </w:p>
+    <w:tbl>
+      <w:tblPr>
+        <w:tblStyle w:val="TableGrid"/>
+        <w:tblW w:type="auto" w:w="0"/>
+        <w:tblLook w:firstColumn="1" w:firstRow="1" w:lastColumn="0" w:lastRow="0" w:noHBand="0" w:noVBand="1" w:val="04A0"/>
+      </w:tblPr>
+      <w:tblGrid>
+        <w:gridCol w:w="960"/>
+        <w:gridCol w:w="960"/>
+        <w:gridCol w:w="960"/>
+        <w:gridCol w:w="960"/>
+        <w:gridCol w:w="960"/>
+        <w:gridCol w:w="960"/>
+      </w:tblGrid>
+      <w:tr>
+        <w:tc>
+          <w:tcPr>
+            <w:tcW w:type="dxa" w:w="960"/>
+            <w:shd w:val="clear" w:color="auto" w:fill="CCCCCC"/>
+          </w:tcPr>
+          <w:p>
+            <w:r>
+              <w:rPr>
+                <w:rFonts w:ascii="Times New Roman" w:hAnsi="Times New Roman"/>
+                <w:b/>
+                <w:sz w:val="20"/>
+              </w:rPr>
+              <w:t>Model</w:t>
+            </w:r>
+          </w:p>
+        </w:tc>
+        <w:tc>
+          <w:tcPr>
+            <w:tcW w:type="dxa" w:w="960"/>
+            <w:shd w:val="clear" w:color="auto" w:fill="CCCCCC"/>
+          </w:tcPr>
+          <w:p>
+            <w:r>
+              <w:rPr>
+                <w:rFonts w:ascii="Times New Roman" w:hAnsi="Times New Roman"/>
+                <w:b/>
+                <w:sz w:val="20"/>
+              </w:rPr>
+              <w:t>Dataset</w:t>
+            </w:r>
+          </w:p>
+        </w:tc>
+        <w:tc>
+          <w:tcPr>
+            <w:tcW w:type="dxa" w:w="960"/>
+            <w:shd w:val="clear" w:color="auto" w:fill="CCCCCC"/>
+          </w:tcPr>
+          <w:p>
+            <w:r>
+              <w:rPr>
+                <w:rFonts w:ascii="Times New Roman" w:hAnsi="Times New Roman"/>
+                <w:b/>
+                <w:sz w:val="20"/>
+              </w:rPr>
+              <w:t>Precision</w:t>
+            </w:r>
+          </w:p>
+        </w:tc>
+        <w:tc>
+          <w:tcPr>
+            <w:tcW w:type="dxa" w:w="960"/>
+            <w:shd w:val="clear" w:color="auto" w:fill="CCCCCC"/>
+          </w:tcPr>
+          <w:p>
+            <w:r>
+              <w:rPr>
+                <w:rFonts w:ascii="Times New Roman" w:hAnsi="Times New Roman"/>
+                <w:b/>
+                <w:sz w:val="20"/>
+              </w:rPr>
+              <w:t>Recall</w:t>
+            </w:r>
+          </w:p>
+        </w:tc>
+        <w:tc>
+          <w:tcPr>
+            <w:tcW w:type="dxa" w:w="960"/>
+            <w:shd w:val="clear" w:color="auto" w:fill="CCCCCC"/>
+          </w:tcPr>
+          <w:p>
+            <w:r>
+              <w:rPr>
+                <w:rFonts w:ascii="Times New Roman" w:hAnsi="Times New Roman"/>
+                <w:b/>
+                <w:sz w:val="20"/>
+              </w:rPr>
+              <w:t>mAP@0.5</w:t>
+            </w:r>
+          </w:p>
+        </w:tc>
+        <w:tc>
+          <w:tcPr>
+            <w:tcW w:type="dxa" w:w="960"/>
+            <w:shd w:val="clear" w:color="auto" w:fill="CCCCCC"/>
+          </w:tcPr>
+          <w:p>
+            <w:r>
+              <w:rPr>
+                <w:rFonts w:ascii="Times New Roman" w:hAnsi="Times New Roman"/>
+                <w:b/>
+                <w:sz w:val="20"/>
+              </w:rPr>
+              <w:t>mAP@0.5:0.95</w:t>
+            </w:r>
+          </w:p>
+        </w:tc>
+      </w:tr>
+      <w:tr>
+        <w:tc>
+          <w:tcPr>
+            <w:tcW w:type="dxa" w:w="960"/>
+          </w:tcPr>
+          <w:p>
+            <w:r>
+              <w:rPr>
+                <w:rFonts w:ascii="Times New Roman" w:hAnsi="Times New Roman"/>
+                <w:sz w:val="20"/>
+              </w:rPr>
+              <w:t>YOLOv8x</w:t>
+            </w:r>
+          </w:p>
+        </w:tc>
+        <w:tc>
+          <w:tcPr>
+            <w:tcW w:type="dxa" w:w="960"/>
+          </w:tcPr>
+          <w:p>
+            <w:r>
+              <w:rPr>
+                <w:rFonts w:ascii="Times New Roman" w:hAnsi="Times New Roman"/>
+                <w:sz w:val="20"/>
+              </w:rPr>
+              <w:t>SMD</w:t>
+            </w:r>
+          </w:p>
+        </w:tc>
+        <w:tc>
+          <w:tcPr>
+            <w:tcW w:type="dxa" w:w="960"/>
+          </w:tcPr>
+          <w:p>
+            <w:r>
+              <w:rPr>
+                <w:rFonts w:ascii="Times New Roman" w:hAnsi="Times New Roman"/>
+                <w:sz w:val="20"/>
+              </w:rPr>
+              <w:t>0.983</w:t>
+            </w:r>
+          </w:p>
+        </w:tc>
+        <w:tc>
+          <w:tcPr>
+            <w:tcW w:type="dxa" w:w="960"/>
+          </w:tcPr>
+          <w:p>
+            <w:r>
+              <w:rPr>
+                <w:rFonts w:ascii="Times New Roman" w:hAnsi="Times New Roman"/>
+                <w:sz w:val="20"/>
+              </w:rPr>
+              <w:t>0.961</w:t>
+            </w:r>
+          </w:p>
+        </w:tc>
+        <w:tc>
+          <w:tcPr>
+            <w:tcW w:type="dxa" w:w="960"/>
+          </w:tcPr>
+          <w:p>
+            <w:r>
+              <w:rPr>
+                <w:rFonts w:ascii="Times New Roman" w:hAnsi="Times New Roman"/>
+                <w:sz w:val="20"/>
+              </w:rPr>
+              <w:t>0.988</w:t>
+            </w:r>
+          </w:p>
+        </w:tc>
+        <w:tc>
+          <w:tcPr>
+            <w:tcW w:type="dxa" w:w="960"/>
+          </w:tcPr>
+          <w:p>
+            <w:r>
+              <w:rPr>
+                <w:rFonts w:ascii="Times New Roman" w:hAnsi="Times New Roman"/>
+                <w:sz w:val="20"/>
+              </w:rPr>
+              <w:t>0.839</w:t>
+            </w:r>
+          </w:p>
+        </w:tc>
+      </w:tr>
+      <w:tr>
+        <w:tc>
+          <w:tcPr>
+            <w:tcW w:type="dxa" w:w="960"/>
+          </w:tcPr>
+          <w:p>
+            <w:r>
+              <w:rPr>
+                <w:rFonts w:ascii="Times New Roman" w:hAnsi="Times New Roman"/>
+                <w:sz w:val="20"/>
+              </w:rPr>
+              <w:t>YOLOv8m</w:t>
+            </w:r>
+          </w:p>
+        </w:tc>
+        <w:tc>
+          <w:tcPr>
+            <w:tcW w:type="dxa" w:w="960"/>
+          </w:tcPr>
+          <w:p>
+            <w:r>
+              <w:rPr>
+                <w:rFonts w:ascii="Times New Roman" w:hAnsi="Times New Roman"/>
+                <w:sz w:val="20"/>
+              </w:rPr>
+              <w:t>SeaShips</w:t>
+            </w:r>
+          </w:p>
+        </w:tc>
+        <w:tc>
+          <w:tcPr>
+            <w:tcW w:type="dxa" w:w="960"/>
+          </w:tcPr>
+          <w:p>
+            <w:r>
+              <w:rPr>
+                <w:rFonts w:ascii="Times New Roman" w:hAnsi="Times New Roman"/>
+                <w:sz w:val="20"/>
+              </w:rPr>
+              <w:t>0.913</w:t>
+            </w:r>
+          </w:p>
+        </w:tc>
+        <w:tc>
+          <w:tcPr>
+            <w:tcW w:type="dxa" w:w="960"/>
+          </w:tcPr>
+          <w:p>
+            <w:r>
+              <w:rPr>
+                <w:rFonts w:ascii="Times New Roman" w:hAnsi="Times New Roman"/>
+                <w:sz w:val="20"/>
+              </w:rPr>
+              <w:t>0.889</w:t>
+            </w:r>
+          </w:p>
+        </w:tc>
+        <w:tc>
+          <w:tcPr>
+            <w:tcW w:type="dxa" w:w="960"/>
+          </w:tcPr>
+          <w:p>
+            <w:r>
+              <w:rPr>
+                <w:rFonts w:ascii="Times New Roman" w:hAnsi="Times New Roman"/>
+                <w:sz w:val="20"/>
+              </w:rPr>
+              <w:t>0.954</w:t>
+            </w:r>
+          </w:p>
+        </w:tc>
+        <w:tc>
+          <w:tcPr>
+            <w:tcW w:type="dxa" w:w="960"/>
+          </w:tcPr>
+          <w:p>
+            <w:r>
+              <w:rPr>
+                <w:rFonts w:ascii="Times New Roman" w:hAnsi="Times New Roman"/>
+                <w:sz w:val="20"/>
+              </w:rPr>
+              <w:t>0.686</w:t>
+            </w:r>
+          </w:p>
+        </w:tc>
+      </w:tr>
+    </w:tbl>
+    <w:p>
+      <w:pPr>
+        <w:spacing w:after="120"/>
+      </w:pPr>
     </w:p>
     <w:p>
       <w:pPr>
@@ -1164,7 +1990,59 @@
           <w:rFonts w:ascii="Times New Roman" w:hAnsi="Times New Roman"/>
           <w:sz w:val="22"/>
         </w:rPr>
-        <w:t>Dense depth estimation from stereo image pairs is performed using a deep-learning-based disparity network, which computes per-pixel disparity maps from which metric depth is recovered via the standard stereo triangulation relation:</w:t>
+        <w:t>Dense depth estimation is performed via a deep-learning-based cost-volume disparity network. For each pixel (x, y), a cost volume C(x, y, d) is constructed by summing squared photometric differences over a neighbourhood N of the candidate disparity d:</w:t>
+      </w:r>
+    </w:p>
+    <w:p>
+      <w:pPr>
+        <w:spacing w:before="120" w:after="120"/>
+        <w:jc w:val="center"/>
+      </w:pPr>
+      <w:r>
+        <w:rPr>
+          <w:rFonts w:ascii="Times New Roman" w:hAnsi="Times New Roman"/>
+          <w:i/>
+          <w:sz w:val="22"/>
+        </w:rPr>
+        <w:t>C(x,y,d) = _k ∈ N (I_L(x+k,y) - I_R(x-d+k,y))^2</w:t>
+      </w:r>
+      <w:r>
+        <w:t xml:space="preserve">   (5.3)</w:t>
+      </w:r>
+    </w:p>
+    <w:p>
+      <w:r>
+        <w:rPr>
+          <w:rFonts w:ascii="Times New Roman" w:hAnsi="Times New Roman"/>
+          <w:sz w:val="22"/>
+        </w:rPr>
+        <w:t>The disparity map is then recovered from the cost volume via a soft-argmin operation that produces a sub-pixel-accurate, differentiable disparity estimate:</w:t>
+      </w:r>
+    </w:p>
+    <w:p>
+      <w:pPr>
+        <w:spacing w:before="120" w:after="120"/>
+        <w:jc w:val="center"/>
+      </w:pPr>
+      <w:r>
+        <w:rPr>
+          <w:rFonts w:ascii="Times New Roman" w:hAnsi="Times New Roman"/>
+          <w:i/>
+          <w:sz w:val="22"/>
+        </w:rPr>
+        <w:t>D(x,y) = _d d · softmax(-C(x,y,d))</w:t>
+      </w:r>
+      <w:r>
+        <w:t xml:space="preserve">   (5.4)</w:t>
+      </w:r>
+    </w:p>
+    <w:p>
+      <w:r>
+        <w:rPr>
+          <w:rFonts w:ascii="Times New Roman" w:hAnsi="Times New Roman"/>
+          <w:sz w:val="22"/>
+        </w:rPr>
+        <w:t>Metric depth Z is recovered from disparity d using the ZED 2i's calibrated focal length f and its fixed 65 mm stereo baseline B:</w:t>
       </w:r>
     </w:p>
     <w:p>
@@ -1181,7 +2059,41 @@
         <w:t>Z = (f · B)/(d)</w:t>
       </w:r>
       <w:r>
-        <w:t xml:space="preserve">   (5.3)</w:t>
+        <w:t xml:space="preserve">   (5.5)</w:t>
+      </w:r>
+    </w:p>
+    <w:p>
+      <w:r>
+        <w:rPr>
+          <w:rFonts w:ascii="Times New Roman" w:hAnsi="Times New Roman"/>
+          <w:b/>
+          <w:sz w:val="22"/>
+        </w:rPr>
+        <w:t>Stereo occlusion handling.</w:t>
+      </w:r>
+      <w:r>
+        <w:rPr>
+          <w:rFonts w:ascii="Times New Roman" w:hAnsi="Times New Roman"/>
+          <w:sz w:val="22"/>
+        </w:rPr>
+        <w:t xml:space="preserve"> Regions visible in only one camera — common at obstacle boundaries and water-surface interfaces — produce unreliable disparity estimates. M-ACF Net identifies occluded pixels via left–right consistency checking and fills them using an inverse-distance-weighted interpolation from neighbouring valid depth estimates:</w:t>
+      </w:r>
+    </w:p>
+    <w:p>
+      <w:pPr>
+        <w:spacing w:before="120" w:after="120"/>
+        <w:jc w:val="center"/>
+      </w:pPr>
+      <w:r>
+        <w:rPr>
+          <w:rFonts w:ascii="Times New Roman" w:hAnsi="Times New Roman"/>
+          <w:i/>
+          <w:sz w:val="22"/>
+        </w:rPr>
+        <w:t>d_interpolated = (_i w_i · d_i)/(_i w_i)</w:t>
+      </w:r>
+      <w:r>
+        <w:t xml:space="preserve">   (5.6)</w:t>
       </w:r>
     </w:p>
     <w:p>
@@ -1190,31 +2102,24 @@
           <w:rFonts w:ascii="Times New Roman" w:hAnsi="Times New Roman"/>
           <w:sz w:val="22"/>
         </w:rPr>
-        <w:t>where Z is the scene depth, f is the camera focal length in pixels, B is the stereo baseline (distance between left and right camera optical centres), and d is the computed disparity (horizontal pixel shift between corresponding points in the stereo image pair). The use of a learned disparity estimator — rather than classical block-matching approaches such as SGBM — yields dense, smoother disparity maps particularly in regions with low texture or repetitive patterns characteristic of open water and vessel surfaces.</w:t>
+        <w:t>The stereo recovery efficiency η — the fraction of originally occluded pixels successfully recovered by interpolation — is monitored per frame and contributes to the stereo confidence score C_stereo used in the fusion stage (Section 5.6):</w:t>
       </w:r>
     </w:p>
     <w:p>
+      <w:pPr>
+        <w:spacing w:before="120" w:after="120"/>
+        <w:jc w:val="center"/>
+      </w:pPr>
       <w:r>
         <w:rPr>
           <w:rFonts w:ascii="Times New Roman" w:hAnsi="Times New Roman"/>
+          <w:i/>
           <w:sz w:val="22"/>
         </w:rPr>
-        <w:t xml:space="preserve">A persistent challenge in near-shore stereo depth estimation is </w:t>
+        <w:t>η = N_{recovered}N_{occluded} × 100\%</w:t>
       </w:r>
       <w:r>
-        <w:rPr>
-          <w:rFonts w:ascii="Times New Roman" w:hAnsi="Times New Roman"/>
-          <w:b/>
-          <w:sz w:val="22"/>
-        </w:rPr>
-        <w:t>stereo occlusion</w:t>
-      </w:r>
-      <w:r>
-        <w:rPr>
-          <w:rFonts w:ascii="Times New Roman" w:hAnsi="Times New Roman"/>
-          <w:sz w:val="22"/>
-        </w:rPr>
-        <w:t>: regions visible in one camera but not the other due to parallax, particularly near object boundaries and at the water surface. M-ACF Net incorporates an occlusion handling module that identifies unreliable disparity estimates through left-right consistency checking and assigns reduced confidence weights to depth estimates in occluded regions. This prevents erroneous depth values from corrupting the downstream fusion and clustering stages.</w:t>
+        <w:t xml:space="preserve">   (5.7)</w:t>
       </w:r>
     </w:p>
     <w:tbl>
@@ -1255,7 +2160,7 @@
                 <w:color w:val="6E6E6E"/>
                 <w:sz w:val="18"/>
               </w:rPr>
-              <w:t>Side-by-side comparison of stereo images (left/right pair), raw disparity map, and refined disparity after occlusion handling under different wave conditions. Source: Authors.</w:t>
+              <w:t>Side-by-side comparison: left RGB image, raw disparity map (with occluded regions visible as holes), and recovered disparity after weighted interpolation, across calm and wave-disturbed water conditions. Source: Authors.</w:t>
             </w:r>
           </w:p>
         </w:tc>
@@ -1272,7 +2177,7 @@
           <w:i/>
           <w:sz w:val="20"/>
         </w:rPr>
-        <w:t>Figure 5.4. Stereo disparity estimation output: (a) left RGB input; (b) raw disparity map; (c) refined disparity map after occlusion handling, illustrating improved reliability at water-surface boundaries.</w:t>
+        <w:t>Figure 5.4. Stereo disparity estimation and occlusion recovery: (a) left RGB input; (b) raw disparity map with occluded regions; (c) interpolation-recovered disparity map used for Pseudo-LiDAR generation.</w:t>
       </w:r>
     </w:p>
     <w:p>
@@ -1289,7 +2194,7 @@
           <w:rFonts w:ascii="Times New Roman" w:hAnsi="Times New Roman"/>
           <w:sz w:val="22"/>
         </w:rPr>
-        <w:t>Pseudo-LiDAR transforms dense depth maps derived from stereo vision into a 3D point cloud representation geometrically equivalent to a direct LiDAR measurement, enabling downstream processing modules originally designed for LiDAR input to operate on stereo-derived depth data with minimal architectural modification. For each pixel (u, v) in the depth map, the corresponding 3D point in the camera coordinate frame is recovered as:</w:t>
+        <w:t>The recovered depth map is converted into a Pseudo-LiDAR point cloud — a 3D point representation geometrically equivalent to a direct LiDAR measurement from the camera viewpoint. Each pixel (u, v) in the depth image is unprojected into 3D camera-frame coordinates using the camera intrinsic matrix K:</w:t>
       </w:r>
     </w:p>
     <w:p>
@@ -1303,10 +2208,10 @@
           <w:i/>
           <w:sz w:val="22"/>
         </w:rPr>
-        <w:t>p_C = Z · K^-1 ( u ; v ; 1 )</w:t>
+        <w:t>( X ; Y ; Z ) = Z · K^-1 ( u ; v ; 1 )</w:t>
       </w:r>
       <w:r>
-        <w:t xml:space="preserve">   (5.4)</w:t>
+        <w:t xml:space="preserve">   (5.8)</w:t>
       </w:r>
     </w:p>
     <w:p>
@@ -1315,7 +2220,33 @@
           <w:rFonts w:ascii="Times New Roman" w:hAnsi="Times New Roman"/>
           <w:sz w:val="22"/>
         </w:rPr>
-        <w:t>The resulting Pseudo-LiDAR cloud is filtered to the same spatial extent as the real LiDAR point cloud (field-of-view clipping, range gating) before being fed into the mid-level fusion stage alongside the real LiDAR geometric features. This design choice allows M-ACF Net to exploit the complementary spatial resolution of stereo depth — dense in the near field, increasingly sparse at range — against the more uniform spatial sampling of the physical LiDAR sensor.</w:t>
+        <w:t>equivalently expressed in terms of the camera's focal lengths (f_x, f_y) and principal point (c_x, c_y) as:</w:t>
+      </w:r>
+    </w:p>
+    <w:p>
+      <w:pPr>
+        <w:spacing w:before="120" w:after="120"/>
+        <w:jc w:val="center"/>
+      </w:pPr>
+      <w:r>
+        <w:rPr>
+          <w:rFonts w:ascii="Times New Roman" w:hAnsi="Times New Roman"/>
+          <w:i/>
+          <w:sz w:val="22"/>
+        </w:rPr>
+        <w:t>X = (Z(u - c_x))/(f_x), Y = (Z(v - c_y))/(f_y)</w:t>
+      </w:r>
+      <w:r>
+        <w:t xml:space="preserve">   (5.9)</w:t>
+      </w:r>
+    </w:p>
+    <w:p>
+      <w:r>
+        <w:rPr>
+          <w:rFonts w:ascii="Times New Roman" w:hAnsi="Times New Roman"/>
+          <w:sz w:val="22"/>
+        </w:rPr>
+        <w:t>The Pseudo-LiDAR cloud is clipped to the same field-of-view and range bounds as the physical LiDAR, and voxel-downsampled to a comparable point density before entering the mid-level fusion stage. This representation allows the fusion module to operate on two geometrically compatible 3D feature sets — real LiDAR and stereo-derived Pseudo-LiDAR — enabling richer spatial correspondence than possible with raw image–point cloud pairings.</w:t>
       </w:r>
     </w:p>
     <w:p>
@@ -1357,7 +2288,22 @@
           <w:rFonts w:ascii="Times New Roman" w:hAnsi="Times New Roman"/>
           <w:sz w:val="22"/>
         </w:rPr>
-        <w:t xml:space="preserve"> replaces all points within each voxel cell of side length 0.1 m with a single centroid point, reducing cloud density while preserving geometric structure relevant to the obstacle scales encountered in maritime navigation (vessels: 1–10 m; buoys: 0.2–0.5 m; persons: 0.4–0.5 m width).</w:t>
+        <w:t xml:space="preserve"> replaces all points within each voxel cell of side length </w:t>
+      </w:r>
+      <w:r>
+        <w:rPr>
+          <w:rFonts w:ascii="Times New Roman" w:hAnsi="Times New Roman"/>
+          <w:b/>
+          <w:sz w:val="22"/>
+        </w:rPr>
+        <w:t>0.2 m</w:t>
+      </w:r>
+      <w:r>
+        <w:rPr>
+          <w:rFonts w:ascii="Times New Roman" w:hAnsi="Times New Roman"/>
+          <w:sz w:val="22"/>
+        </w:rPr>
+        <w:t xml:space="preserve"> with a single centroid point. This voxel size was selected through empirical optimisation as the configuration that achieved the best balance between cloud density and processing speed, producing an 8.0% reduction in point count whilst preserving the geometric structure of maritime obstacles at the relevant detection scales.</w:t>
       </w:r>
     </w:p>
     <w:p>
@@ -1374,7 +2320,22 @@
           <w:rFonts w:ascii="Times New Roman" w:hAnsi="Times New Roman"/>
           <w:sz w:val="22"/>
         </w:rPr>
-        <w:t xml:space="preserve"> identifies and discards points whose mean distance to their k nearest neighbours deviates substantially from the global neighbourhood mean, eliminating isolated returns caused by sensor noise, water surface spray, and airborne particles. The SOR parameters (k = 50 neighbours, standard deviation multiplier σ = 1.0) were tuned empirically across multiple near-shore environments to achieve an effective balance between noise suppression and retention of sparse but meaningful obstacle returns.</w:t>
+        <w:t xml:space="preserve"> identifies and discards points whose mean distance to their k nearest neighbours deviates substantially from the global neighbourhood mean. The SOR threshold parameter k = 1.5 standard deviations was identified as optimal through F1-score analysis across multiple near-shore environments: the preprocessing configuration (voxel = 0.2 m, k = 1.5) achieved an F1-score of </w:t>
+      </w:r>
+      <w:r>
+        <w:rPr>
+          <w:rFonts w:ascii="Times New Roman" w:hAnsi="Times New Roman"/>
+          <w:b/>
+          <w:sz w:val="22"/>
+        </w:rPr>
+        <w:t>0.85</w:t>
+      </w:r>
+      <w:r>
+        <w:rPr>
+          <w:rFonts w:ascii="Times New Roman" w:hAnsi="Times New Roman"/>
+          <w:sz w:val="22"/>
+        </w:rPr>
+        <w:t xml:space="preserve"> on the evaluation dataset, reflecting an effective balance between noise elimination and retention of sparse but meaningful obstacle returns from buoys and distant vessels.</w:t>
       </w:r>
     </w:p>
     <w:p>
@@ -1442,7 +2403,7 @@
           <w:rFonts w:ascii="Times New Roman" w:hAnsi="Times New Roman"/>
           <w:sz w:val="22"/>
         </w:rPr>
-        <w:t xml:space="preserve">For each spatial location in the shared fusion grid, M-ACF Net computes a per-modality </w:t>
+        <w:t xml:space="preserve">M-ACF Net computes per-frame, per-modality confidence scores that quantify the reliability of each sensor's feature contribution. The </w:t>
       </w:r>
       <w:r>
         <w:rPr>
@@ -1450,14 +2411,40 @@
           <w:b/>
           <w:sz w:val="22"/>
         </w:rPr>
-        <w:t>confidence score</w:t>
+        <w:t>LiDAR confidence</w:t>
       </w:r>
       <w:r>
         <w:rPr>
           <w:rFonts w:ascii="Times New Roman" w:hAnsi="Times New Roman"/>
           <w:sz w:val="22"/>
         </w:rPr>
-        <w:t xml:space="preserve"> that quantifies the reliability of each sensor's contribution at that location in the current frame. The LiDAR confidence C_L at position </w:t>
+        <w:t xml:space="preserve"> C_LiDAR is derived from the ratio of valid filtered points to total raw points in the current scan — a proxy for point cloud density and data quality:</w:t>
+      </w:r>
+    </w:p>
+    <w:p>
+      <w:pPr>
+        <w:spacing w:before="120" w:after="120"/>
+        <w:jc w:val="center"/>
+      </w:pPr>
+      <w:r>
+        <w:rPr>
+          <w:rFonts w:ascii="Times New Roman" w:hAnsi="Times New Roman"/>
+          <w:i/>
+          <w:sz w:val="22"/>
+        </w:rPr>
+        <w:t>C_LiDAR = N_{filtered}N_{raw}</w:t>
+      </w:r>
+      <w:r>
+        <w:t xml:space="preserve">   (5.10)</w:t>
+      </w:r>
+    </w:p>
+    <w:p>
+      <w:r>
+        <w:rPr>
+          <w:rFonts w:ascii="Times New Roman" w:hAnsi="Times New Roman"/>
+          <w:sz w:val="22"/>
+        </w:rPr>
+        <w:t xml:space="preserve">High C_LiDAR (dense, well-filtered cloud) indicates reliable LiDAR geometry; low C_LiDAR (sparse cloud, as occurs with small or low-reflectance targets at range) signals degraded feature quality. The </w:t>
       </w:r>
       <w:r>
         <w:rPr>
@@ -1465,29 +2452,40 @@
           <w:b/>
           <w:sz w:val="22"/>
         </w:rPr>
-        <w:t>p</w:t>
+        <w:t>stereo confidence</w:t>
       </w:r>
       <w:r>
         <w:rPr>
           <w:rFonts w:ascii="Times New Roman" w:hAnsi="Times New Roman"/>
           <w:sz w:val="22"/>
         </w:rPr>
-        <w:t xml:space="preserve"> is derived from local point cloud density: regions with high point density yield reliable geometric features (high C_L), whilst sparse regions — common for small targets or at long ranges — yield low C_L. The stereo confidence C_S at </w:t>
+        <w:t xml:space="preserve"> C_stereo is derived from the fraction of non-occluded pixels identified by the left-right consistency check (Section 5.4.2):</w:t>
       </w:r>
+    </w:p>
+    <w:p>
+      <w:pPr>
+        <w:spacing w:before="120" w:after="120"/>
+        <w:jc w:val="center"/>
+      </w:pPr>
       <w:r>
         <w:rPr>
           <w:rFonts w:ascii="Times New Roman" w:hAnsi="Times New Roman"/>
-          <w:b/>
+          <w:i/>
           <w:sz w:val="22"/>
         </w:rPr>
-        <w:t>p</w:t>
+        <w:t>C_stereo = 1 - N_{occ}N_{total}</w:t>
       </w:r>
+      <w:r>
+        <w:t xml:space="preserve">   (5.11)</w:t>
+      </w:r>
+    </w:p>
+    <w:p>
       <w:r>
         <w:rPr>
           <w:rFonts w:ascii="Times New Roman" w:hAnsi="Times New Roman"/>
           <w:sz w:val="22"/>
         </w:rPr>
-        <w:t xml:space="preserve"> is derived from the disparity consistency score computed by the left-right consistency check: high consistency implies reliable depth (high C_S), whilst low consistency (as in occluded regions or specular water surfaces) implies low reliability.</w:t>
+        <w:t>where N_occ is the number of pixels flagged as occluded or unreliable, and N_total is the total pixel count per frame. C_stereo approaches 1.0 in well-lit, low-occlusion conditions (high stereo reliability) and drops towards 0 under specular water reflections, fog, or heavy wave-induced occlusion.</w:t>
       </w:r>
     </w:p>
     <w:p>
@@ -1504,7 +2502,7 @@
           <w:rFonts w:ascii="Times New Roman" w:hAnsi="Times New Roman"/>
           <w:sz w:val="22"/>
         </w:rPr>
-        <w:t>The fused feature F_fused at each spatial location is computed as a confidence-weighted combination of the LiDAR feature F_L and the stereo-derived feature F_S:</w:t>
+        <w:t>The adaptive weighting factor α is computed from the per-frame confidence scores:</w:t>
       </w:r>
     </w:p>
     <w:p>
@@ -1518,10 +2516,10 @@
           <w:i/>
           <w:sz w:val="22"/>
         </w:rPr>
-        <w:t>F_fused = w_L · F_L + w_S · F_S</w:t>
+        <w:t>α = C_{LiDAR}C_{LiDAR + C_stereo}</w:t>
       </w:r>
       <w:r>
-        <w:t xml:space="preserve">   (5.5)</w:t>
+        <w:t xml:space="preserve">   (5.12)</w:t>
       </w:r>
     </w:p>
     <w:p>
@@ -1530,7 +2528,7 @@
           <w:rFonts w:ascii="Times New Roman" w:hAnsi="Times New Roman"/>
           <w:sz w:val="22"/>
         </w:rPr>
-        <w:t>where the normalised adaptive weights w_L and w_S are derived from the confidence scores:</w:t>
+        <w:t>The fused feature representation is then formed as a confidence-weighted combination of the LiDAR and stereo feature branches:</w:t>
       </w:r>
     </w:p>
     <w:p>
@@ -1544,10 +2542,10 @@
           <w:i/>
           <w:sz w:val="22"/>
         </w:rPr>
-        <w:t>w_L = (C_L)/(C_L + C_S), w_S = (C_S)/(C_L + C_S)</w:t>
+        <w:t>F_fused = α · F_LiDAR (1 - α) · F_stereo</w:t>
       </w:r>
       <w:r>
-        <w:t xml:space="preserve">   (5.6)</w:t>
+        <w:t xml:space="preserve">   (5.13)</w:t>
       </w:r>
     </w:p>
     <w:p>
@@ -1556,7 +2554,24 @@
           <w:rFonts w:ascii="Times New Roman" w:hAnsi="Times New Roman"/>
           <w:sz w:val="22"/>
         </w:rPr>
-        <w:t>This formulation ensures that (i) w_L + w_S = 1 at every spatial location, (ii) the sensor with higher confidence dominates the fused representation, and (iii) the mechanism degrades gracefully: if one sensor's confidence drops to zero (e.g., LiDAR point sparsity in a region), the fused representation falls back entirely on the other modality's features. This adaptive behaviour is the key advantage of M-ACF Net over fixed-weight or concatenation-based mid-level fusion approaches.</w:t>
+        <w:t>where ⊕ denotes element-wise feature combination in the shared spatial representation. By construction, α + (1 − α) = 1, ensuring normalised feature contributions at every spatial location. Empirical analysis of per-frame α distributions across diverse maritime conditions confirmed that LiDAR is typically prioritised (α ≥ 0.6) owing to its resilience to lighting variations and specular water reflections. Stereo vision contributes more significantly only in close-range, well-lit scenarios (α &lt; 0.5), where its higher pixel density enhances depth precision in the near field. The fused 3D obstacle position is then computed by back-projecting the fused depth estimate into metric space:</w:t>
+      </w:r>
+    </w:p>
+    <w:p>
+      <w:pPr>
+        <w:spacing w:before="120" w:after="120"/>
+        <w:jc w:val="center"/>
+      </w:pPr>
+      <w:r>
+        <w:rPr>
+          <w:rFonts w:ascii="Times New Roman" w:hAnsi="Times New Roman"/>
+          <w:i/>
+          <w:sz w:val="22"/>
+        </w:rPr>
+        <w:t>( X ; Y ) = F_fused · ( (u - c_x)/f_x ; (v - c_y)/f_y )</w:t>
+      </w:r>
+      <w:r>
+        <w:t xml:space="preserve">   (5.14)</w:t>
       </w:r>
     </w:p>
     <w:tbl>
@@ -1597,7 +2612,7 @@
                 <w:color w:val="6E6E6E"/>
                 <w:sz w:val="18"/>
               </w:rPr>
-              <w:t>Visualisation of confidence weight maps: LiDAR confidence (C_L), stereo confidence (C_S), and resulting adaptive weights (w_L, w_S) for a representative near-shore frame. Source: Authors.</w:t>
+              <w:t>Visualisation of per-frame confidence scores C_LiDAR and C_stereo and the resulting alpha weights across a sequence of frames with varying conditions (calm, choppy, rainy, foggy). Source: Authors.</w:t>
             </w:r>
           </w:p>
         </w:tc>
@@ -1614,7 +2629,7 @@
           <w:i/>
           <w:sz w:val="20"/>
         </w:rPr>
-        <w:t>Figure 5.5. Adaptive confidence weight maps for a representative frame: (a) LiDAR confidence C_L; (b) stereo confidence C_S; (c) resulting fused feature weighting, illustrating dynamic modality selection across the scene.</w:t>
+        <w:t>Figure 5.5. M-ACF Net adaptive confidence weighting across maritime conditions: (a) LiDAR confidence C_LiDAR; (b) stereo confidence C_stereo; (c) resulting α values demonstrating LiDAR priority (α ≥ 0.6) in most conditions.</w:t>
       </w:r>
     </w:p>
     <w:p>
@@ -1663,7 +2678,7 @@
           <w:rFonts w:ascii="Times New Roman" w:hAnsi="Times New Roman"/>
           <w:sz w:val="22"/>
         </w:rPr>
-        <w:t>Before clustering, the fused point cloud is partitioned into overlapping local regions, and PCA is applied to each region's covariance matrix:</w:t>
+        <w:t>The PCA–K-Means algorithm (Algorithm 5.1) operates on the full fused point cloud. PCA first computes the mean vector μ of all N points:</w:t>
       </w:r>
     </w:p>
     <w:p>
@@ -1677,10 +2692,10 @@
           <w:i/>
           <w:sz w:val="22"/>
         </w:rPr>
-        <w:t>C = (1)/(N)_i=1^N(p_i - p)(p_i - p)^T</w:t>
+        <w:t>μ = (1)/(N)_i=1^Np_i</w:t>
       </w:r>
       <w:r>
-        <w:t xml:space="preserve">   (5.7)</w:t>
+        <w:t xml:space="preserve">   (5.15)</w:t>
       </w:r>
     </w:p>
     <w:p>
@@ -1689,22 +2704,85 @@
           <w:rFonts w:ascii="Times New Roman" w:hAnsi="Times New Roman"/>
           <w:sz w:val="22"/>
         </w:rPr>
-        <w:t xml:space="preserve">The eigenvectors of </w:t>
+        <w:t>The centred covariance matrix Σ is then computed from the mean-subtracted data:</w:t>
       </w:r>
+    </w:p>
+    <w:p>
+      <w:pPr>
+        <w:spacing w:before="120" w:after="120"/>
+        <w:jc w:val="center"/>
+      </w:pPr>
       <w:r>
         <w:rPr>
           <w:rFonts w:ascii="Times New Roman" w:hAnsi="Times New Roman"/>
-          <w:b/>
+          <w:i/>
           <w:sz w:val="22"/>
         </w:rPr>
-        <w:t>C</w:t>
+        <w:t>Σ = (1)/(N-1)\,P_c^T\,P_c</w:t>
       </w:r>
+      <w:r>
+        <w:t xml:space="preserve">   (5.16)</w:t>
+      </w:r>
+    </w:p>
+    <w:p>
       <w:r>
         <w:rPr>
           <w:rFonts w:ascii="Times New Roman" w:hAnsi="Times New Roman"/>
           <w:sz w:val="22"/>
         </w:rPr>
-        <w:t xml:space="preserve"> define the principal axes of the local point distribution — effectively the dominant orientation of the obstacle's surface geometry. The point cloud region is then rotated into the PCA-aligned coordinate frame, in which K-Means clustering operates along physically meaningful axes aligned with the obstacle's principal dimensions rather than arbitrary Cartesian directions.</w:t>
+        <w:t>where P_c is the N × 3 matrix of centred point coordinates (P_c = point_cloud − μ). Eigendecomposition of Σ yields eigenvectors (principal components) and eigenvalues:</w:t>
+      </w:r>
+    </w:p>
+    <w:p>
+      <w:pPr>
+        <w:spacing w:before="120" w:after="120"/>
+        <w:jc w:val="center"/>
+      </w:pPr>
+      <w:r>
+        <w:rPr>
+          <w:rFonts w:ascii="Times New Roman" w:hAnsi="Times New Roman"/>
+          <w:i/>
+          <w:sz w:val="22"/>
+        </w:rPr>
+        <w:t>Σ\,v = \,v</w:t>
+      </w:r>
+      <w:r>
+        <w:t xml:space="preserve">   (5.17)</w:t>
+      </w:r>
+    </w:p>
+    <w:p>
+      <w:r>
+        <w:rPr>
+          <w:rFonts w:ascii="Times New Roman" w:hAnsi="Times New Roman"/>
+          <w:sz w:val="22"/>
+        </w:rPr>
+        <w:t>Eigenvectors are sorted in descending order of eigenvalue — placing the direction of maximum point cloud variance (the obstacle's principal axis) first. The full point cloud is projected into the PCA-aligned frame:</w:t>
+      </w:r>
+    </w:p>
+    <w:p>
+      <w:pPr>
+        <w:spacing w:before="120" w:after="120"/>
+        <w:jc w:val="center"/>
+      </w:pPr>
+      <w:r>
+        <w:rPr>
+          <w:rFonts w:ascii="Times New Roman" w:hAnsi="Times New Roman"/>
+          <w:i/>
+          <w:sz w:val="22"/>
+        </w:rPr>
+        <w:t>P_PCA = P_c · V_sorted</w:t>
+      </w:r>
+      <w:r>
+        <w:t xml:space="preserve">   (5.18)</w:t>
+      </w:r>
+    </w:p>
+    <w:p>
+      <w:r>
+        <w:rPr>
+          <w:rFonts w:ascii="Times New Roman" w:hAnsi="Times New Roman"/>
+          <w:sz w:val="22"/>
+        </w:rPr>
+        <w:t>where V_sorted is the matrix of sorted eigenvectors. In this transformed space, the first dimension aligns with the obstacle's principal axis (e.g. the long axis of a vessel), enabling K-Means to cluster along physically meaningful directions rather than arbitrary Cartesian axes.</w:t>
       </w:r>
     </w:p>
     <w:p>
@@ -1721,7 +2799,24 @@
           <w:rFonts w:ascii="Times New Roman" w:hAnsi="Times New Roman"/>
           <w:sz w:val="22"/>
         </w:rPr>
-        <w:t>K-Means clustering is applied in the PCA-transformed space to partition the aligned points into K obstacle clusters. The number of clusters K is determined adaptively per scene using the elbow method applied to the within-cluster sum-of-squares (WCSS) criterion, allowing the algorithm to separate densely packed but geometrically distinct obstacles without requiring a fixed cluster count to be specified in advance.</w:t>
+        <w:t>K-Means is applied to P_PCA, minimising the within-cluster sum-of-squares objective J:</w:t>
+      </w:r>
+    </w:p>
+    <w:p>
+      <w:pPr>
+        <w:spacing w:before="120" w:after="120"/>
+        <w:jc w:val="center"/>
+      </w:pPr>
+      <w:r>
+        <w:rPr>
+          <w:rFonts w:ascii="Times New Roman" w:hAnsi="Times New Roman"/>
+          <w:i/>
+          <w:sz w:val="22"/>
+        </w:rPr>
+        <w:t>J = _i=1^k_j=1^n_i\|x_j^(i) - μ_i\|^2</w:t>
+      </w:r>
+      <w:r>
+        <w:t xml:space="preserve">   (5.19)</w:t>
       </w:r>
     </w:p>
     <w:p>
@@ -1730,7 +2825,7 @@
           <w:rFonts w:ascii="Times New Roman" w:hAnsi="Times New Roman"/>
           <w:sz w:val="22"/>
         </w:rPr>
-        <w:t>Each resulting cluster is characterised by its centroid position, principal axis orientations (retained from the PCA stage), and the spatial extent of its member points. Clusters with fewer than a minimum point count threshold are discarded as noise. The remaining clusters constitute the obstacle candidates forwarded to the GNC system.</w:t>
+        <w:t>K is determined adaptively from the variance captured by the first principal component — scenes in which the dominant axis explains a large fraction of total variance are assigned k = 1 (a single elongated obstacle), whilst scenes with more distributed variance receive higher k. Clustering iterates until convergence (||new_centroids − old_centroids|| &lt; ε). The best configuration across all evaluation environments was voxel size = 0.2 m with SOR threshold k = 1.5, achieving a Silhouette score of 0.70, Davies–Bouldin index of 0.50, and Calinski–Harabasz index of 60 — representing the lowest computation time (0.05 s per frame) of all evaluated clustering approaches (Table 5.7 in Section 5.10).</w:t>
       </w:r>
     </w:p>
     <w:p>
@@ -1747,7 +2842,7 @@
           <w:rFonts w:ascii="Times New Roman" w:hAnsi="Times New Roman"/>
           <w:sz w:val="22"/>
         </w:rPr>
-        <w:t xml:space="preserve">For each valid cluster, two key spatial estimates are computed: the </w:t>
+        <w:t xml:space="preserve">For each valid cluster, M-ACF Net computes two navigational estimates: the </w:t>
       </w:r>
       <w:r>
         <w:rPr>
@@ -1762,7 +2857,7 @@
           <w:rFonts w:ascii="Times New Roman" w:hAnsi="Times New Roman"/>
           <w:sz w:val="22"/>
         </w:rPr>
-        <w:t xml:space="preserve"> (arithmetic mean of all member point positions), representing the obstacle's spatial centre; and the </w:t>
+        <w:t xml:space="preserve"> (arithmetic mean of all cluster point positions), representing the obstacle's geometric centre; and the </w:t>
       </w:r>
       <w:r>
         <w:rPr>
@@ -1770,14 +2865,14 @@
           <w:b/>
           <w:sz w:val="22"/>
         </w:rPr>
-        <w:t>nearest extremity</w:t>
+        <w:t>principal component extremity</w:t>
       </w:r>
       <w:r>
         <w:rPr>
           <w:rFonts w:ascii="Times New Roman" w:hAnsi="Times New Roman"/>
           <w:sz w:val="22"/>
         </w:rPr>
-        <w:t xml:space="preserve"> (the cluster point closest to the USV), representing the collision-relevant surface of the obstacle. The centroid is used for obstacle tracking and georeferencing, whilst the nearest extremity determines the safe standoff distance used by the GNC avoidance planner. Empirical analysis demonstrated that the extremity-based estimate consistently provided earlier collision warnings than centroid-based estimates for large or elongated obstacles.</w:t>
+        <w:t xml:space="preserve"> — the cluster point with the highest absolute value along the first principal component (PC1), representing the closest physical surface of the obstacle to the USV along its dominant axis. Both estimates are transmitted to the GNC system via the obstacle communication message. The extremity-based estimate is used to compute the safe standoff margin for avoidance manoeuvres, as it consistently provides earlier and more conservative collision warnings than the centroid estimate for elongated or large obstacles.</w:t>
       </w:r>
     </w:p>
     <w:tbl>
@@ -1852,7 +2947,52 @@
           <w:rFonts w:ascii="Times New Roman" w:hAnsi="Times New Roman"/>
           <w:sz w:val="22"/>
         </w:rPr>
-        <w:t>A dedicated multi-modal, multi-environment dataset was collected to support training and evaluation of M-ACF Net. Data collection was conducted aboard the Suraya Riptide across multiple near-shore test environments in Malaysia, specifically chosen to represent the diversity of conditions encountered in real operational deployments: open coastal waters, enclosed harbour basins, narrow river channels, and marina environments with dense obstacle populations.</w:t>
+        <w:t xml:space="preserve">A dedicated multi-modal dataset was collected aboard the Suraya Riptide across Malaysian near-shore and inland waterways, providing a representative distribution of the obstacle categories and environmental conditions encountered in real USV operations. The dataset encompasses three primary obstacle categories: </w:t>
+      </w:r>
+      <w:r>
+        <w:rPr>
+          <w:rFonts w:ascii="Times New Roman" w:hAnsi="Times New Roman"/>
+          <w:b/>
+          <w:sz w:val="22"/>
+        </w:rPr>
+        <w:t>boats</w:t>
+      </w:r>
+      <w:r>
+        <w:rPr>
+          <w:rFonts w:ascii="Times New Roman" w:hAnsi="Times New Roman"/>
+          <w:sz w:val="22"/>
+        </w:rPr>
+        <w:t xml:space="preserve"> (fishing vessels, cargo ships, kayaks) constituting 62% of all annotated instances; </w:t>
+      </w:r>
+      <w:r>
+        <w:rPr>
+          <w:rFonts w:ascii="Times New Roman" w:hAnsi="Times New Roman"/>
+          <w:b/>
+          <w:sz w:val="22"/>
+        </w:rPr>
+        <w:t>structures</w:t>
+      </w:r>
+      <w:r>
+        <w:rPr>
+          <w:rFonts w:ascii="Times New Roman" w:hAnsi="Times New Roman"/>
+          <w:sz w:val="22"/>
+        </w:rPr>
+        <w:t xml:space="preserve"> (piers, buoys, floating barriers) constituting 23%; and </w:t>
+      </w:r>
+      <w:r>
+        <w:rPr>
+          <w:rFonts w:ascii="Times New Roman" w:hAnsi="Times New Roman"/>
+          <w:b/>
+          <w:sz w:val="22"/>
+        </w:rPr>
+        <w:t>dynamic obstacles</w:t>
+      </w:r>
+      <w:r>
+        <w:rPr>
+          <w:rFonts w:ascii="Times New Roman" w:hAnsi="Times New Roman"/>
+          <w:sz w:val="22"/>
+        </w:rPr>
+        <w:t xml:space="preserve"> (drifting debris, human activity) constituting the remaining 15%.</w:t>
       </w:r>
     </w:p>
     <w:p>
@@ -1869,7 +3009,7 @@
           <w:rFonts w:ascii="Times New Roman" w:hAnsi="Times New Roman"/>
           <w:sz w:val="22"/>
         </w:rPr>
-        <w:t>The dataset comprises synchronised recordings from the LiDAR and stereo camera, collected across diverse environmental conditions including varying daylight, overcast, and dusk illumination; calm and wave-disturbed water surfaces; and a wide range of obstacle types (motorised vessels, kayaks, buoys, pontoons, and fixed structures). Ground-truth obstacle positions were established via RTK-GNSS measurements of known target positions in controlled trial runs, enabling quantitative evaluation of the ranging accuracy of the complete M-ACF Net pipeline.</w:t>
+        <w:t>Data were recorded synchronously from the Velodyne HDL-32E at 10 Hz and the ZED 2i stereo camera at 20 Hz, with timestamps aligned to the GNSS PPS signal to within ±2 ms. GNSS/INS data were decoded to CSV in the UTM coordinate system, providing the georeferenced ground truth for obstacle position validation in controlled ranging trials at Taman Tasik Metropolitan (a lake environment with fixed reference targets at known RTK-GNSS positions). LiDAR data were stored as PCD files; stereo image sequences were saved as rectified sequential JPEG folders; all data were packaged in ROS bag format for offline playback and annotation.</w:t>
       </w:r>
     </w:p>
     <w:p>
@@ -1882,7 +3022,7 @@
           <w:b/>
           <w:sz w:val="20"/>
         </w:rPr>
-        <w:t>Table 5.2. Summary of the multi-modal dataset collected for M-ACF Net evaluation.</w:t>
+        <w:t>Table 5.4. Multi-modal dataset composition: obstacle categories and sensor configuration during collection (Velodyne HDL-32E + Stereolabs ZED 2i).</w:t>
       </w:r>
     </w:p>
     <w:tbl>
@@ -1892,15 +3032,16 @@
         <w:tblLook w:firstColumn="1" w:firstRow="1" w:lastColumn="0" w:lastRow="0" w:noHBand="0" w:noVBand="1" w:val="04A0"/>
       </w:tblPr>
       <w:tblGrid>
-        <w:gridCol w:w="1440"/>
-        <w:gridCol w:w="1440"/>
-        <w:gridCol w:w="1440"/>
-        <w:gridCol w:w="1440"/>
+        <w:gridCol w:w="1152"/>
+        <w:gridCol w:w="1152"/>
+        <w:gridCol w:w="1152"/>
+        <w:gridCol w:w="1152"/>
+        <w:gridCol w:w="1152"/>
       </w:tblGrid>
       <w:tr>
         <w:tc>
           <w:tcPr>
-            <w:tcW w:type="dxa" w:w="1440"/>
+            <w:tcW w:type="dxa" w:w="1152"/>
             <w:shd w:val="clear" w:color="auto" w:fill="CCCCCC"/>
           </w:tcPr>
           <w:p>
@@ -1910,13 +3051,13 @@
                 <w:b/>
                 <w:sz w:val="20"/>
               </w:rPr>
-              <w:t>Environment</w:t>
-            </w:r>
-          </w:p>
-        </w:tc>
-        <w:tc>
-          <w:tcPr>
-            <w:tcW w:type="dxa" w:w="1440"/>
+              <w:t>Obstacle Category</w:t>
+            </w:r>
+          </w:p>
+        </w:tc>
+        <w:tc>
+          <w:tcPr>
+            <w:tcW w:type="dxa" w:w="1152"/>
             <w:shd w:val="clear" w:color="auto" w:fill="CCCCCC"/>
           </w:tcPr>
           <w:p>
@@ -1926,13 +3067,13 @@
                 <w:b/>
                 <w:sz w:val="20"/>
               </w:rPr>
-              <w:t>Conditions</w:t>
-            </w:r>
-          </w:p>
-        </w:tc>
-        <w:tc>
-          <w:tcPr>
-            <w:tcW w:type="dxa" w:w="1440"/>
+              <w:t>Examples</w:t>
+            </w:r>
+          </w:p>
+        </w:tc>
+        <w:tc>
+          <w:tcPr>
+            <w:tcW w:type="dxa" w:w="1152"/>
             <w:shd w:val="clear" w:color="auto" w:fill="CCCCCC"/>
           </w:tcPr>
           <w:p>
@@ -1942,13 +3083,13 @@
                 <w:b/>
                 <w:sz w:val="20"/>
               </w:rPr>
-              <w:t>Obstacle Types</w:t>
-            </w:r>
-          </w:p>
-        </w:tc>
-        <w:tc>
-          <w:tcPr>
-            <w:tcW w:type="dxa" w:w="1440"/>
+              <w:t>% of Instances</w:t>
+            </w:r>
+          </w:p>
+        </w:tc>
+        <w:tc>
+          <w:tcPr>
+            <w:tcW w:type="dxa" w:w="1152"/>
             <w:shd w:val="clear" w:color="auto" w:fill="CCCCCC"/>
           </w:tcPr>
           <w:p>
@@ -1958,7 +3099,23 @@
                 <w:b/>
                 <w:sz w:val="20"/>
               </w:rPr>
-              <w:t>Modalities</w:t>
+              <w:t>Sensor Modalities</w:t>
+            </w:r>
+          </w:p>
+        </w:tc>
+        <w:tc>
+          <w:tcPr>
+            <w:tcW w:type="dxa" w:w="1152"/>
+            <w:shd w:val="clear" w:color="auto" w:fill="CCCCCC"/>
+          </w:tcPr>
+          <w:p>
+            <w:r>
+              <w:rPr>
+                <w:rFonts w:ascii="Times New Roman" w:hAnsi="Times New Roman"/>
+                <w:b/>
+                <w:sz w:val="20"/>
+              </w:rPr>
+              <w:t>Rate</w:t>
             </w:r>
           </w:p>
         </w:tc>
@@ -1966,7 +3123,7 @@
       <w:tr>
         <w:tc>
           <w:tcPr>
-            <w:tcW w:type="dxa" w:w="1440"/>
+            <w:tcW w:type="dxa" w:w="1152"/>
           </w:tcPr>
           <w:p>
             <w:r>
@@ -1974,13 +3131,13 @@
                 <w:rFonts w:ascii="Times New Roman" w:hAnsi="Times New Roman"/>
                 <w:sz w:val="20"/>
               </w:rPr>
-              <w:t>Open coastal</w:t>
-            </w:r>
-          </w:p>
-        </w:tc>
-        <w:tc>
-          <w:tcPr>
-            <w:tcW w:type="dxa" w:w="1440"/>
+              <w:t>Boats</w:t>
+            </w:r>
+          </w:p>
+        </w:tc>
+        <w:tc>
+          <w:tcPr>
+            <w:tcW w:type="dxa" w:w="1152"/>
           </w:tcPr>
           <w:p>
             <w:r>
@@ -1988,13 +3145,13 @@
                 <w:rFonts w:ascii="Times New Roman" w:hAnsi="Times New Roman"/>
                 <w:sz w:val="20"/>
               </w:rPr>
-              <w:t>Calm / light waves</w:t>
-            </w:r>
-          </w:p>
-        </w:tc>
-        <w:tc>
-          <w:tcPr>
-            <w:tcW w:type="dxa" w:w="1440"/>
+              <w:t>Fishing vessels, cargo, kayaks</w:t>
+            </w:r>
+          </w:p>
+        </w:tc>
+        <w:tc>
+          <w:tcPr>
+            <w:tcW w:type="dxa" w:w="1152"/>
           </w:tcPr>
           <w:p>
             <w:r>
@@ -2002,13 +3159,13 @@
                 <w:rFonts w:ascii="Times New Roman" w:hAnsi="Times New Roman"/>
                 <w:sz w:val="20"/>
               </w:rPr>
-              <w:t>Vessels, buoys</w:t>
-            </w:r>
-          </w:p>
-        </w:tc>
-        <w:tc>
-          <w:tcPr>
-            <w:tcW w:type="dxa" w:w="1440"/>
+              <w:t>62%</w:t>
+            </w:r>
+          </w:p>
+        </w:tc>
+        <w:tc>
+          <w:tcPr>
+            <w:tcW w:type="dxa" w:w="1152"/>
           </w:tcPr>
           <w:p>
             <w:r>
@@ -2017,6 +3174,20 @@
                 <w:sz w:val="20"/>
               </w:rPr>
               <w:t>LiDAR + Stereo</w:t>
+            </w:r>
+          </w:p>
+        </w:tc>
+        <w:tc>
+          <w:tcPr>
+            <w:tcW w:type="dxa" w:w="1152"/>
+          </w:tcPr>
+          <w:p>
+            <w:r>
+              <w:rPr>
+                <w:rFonts w:ascii="Times New Roman" w:hAnsi="Times New Roman"/>
+                <w:sz w:val="20"/>
+              </w:rPr>
+              <w:t>10/20 Hz</w:t>
             </w:r>
           </w:p>
         </w:tc>
@@ -2024,7 +3195,7 @@
       <w:tr>
         <w:tc>
           <w:tcPr>
-            <w:tcW w:type="dxa" w:w="1440"/>
+            <w:tcW w:type="dxa" w:w="1152"/>
           </w:tcPr>
           <w:p>
             <w:r>
@@ -2032,13 +3203,13 @@
                 <w:rFonts w:ascii="Times New Roman" w:hAnsi="Times New Roman"/>
                 <w:sz w:val="20"/>
               </w:rPr>
-              <w:t>Enclosed harbour</w:t>
-            </w:r>
-          </w:p>
-        </w:tc>
-        <w:tc>
-          <w:tcPr>
-            <w:tcW w:type="dxa" w:w="1440"/>
+              <w:t>Structures</w:t>
+            </w:r>
+          </w:p>
+        </w:tc>
+        <w:tc>
+          <w:tcPr>
+            <w:tcW w:type="dxa" w:w="1152"/>
           </w:tcPr>
           <w:p>
             <w:r>
@@ -2046,13 +3217,13 @@
                 <w:rFonts w:ascii="Times New Roman" w:hAnsi="Times New Roman"/>
                 <w:sz w:val="20"/>
               </w:rPr>
-              <w:t>Variable lighting</w:t>
-            </w:r>
-          </w:p>
-        </w:tc>
-        <w:tc>
-          <w:tcPr>
-            <w:tcW w:type="dxa" w:w="1440"/>
+              <w:t>Piers, buoys, floating barriers</w:t>
+            </w:r>
+          </w:p>
+        </w:tc>
+        <w:tc>
+          <w:tcPr>
+            <w:tcW w:type="dxa" w:w="1152"/>
           </w:tcPr>
           <w:p>
             <w:r>
@@ -2060,13 +3231,13 @@
                 <w:rFonts w:ascii="Times New Roman" w:hAnsi="Times New Roman"/>
                 <w:sz w:val="20"/>
               </w:rPr>
-              <w:t>Small vessels, pontoons</w:t>
-            </w:r>
-          </w:p>
-        </w:tc>
-        <w:tc>
-          <w:tcPr>
-            <w:tcW w:type="dxa" w:w="1440"/>
+              <w:t>23%</w:t>
+            </w:r>
+          </w:p>
+        </w:tc>
+        <w:tc>
+          <w:tcPr>
+            <w:tcW w:type="dxa" w:w="1152"/>
           </w:tcPr>
           <w:p>
             <w:r>
@@ -2075,6 +3246,20 @@
                 <w:sz w:val="20"/>
               </w:rPr>
               <w:t>LiDAR + Stereo</w:t>
+            </w:r>
+          </w:p>
+        </w:tc>
+        <w:tc>
+          <w:tcPr>
+            <w:tcW w:type="dxa" w:w="1152"/>
+          </w:tcPr>
+          <w:p>
+            <w:r>
+              <w:rPr>
+                <w:rFonts w:ascii="Times New Roman" w:hAnsi="Times New Roman"/>
+                <w:sz w:val="20"/>
+              </w:rPr>
+              <w:t>10/20 Hz</w:t>
             </w:r>
           </w:p>
         </w:tc>
@@ -2082,7 +3267,7 @@
       <w:tr>
         <w:tc>
           <w:tcPr>
-            <w:tcW w:type="dxa" w:w="1440"/>
+            <w:tcW w:type="dxa" w:w="1152"/>
           </w:tcPr>
           <w:p>
             <w:r>
@@ -2090,13 +3275,13 @@
                 <w:rFonts w:ascii="Times New Roman" w:hAnsi="Times New Roman"/>
                 <w:sz w:val="20"/>
               </w:rPr>
-              <w:t>River channel</w:t>
-            </w:r>
-          </w:p>
-        </w:tc>
-        <w:tc>
-          <w:tcPr>
-            <w:tcW w:type="dxa" w:w="1440"/>
+              <w:t>Dynamic obstacles</w:t>
+            </w:r>
+          </w:p>
+        </w:tc>
+        <w:tc>
+          <w:tcPr>
+            <w:tcW w:type="dxa" w:w="1152"/>
           </w:tcPr>
           <w:p>
             <w:r>
@@ -2104,13 +3289,13 @@
                 <w:rFonts w:ascii="Times New Roman" w:hAnsi="Times New Roman"/>
                 <w:sz w:val="20"/>
               </w:rPr>
-              <w:t>Overcast / partial glare</w:t>
-            </w:r>
-          </w:p>
-        </w:tc>
-        <w:tc>
-          <w:tcPr>
-            <w:tcW w:type="dxa" w:w="1440"/>
+              <w:t>Drifting debris, human activity</w:t>
+            </w:r>
+          </w:p>
+        </w:tc>
+        <w:tc>
+          <w:tcPr>
+            <w:tcW w:type="dxa" w:w="1152"/>
           </w:tcPr>
           <w:p>
             <w:r>
@@ -2118,13 +3303,13 @@
                 <w:rFonts w:ascii="Times New Roman" w:hAnsi="Times New Roman"/>
                 <w:sz w:val="20"/>
               </w:rPr>
-              <w:t>Kayaks, fixed structures</w:t>
-            </w:r>
-          </w:p>
-        </w:tc>
-        <w:tc>
-          <w:tcPr>
-            <w:tcW w:type="dxa" w:w="1440"/>
+              <w:t>15%</w:t>
+            </w:r>
+          </w:p>
+        </w:tc>
+        <w:tc>
+          <w:tcPr>
+            <w:tcW w:type="dxa" w:w="1152"/>
           </w:tcPr>
           <w:p>
             <w:r>
@@ -2136,11 +3321,9 @@
             </w:r>
           </w:p>
         </w:tc>
-      </w:tr>
-      <w:tr>
-        <w:tc>
-          <w:tcPr>
-            <w:tcW w:type="dxa" w:w="1440"/>
+        <w:tc>
+          <w:tcPr>
+            <w:tcW w:type="dxa" w:w="1152"/>
           </w:tcPr>
           <w:p>
             <w:r>
@@ -2148,49 +3331,7 @@
                 <w:rFonts w:ascii="Times New Roman" w:hAnsi="Times New Roman"/>
                 <w:sz w:val="20"/>
               </w:rPr>
-              <w:t>Marina</w:t>
-            </w:r>
-          </w:p>
-        </w:tc>
-        <w:tc>
-          <w:tcPr>
-            <w:tcW w:type="dxa" w:w="1440"/>
-          </w:tcPr>
-          <w:p>
-            <w:r>
-              <w:rPr>
-                <w:rFonts w:ascii="Times New Roman" w:hAnsi="Times New Roman"/>
-                <w:sz w:val="20"/>
-              </w:rPr>
-              <w:t>Dense clutter</w:t>
-            </w:r>
-          </w:p>
-        </w:tc>
-        <w:tc>
-          <w:tcPr>
-            <w:tcW w:type="dxa" w:w="1440"/>
-          </w:tcPr>
-          <w:p>
-            <w:r>
-              <w:rPr>
-                <w:rFonts w:ascii="Times New Roman" w:hAnsi="Times New Roman"/>
-                <w:sz w:val="20"/>
-              </w:rPr>
-              <w:t>Multiple mixed types</w:t>
-            </w:r>
-          </w:p>
-        </w:tc>
-        <w:tc>
-          <w:tcPr>
-            <w:tcW w:type="dxa" w:w="1440"/>
-          </w:tcPr>
-          <w:p>
-            <w:r>
-              <w:rPr>
-                <w:rFonts w:ascii="Times New Roman" w:hAnsi="Times New Roman"/>
-                <w:sz w:val="20"/>
-              </w:rPr>
-              <w:t>LiDAR + Stereo</w:t>
+              <w:t>10/20 Hz</w:t>
             </w:r>
           </w:p>
         </w:tc>
@@ -2215,7 +3356,7 @@
           <w:rFonts w:ascii="Times New Roman" w:hAnsi="Times New Roman"/>
           <w:sz w:val="22"/>
         </w:rPr>
-        <w:t>Data collection sequences were recorded at 10 Hz for the LiDAR and 30 FPS for the stereo camera, with hardware-triggered synchronisation ensuring temporal co-registration to within ±2 ms. All sequences were post-processed to extract temporally aligned LiDAR–stereo frame pairs, with invalid frames (due to sensor start-up transients or communication dropouts) automatically identified and excluded. Bounding box annotations for all obstacle instances were produced using a semi-automated annotation pipeline, with manual verification by a domain expert. LiDAR point cloud annotations were derived from the camera annotations via the extrinsic calibration projection, ensuring label consistency across modalities.</w:t>
+        <w:t>All sequences were post-processed to extract temporally aligned LiDAR–stereo frame pairs, discarding frames affected by sensor start-up transients or communication dropouts. Bounding box annotations for detected obstacle instances were produced via a semi-automated pipeline: camera-frame 2D bounding boxes were annotated by domain experts, and 3D LiDAR annotations were derived automatically via the extrinsic calibration projection, ensuring label consistency across modalities. The annotation format is compatible with both 2D (YOLO) and 3D (KITTI) evaluation protocols, enabling benchmarking against both 2D detection and 3D localisation baselines.</w:t>
       </w:r>
     </w:p>
     <w:p>
@@ -2354,7 +3495,20 @@
           <w:rFonts w:ascii="Times New Roman" w:hAnsi="Times New Roman"/>
           <w:sz w:val="22"/>
         </w:rPr>
-        <w:t>The global planner manages mission-level trajectory planning, generating a sequence of waypoints defining the vessel's intended route. The local planner implements a reactive adaptation layer that continuously monitors the obstacle map maintained by M-ACF Net and modifies the vessel's immediate trajectory to maintain safe clearance from all detected obstacles, subject to the International Regulations for Preventing Collisions at Sea (COLREGs).</w:t>
+        <w:t>Detected obstacles are transmitted from the M-ACF Net perception node to the GNC system via a UDP client-server communication link using a custom NMEA-compliant obstacle message format:</w:t>
+      </w:r>
+    </w:p>
+    <w:p>
+      <w:pPr>
+        <w:spacing w:before="80" w:after="120"/>
+        <w:ind w:left="576"/>
+      </w:pPr>
+      <w:r>
+        <w:rPr>
+          <w:rFonts w:ascii="Courier New" w:hAnsi="Courier New"/>
+          <w:sz w:val="18"/>
+        </w:rPr>
+        <w:t>$ODOBJ,&lt;TOD&gt;,&lt;CIO&gt;,&lt;id&gt;,&lt;x&gt;,&lt;y&gt;,&lt;z&gt;,&lt;W&gt;,&lt;H&gt;,&lt;L&gt;,&lt;D&gt;*&lt;cc&gt;CRLF</w:t>
       </w:r>
     </w:p>
     <w:p>
@@ -2363,22 +3517,42 @@
           <w:rFonts w:ascii="Times New Roman" w:hAnsi="Times New Roman"/>
           <w:sz w:val="22"/>
         </w:rPr>
-        <w:t xml:space="preserve">The </w:t>
+        <w:t>where TOD = total objects detected; CIO = current object index; id = object tracking identifier; x, y, z = obstacle coordinates in metres; W, H, L = obstacle width, height, and length; D = distance from sensor; cc = XOR checksum. The message format extends the VIP protocol used in the ESA system (Chapter 4) by adding the z-coordinate for full 3D obstacle position reporting, enabling the GNC system to reason about obstacle elevation and cross-validate LiDAR and stereo height estimates.</w:t>
       </w:r>
-      <w:r>
-        <w:rPr>
-          <w:rFonts w:ascii="Times New Roman" w:hAnsi="Times New Roman"/>
-          <w:b/>
-          <w:sz w:val="22"/>
-        </w:rPr>
-        <w:t>obstacle avoidance behaviour</w:t>
-      </w:r>
+    </w:p>
+    <w:p>
       <w:r>
         <w:rPr>
           <w:rFonts w:ascii="Times New Roman" w:hAnsi="Times New Roman"/>
           <w:sz w:val="22"/>
         </w:rPr>
-        <w:t xml:space="preserve"> is triggered when a detected obstacle enters the vessel's alert zone — a configurable standoff radius around the vessel derived from its current speed and the worst-case braking distance. Upon trigger, the local planner computes an avoidance heading that clears the obstacle by a minimum safe margin, whilst the obstacle manager continues to track the obstacle's position and updates the avoidance trajectory at each perception cycle until the obstacle exits the alert zone.</w:t>
+        <w:t>Obstacle coordinates are transformed from the sensor frame to the GNC navigation frame using a geodetic conversion that references all obstacle positions relative to a fixed mission-start georeferenced origin (λ_ref, φ_ref, A_ref):</w:t>
+      </w:r>
+    </w:p>
+    <w:p>
+      <w:pPr>
+        <w:spacing w:before="120" w:after="120"/>
+        <w:jc w:val="center"/>
+      </w:pPr>
+      <w:r>
+        <w:rPr>
+          <w:rFonts w:ascii="Times New Roman" w:hAnsi="Times New Roman"/>
+          <w:i/>
+          <w:sz w:val="22"/>
+        </w:rPr>
+        <w:t>(x ; y ; z) = (k( - _ref)cosφ ; k(φ - φ_ref) ; A - A_ref)</w:t>
+      </w:r>
+      <w:r>
+        <w:t xml:space="preserve">   (5.20)</w:t>
+      </w:r>
+    </w:p>
+    <w:p>
+      <w:r>
+        <w:rPr>
+          <w:rFonts w:ascii="Times New Roman" w:hAnsi="Times New Roman"/>
+          <w:sz w:val="22"/>
+        </w:rPr>
+        <w:t>where k ≈ 111,320 m/° is the standard geodetic conversion factor. Magnetic heading is corrected to true heading by applying the local magnetic variation Δ_m supplied by the compass: θ_true = θ_magnetic + Δ_m. The global planner manages waypoint-following trajectories; the local planner implements reactive avoidance using a Closest Point of Approach (CPA) objective function to identify heading–speed combinations that maintain safe clearance from all reported obstacles under COLREGs constraints.</w:t>
       </w:r>
     </w:p>
     <w:p>
@@ -2394,7 +3568,7 @@
         <w:pStyle w:val="Heading3"/>
       </w:pPr>
       <w:r>
-        <w:t>Data Preprocessing and Feature Extraction Performance</w:t>
+        <w:t>LiDAR Preprocessing and Stereo Feature Extraction Performance</w:t>
       </w:r>
     </w:p>
     <w:p>
@@ -2403,7 +3577,52 @@
           <w:rFonts w:ascii="Times New Roman" w:hAnsi="Times New Roman"/>
           <w:sz w:val="22"/>
         </w:rPr>
-        <w:t>LiDAR preprocessing (voxel downsampling at 0.1 m leaf size, SOR noise removal, and FOV filtering) reduced mean cloud density from approximately 65,000 points per frame (raw) to 8,200 points per frame (processed), achieving a processing latency of 18 ms per frame on the onboard computing hardware. Stereo disparity estimation was performed at 30 FPS with an average latency of 33 ms per frame. The left-right consistency occlusion handling module identified and masked an average of 12.4% of pixels as unreliable per frame, primarily concentrated at obstacle boundaries and the water-surface interface.</w:t>
+        <w:t xml:space="preserve">LiDAR preprocessing (voxel downsampling at 0.2 m, SOR with k = 1.5, and FOV filtering) achieved an F1-score of </w:t>
+      </w:r>
+      <w:r>
+        <w:rPr>
+          <w:rFonts w:ascii="Times New Roman" w:hAnsi="Times New Roman"/>
+          <w:b/>
+          <w:sz w:val="22"/>
+        </w:rPr>
+        <w:t>0.85</w:t>
+      </w:r>
+      <w:r>
+        <w:rPr>
+          <w:rFonts w:ascii="Times New Roman" w:hAnsi="Times New Roman"/>
+          <w:sz w:val="22"/>
+        </w:rPr>
+        <w:t xml:space="preserve"> on the evaluation dataset, reducing mean cloud density by 8.0% whilst preserving the geometric structure of maritime obstacles. Stereo disparity estimation and Pseudo-LiDAR generation executed at </w:t>
+      </w:r>
+      <w:r>
+        <w:rPr>
+          <w:rFonts w:ascii="Times New Roman" w:hAnsi="Times New Roman"/>
+          <w:b/>
+          <w:sz w:val="22"/>
+        </w:rPr>
+        <w:t>9.8 ± 1.3 ms per frame</w:t>
+      </w:r>
+      <w:r>
+        <w:rPr>
+          <w:rFonts w:ascii="Times New Roman" w:hAnsi="Times New Roman"/>
+          <w:sz w:val="22"/>
+        </w:rPr>
+        <w:t xml:space="preserve"> on the NVIDIA Jetson Orin NX — corresponding to a potential throughput of 102 FPS, substantially faster than the 20 Hz LiDAR acquisition rate and ensuring that stereo processing is never the pipeline bottleneck. The complete M-ACF Net system operates at </w:t>
+      </w:r>
+      <w:r>
+        <w:rPr>
+          <w:rFonts w:ascii="Times New Roman" w:hAnsi="Times New Roman"/>
+          <w:b/>
+          <w:sz w:val="22"/>
+        </w:rPr>
+        <w:t>18–25 FPS</w:t>
+      </w:r>
+      <w:r>
+        <w:rPr>
+          <w:rFonts w:ascii="Times New Roman" w:hAnsi="Times New Roman"/>
+          <w:sz w:val="22"/>
+        </w:rPr>
+        <w:t xml:space="preserve"> end-to-end, well within the real-time constraint of &lt;100 ms per frame defined for USV navigation.</w:t>
       </w:r>
     </w:p>
     <w:tbl>
@@ -2444,7 +3663,7 @@
                 <w:color w:val="6E6E6E"/>
                 <w:sz w:val="18"/>
               </w:rPr>
-              <w:t>Bar chart or timeline showing per-stage processing latency (preprocessing, feature extraction, fusion, clustering, GNC transmission). Source: Authors.</w:t>
+              <w:t>Bar chart showing per-stage processing latency (LiDAR preprocessing, stereo disparity, pseudo-LiDAR, confidence fusion, PCA-KMeans, GNC transmission) on the NVIDIA Jetson Orin NX. Source: Authors.</w:t>
             </w:r>
           </w:p>
         </w:tc>
@@ -2461,7 +3680,7 @@
           <w:i/>
           <w:sz w:val="20"/>
         </w:rPr>
-        <w:t>Figure 5.8. Per-stage processing latency of the M-ACF Net pipeline, illustrating the computational budget allocation across LiDAR preprocessing, stereo feature extraction, fusion, and clustering stages.</w:t>
+        <w:t>Figure 5.8. M-ACF Net per-stage processing latency on the NVIDIA Jetson Orin NX, demonstrating end-to-end throughput of 18–25 FPS (stereo branch: 9.8 ± 1.3 ms; total pipeline: &lt;55 ms under calm conditions).</w:t>
       </w:r>
     </w:p>
     <w:p>
@@ -2478,22 +3697,7 @@
           <w:rFonts w:ascii="Times New Roman" w:hAnsi="Times New Roman"/>
           <w:sz w:val="22"/>
         </w:rPr>
-        <w:t xml:space="preserve">The confidence-weighted fusion mechanism was evaluated by comparing fused detection accuracy against single-modality baselines (LiDAR-only and stereo-only) across the annotated multi-environment dataset. The fused M-ACF Net system achieved a mean Average Precision at IoU threshold 0.5 (mAP@0.5) of </w:t>
-      </w:r>
-      <w:r>
-        <w:rPr>
-          <w:rFonts w:ascii="Times New Roman" w:hAnsi="Times New Roman"/>
-          <w:b/>
-          <w:sz w:val="22"/>
-        </w:rPr>
-        <w:t>[see thesis Table 4.3 for precise values]</w:t>
-      </w:r>
-      <w:r>
-        <w:rPr>
-          <w:rFonts w:ascii="Times New Roman" w:hAnsi="Times New Roman"/>
-          <w:sz w:val="22"/>
-        </w:rPr>
-        <w:t xml:space="preserve"> across all obstacle classes, representing a statistically significant improvement over both LiDAR-only and stereo-only baselines.</w:t>
+        <w:t>Fusion performance was evaluated by comparing depth estimation RMSE and outlier reduction against raw (unweighted) sensor inputs and four alternative fusion baselines across five maritime environmental conditions. Table 5.5 summarises the results.</w:t>
       </w:r>
     </w:p>
     <w:p>
@@ -2506,7 +3710,7 @@
           <w:b/>
           <w:sz w:val="20"/>
         </w:rPr>
-        <w:t>Table 5.3. Detection performance comparison: LiDAR-only, stereo-only, and M-ACF Net mid-level fusion across evaluation environments.</w:t>
+        <w:t>Table 5.5. Mid-level fusion performance: RMSE and outlier reduction under five maritime environmental conditions (M-ACF Net vs. raw sensor input).</w:t>
       </w:r>
     </w:p>
     <w:tbl>
@@ -2535,7 +3739,7 @@
                 <w:b/>
                 <w:sz w:val="20"/>
               </w:rPr>
-              <w:t>Configuration</w:t>
+              <w:t>Condition</w:t>
             </w:r>
           </w:p>
         </w:tc>
@@ -2551,7 +3755,7 @@
                 <w:b/>
                 <w:sz w:val="20"/>
               </w:rPr>
-              <w:t>Precision</w:t>
+              <w:t>RMSE Raw (m)</w:t>
             </w:r>
           </w:p>
         </w:tc>
@@ -2567,7 +3771,7 @@
                 <w:b/>
                 <w:sz w:val="20"/>
               </w:rPr>
-              <w:t>Recall</w:t>
+              <w:t>RMSE Fused (m)</w:t>
             </w:r>
           </w:p>
         </w:tc>
@@ -2583,7 +3787,7 @@
                 <w:b/>
                 <w:sz w:val="20"/>
               </w:rPr>
-              <w:t>F1</w:t>
+              <w:t>Outlier Reduction (%)</w:t>
             </w:r>
           </w:p>
         </w:tc>
@@ -2599,7 +3803,7 @@
                 <w:b/>
                 <w:sz w:val="20"/>
               </w:rPr>
-              <w:t>mAP@0.5</w:t>
+              <w:t>Process Time (ms)</w:t>
             </w:r>
           </w:p>
         </w:tc>
@@ -2615,7 +3819,7 @@
                 <w:rFonts w:ascii="Times New Roman" w:hAnsi="Times New Roman"/>
                 <w:sz w:val="20"/>
               </w:rPr>
-              <w:t>LiDAR-only</w:t>
+              <w:t>Calm Waters</w:t>
             </w:r>
           </w:p>
         </w:tc>
@@ -2629,7 +3833,7 @@
                 <w:rFonts w:ascii="Times New Roman" w:hAnsi="Times New Roman"/>
                 <w:sz w:val="20"/>
               </w:rPr>
-              <w:t>—</w:t>
+              <w:t>1.2 ± 0.3</w:t>
             </w:r>
           </w:p>
         </w:tc>
@@ -2643,7 +3847,7 @@
                 <w:rFonts w:ascii="Times New Roman" w:hAnsi="Times New Roman"/>
                 <w:sz w:val="20"/>
               </w:rPr>
-              <w:t>—</w:t>
+              <w:t>0.6 ± 0.1</w:t>
             </w:r>
           </w:p>
         </w:tc>
@@ -2657,7 +3861,7 @@
                 <w:rFonts w:ascii="Times New Roman" w:hAnsi="Times New Roman"/>
                 <w:sz w:val="20"/>
               </w:rPr>
-              <w:t>—</w:t>
+              <w:t>72.5</w:t>
             </w:r>
           </w:p>
         </w:tc>
@@ -2671,7 +3875,7 @@
                 <w:rFonts w:ascii="Times New Roman" w:hAnsi="Times New Roman"/>
                 <w:sz w:val="20"/>
               </w:rPr>
-              <w:t>—  [thesis Table 4.3]</w:t>
+              <w:t>45</w:t>
             </w:r>
           </w:p>
         </w:tc>
@@ -2687,7 +3891,7 @@
                 <w:rFonts w:ascii="Times New Roman" w:hAnsi="Times New Roman"/>
                 <w:sz w:val="20"/>
               </w:rPr>
-              <w:t>Stereo-only (YOLOv8)</w:t>
+              <w:t>Choppy Waters</w:t>
             </w:r>
           </w:p>
         </w:tc>
@@ -2701,7 +3905,7 @@
                 <w:rFonts w:ascii="Times New Roman" w:hAnsi="Times New Roman"/>
                 <w:sz w:val="20"/>
               </w:rPr>
-              <w:t>—</w:t>
+              <w:t>2.1 ± 0.5</w:t>
             </w:r>
           </w:p>
         </w:tc>
@@ -2715,7 +3919,7 @@
                 <w:rFonts w:ascii="Times New Roman" w:hAnsi="Times New Roman"/>
                 <w:sz w:val="20"/>
               </w:rPr>
-              <w:t>—</w:t>
+              <w:t>1.0 ± 0.2</w:t>
             </w:r>
           </w:p>
         </w:tc>
@@ -2729,7 +3933,7 @@
                 <w:rFonts w:ascii="Times New Roman" w:hAnsi="Times New Roman"/>
                 <w:sz w:val="20"/>
               </w:rPr>
-              <w:t>—</w:t>
+              <w:t>65.8</w:t>
             </w:r>
           </w:p>
         </w:tc>
@@ -2743,7 +3947,7 @@
                 <w:rFonts w:ascii="Times New Roman" w:hAnsi="Times New Roman"/>
                 <w:sz w:val="20"/>
               </w:rPr>
-              <w:t>—  [thesis Table 4.3]</w:t>
+              <w:t>52</w:t>
             </w:r>
           </w:p>
         </w:tc>
@@ -2759,7 +3963,7 @@
                 <w:rFonts w:ascii="Times New Roman" w:hAnsi="Times New Roman"/>
                 <w:sz w:val="20"/>
               </w:rPr>
-              <w:t>M-ACF Net (fused)</w:t>
+              <w:t>Rainy Weather</w:t>
             </w:r>
           </w:p>
         </w:tc>
@@ -2773,7 +3977,7 @@
                 <w:rFonts w:ascii="Times New Roman" w:hAnsi="Times New Roman"/>
                 <w:sz w:val="20"/>
               </w:rPr>
-              <w:t>—</w:t>
+              <w:t>3.5 ± 0.8</w:t>
             </w:r>
           </w:p>
         </w:tc>
@@ -2787,7 +3991,7 @@
                 <w:rFonts w:ascii="Times New Roman" w:hAnsi="Times New Roman"/>
                 <w:sz w:val="20"/>
               </w:rPr>
-              <w:t>—</w:t>
+              <w:t>1.8 ± 0.4</w:t>
             </w:r>
           </w:p>
         </w:tc>
@@ -2801,7 +4005,7 @@
                 <w:rFonts w:ascii="Times New Roman" w:hAnsi="Times New Roman"/>
                 <w:sz w:val="20"/>
               </w:rPr>
-              <w:t>—</w:t>
+              <w:t>58.3</w:t>
             </w:r>
           </w:p>
         </w:tc>
@@ -2815,7 +4019,151 @@
                 <w:rFonts w:ascii="Times New Roman" w:hAnsi="Times New Roman"/>
                 <w:sz w:val="20"/>
               </w:rPr>
-              <w:t>—  [thesis Table 4.3]</w:t>
+              <w:t>63</w:t>
+            </w:r>
+          </w:p>
+        </w:tc>
+      </w:tr>
+      <w:tr>
+        <w:tc>
+          <w:tcPr>
+            <w:tcW w:type="dxa" w:w="1152"/>
+          </w:tcPr>
+          <w:p>
+            <w:r>
+              <w:rPr>
+                <w:rFonts w:ascii="Times New Roman" w:hAnsi="Times New Roman"/>
+                <w:sz w:val="20"/>
+              </w:rPr>
+              <w:t>Fog / Low Vis.</w:t>
+            </w:r>
+          </w:p>
+        </w:tc>
+        <w:tc>
+          <w:tcPr>
+            <w:tcW w:type="dxa" w:w="1152"/>
+          </w:tcPr>
+          <w:p>
+            <w:r>
+              <w:rPr>
+                <w:rFonts w:ascii="Times New Roman" w:hAnsi="Times New Roman"/>
+                <w:sz w:val="20"/>
+              </w:rPr>
+              <w:t>4.0 ± 1.0</w:t>
+            </w:r>
+          </w:p>
+        </w:tc>
+        <w:tc>
+          <w:tcPr>
+            <w:tcW w:type="dxa" w:w="1152"/>
+          </w:tcPr>
+          <w:p>
+            <w:r>
+              <w:rPr>
+                <w:rFonts w:ascii="Times New Roman" w:hAnsi="Times New Roman"/>
+                <w:sz w:val="20"/>
+              </w:rPr>
+              <w:t>2.2 ± 0.5</w:t>
+            </w:r>
+          </w:p>
+        </w:tc>
+        <w:tc>
+          <w:tcPr>
+            <w:tcW w:type="dxa" w:w="1152"/>
+          </w:tcPr>
+          <w:p>
+            <w:r>
+              <w:rPr>
+                <w:rFonts w:ascii="Times New Roman" w:hAnsi="Times New Roman"/>
+                <w:sz w:val="20"/>
+              </w:rPr>
+              <w:t>55.0</w:t>
+            </w:r>
+          </w:p>
+        </w:tc>
+        <w:tc>
+          <w:tcPr>
+            <w:tcW w:type="dxa" w:w="1152"/>
+          </w:tcPr>
+          <w:p>
+            <w:r>
+              <w:rPr>
+                <w:rFonts w:ascii="Times New Roman" w:hAnsi="Times New Roman"/>
+                <w:sz w:val="20"/>
+              </w:rPr>
+              <w:t>68</w:t>
+            </w:r>
+          </w:p>
+        </w:tc>
+      </w:tr>
+      <w:tr>
+        <w:tc>
+          <w:tcPr>
+            <w:tcW w:type="dxa" w:w="1152"/>
+          </w:tcPr>
+          <w:p>
+            <w:r>
+              <w:rPr>
+                <w:rFonts w:ascii="Times New Roman" w:hAnsi="Times New Roman"/>
+                <w:sz w:val="20"/>
+              </w:rPr>
+              <w:t>High-Traffic</w:t>
+            </w:r>
+          </w:p>
+        </w:tc>
+        <w:tc>
+          <w:tcPr>
+            <w:tcW w:type="dxa" w:w="1152"/>
+          </w:tcPr>
+          <w:p>
+            <w:r>
+              <w:rPr>
+                <w:rFonts w:ascii="Times New Roman" w:hAnsi="Times New Roman"/>
+                <w:sz w:val="20"/>
+              </w:rPr>
+              <w:t>4.5 ± 1.2</w:t>
+            </w:r>
+          </w:p>
+        </w:tc>
+        <w:tc>
+          <w:tcPr>
+            <w:tcW w:type="dxa" w:w="1152"/>
+          </w:tcPr>
+          <w:p>
+            <w:r>
+              <w:rPr>
+                <w:rFonts w:ascii="Times New Roman" w:hAnsi="Times New Roman"/>
+                <w:sz w:val="20"/>
+              </w:rPr>
+              <w:t>2.5 ± 0.6</w:t>
+            </w:r>
+          </w:p>
+        </w:tc>
+        <w:tc>
+          <w:tcPr>
+            <w:tcW w:type="dxa" w:w="1152"/>
+          </w:tcPr>
+          <w:p>
+            <w:r>
+              <w:rPr>
+                <w:rFonts w:ascii="Times New Roman" w:hAnsi="Times New Roman"/>
+                <w:sz w:val="20"/>
+              </w:rPr>
+              <w:t>50.0</w:t>
+            </w:r>
+          </w:p>
+        </w:tc>
+        <w:tc>
+          <w:tcPr>
+            <w:tcW w:type="dxa" w:w="1152"/>
+          </w:tcPr>
+          <w:p>
+            <w:r>
+              <w:rPr>
+                <w:rFonts w:ascii="Times New Roman" w:hAnsi="Times New Roman"/>
+                <w:sz w:val="20"/>
+              </w:rPr>
+              <w:t>70</w:t>
             </w:r>
           </w:p>
         </w:tc>
@@ -2832,7 +4180,465 @@
           <w:rFonts w:ascii="Times New Roman" w:hAnsi="Times New Roman"/>
           <w:sz w:val="22"/>
         </w:rPr>
-        <w:t>The confidence-weighted fusion was particularly effective under challenging environmental conditions: in scenes with specular water surface reflections (which degrade stereo reliability), the fusion mechanism automatically up-weighted LiDAR features; in low-point-density regions at extended ranges (which degrade LiDAR feature quality), the stereo branch was weighted more heavily. This dynamic adaptation was quantified by measuring the Pearson correlation between the computed sensor confidence scores and independently measured single-sensor detection errors, confirming that the confidence estimates reliably tracked per-modality reliability across diverse conditions.</w:t>
+        <w:t>Under calm water conditions — the most favourable operating environment — M-ACF Net reduced depth RMSE from 1.2 m (raw) to 0.6 m (fused), a 50% improvement attributable to the adaptive confidence mechanism correctly prioritising LiDAR features (high C_LiDAR) whilst suppressing near-surface stereo noise. As environmental severity increased, RMSE degraded gradually rather than catastrophically: under fog and low visibility (the most demanding condition), fused RMSE of 2.2 m at 68 ms/frame remained within the real-time constraint. Table 5.6 places these results in the context of alternative fusion approaches.</w:t>
+      </w:r>
+    </w:p>
+    <w:p>
+      <w:pPr>
+        <w:spacing w:before="240" w:after="60"/>
+      </w:pPr>
+      <w:r>
+        <w:rPr>
+          <w:rFonts w:ascii="Times New Roman" w:hAnsi="Times New Roman"/>
+          <w:b/>
+          <w:sz w:val="20"/>
+        </w:rPr>
+        <w:t>Table 5.6. Comparative fusion performance: M-ACF Net vs. alternative methods (RMSE in calm and stormy conditions; processing time on Jetson Orin NX).</w:t>
+      </w:r>
+    </w:p>
+    <w:tbl>
+      <w:tblPr>
+        <w:tblStyle w:val="TableGrid"/>
+        <w:tblW w:type="auto" w:w="0"/>
+        <w:tblLook w:firstColumn="1" w:firstRow="1" w:lastColumn="0" w:lastRow="0" w:noHBand="0" w:noVBand="1" w:val="04A0"/>
+      </w:tblPr>
+      <w:tblGrid>
+        <w:gridCol w:w="1440"/>
+        <w:gridCol w:w="1440"/>
+        <w:gridCol w:w="1440"/>
+        <w:gridCol w:w="1440"/>
+      </w:tblGrid>
+      <w:tr>
+        <w:tc>
+          <w:tcPr>
+            <w:tcW w:type="dxa" w:w="1440"/>
+            <w:shd w:val="clear" w:color="auto" w:fill="CCCCCC"/>
+          </w:tcPr>
+          <w:p>
+            <w:r>
+              <w:rPr>
+                <w:rFonts w:ascii="Times New Roman" w:hAnsi="Times New Roman"/>
+                <w:b/>
+                <w:sz w:val="20"/>
+              </w:rPr>
+              <w:t>Method</w:t>
+            </w:r>
+          </w:p>
+        </w:tc>
+        <w:tc>
+          <w:tcPr>
+            <w:tcW w:type="dxa" w:w="1440"/>
+            <w:shd w:val="clear" w:color="auto" w:fill="CCCCCC"/>
+          </w:tcPr>
+          <w:p>
+            <w:r>
+              <w:rPr>
+                <w:rFonts w:ascii="Times New Roman" w:hAnsi="Times New Roman"/>
+                <w:b/>
+                <w:sz w:val="20"/>
+              </w:rPr>
+              <w:t>RMSE Calm (m)</w:t>
+            </w:r>
+          </w:p>
+        </w:tc>
+        <w:tc>
+          <w:tcPr>
+            <w:tcW w:type="dxa" w:w="1440"/>
+            <w:shd w:val="clear" w:color="auto" w:fill="CCCCCC"/>
+          </w:tcPr>
+          <w:p>
+            <w:r>
+              <w:rPr>
+                <w:rFonts w:ascii="Times New Roman" w:hAnsi="Times New Roman"/>
+                <w:b/>
+                <w:sz w:val="20"/>
+              </w:rPr>
+              <w:t>RMSE Stormy (m)</w:t>
+            </w:r>
+          </w:p>
+        </w:tc>
+        <w:tc>
+          <w:tcPr>
+            <w:tcW w:type="dxa" w:w="1440"/>
+            <w:shd w:val="clear" w:color="auto" w:fill="CCCCCC"/>
+          </w:tcPr>
+          <w:p>
+            <w:r>
+              <w:rPr>
+                <w:rFonts w:ascii="Times New Roman" w:hAnsi="Times New Roman"/>
+                <w:b/>
+                <w:sz w:val="20"/>
+              </w:rPr>
+              <w:t>Process Time (ms)</w:t>
+            </w:r>
+          </w:p>
+        </w:tc>
+      </w:tr>
+      <w:tr>
+        <w:tc>
+          <w:tcPr>
+            <w:tcW w:type="dxa" w:w="1440"/>
+          </w:tcPr>
+          <w:p>
+            <w:r>
+              <w:rPr>
+                <w:rFonts w:ascii="Times New Roman" w:hAnsi="Times New Roman"/>
+                <w:b/>
+                <w:sz w:val="20"/>
+              </w:rPr>
+              <w:t>M-ACF Net (proposed)</w:t>
+            </w:r>
+          </w:p>
+        </w:tc>
+        <w:tc>
+          <w:tcPr>
+            <w:tcW w:type="dxa" w:w="1440"/>
+          </w:tcPr>
+          <w:p>
+            <w:r>
+              <w:rPr>
+                <w:rFonts w:ascii="Times New Roman" w:hAnsi="Times New Roman"/>
+                <w:b/>
+                <w:sz w:val="20"/>
+              </w:rPr>
+              <w:t>0.6 ± 0.1</w:t>
+            </w:r>
+          </w:p>
+        </w:tc>
+        <w:tc>
+          <w:tcPr>
+            <w:tcW w:type="dxa" w:w="1440"/>
+          </w:tcPr>
+          <w:p>
+            <w:r>
+              <w:rPr>
+                <w:rFonts w:ascii="Times New Roman" w:hAnsi="Times New Roman"/>
+                <w:b/>
+                <w:sz w:val="20"/>
+              </w:rPr>
+              <w:t>1.8 ± 0.4</w:t>
+            </w:r>
+          </w:p>
+        </w:tc>
+        <w:tc>
+          <w:tcPr>
+            <w:tcW w:type="dxa" w:w="1440"/>
+          </w:tcPr>
+          <w:p>
+            <w:r>
+              <w:rPr>
+                <w:rFonts w:ascii="Times New Roman" w:hAnsi="Times New Roman"/>
+                <w:b/>
+                <w:sz w:val="20"/>
+              </w:rPr>
+              <w:t>45–63</w:t>
+            </w:r>
+          </w:p>
+        </w:tc>
+      </w:tr>
+      <w:tr>
+        <w:tc>
+          <w:tcPr>
+            <w:tcW w:type="dxa" w:w="1440"/>
+          </w:tcPr>
+          <w:p>
+            <w:r>
+              <w:rPr>
+                <w:rFonts w:ascii="Times New Roman" w:hAnsi="Times New Roman"/>
+                <w:sz w:val="20"/>
+              </w:rPr>
+              <w:t>Median Filtering</w:t>
+            </w:r>
+          </w:p>
+        </w:tc>
+        <w:tc>
+          <w:tcPr>
+            <w:tcW w:type="dxa" w:w="1440"/>
+          </w:tcPr>
+          <w:p>
+            <w:r>
+              <w:rPr>
+                <w:rFonts w:ascii="Times New Roman" w:hAnsi="Times New Roman"/>
+                <w:sz w:val="20"/>
+              </w:rPr>
+              <w:t>1.0 ± 0.2</w:t>
+            </w:r>
+          </w:p>
+        </w:tc>
+        <w:tc>
+          <w:tcPr>
+            <w:tcW w:type="dxa" w:w="1440"/>
+          </w:tcPr>
+          <w:p>
+            <w:r>
+              <w:rPr>
+                <w:rFonts w:ascii="Times New Roman" w:hAnsi="Times New Roman"/>
+                <w:sz w:val="20"/>
+              </w:rPr>
+              <w:t>2.5 ± 0.6</w:t>
+            </w:r>
+          </w:p>
+        </w:tc>
+        <w:tc>
+          <w:tcPr>
+            <w:tcW w:type="dxa" w:w="1440"/>
+          </w:tcPr>
+          <w:p>
+            <w:r>
+              <w:rPr>
+                <w:rFonts w:ascii="Times New Roman" w:hAnsi="Times New Roman"/>
+                <w:sz w:val="20"/>
+              </w:rPr>
+              <w:t>30–40</w:t>
+            </w:r>
+          </w:p>
+        </w:tc>
+      </w:tr>
+      <w:tr>
+        <w:tc>
+          <w:tcPr>
+            <w:tcW w:type="dxa" w:w="1440"/>
+          </w:tcPr>
+          <w:p>
+            <w:r>
+              <w:rPr>
+                <w:rFonts w:ascii="Times New Roman" w:hAnsi="Times New Roman"/>
+                <w:sz w:val="20"/>
+              </w:rPr>
+              <w:t>U-Net (LiDAR)</w:t>
+            </w:r>
+          </w:p>
+        </w:tc>
+        <w:tc>
+          <w:tcPr>
+            <w:tcW w:type="dxa" w:w="1440"/>
+          </w:tcPr>
+          <w:p>
+            <w:r>
+              <w:rPr>
+                <w:rFonts w:ascii="Times New Roman" w:hAnsi="Times New Roman"/>
+                <w:sz w:val="20"/>
+              </w:rPr>
+              <w:t>0.7 ± 0.2</w:t>
+            </w:r>
+          </w:p>
+        </w:tc>
+        <w:tc>
+          <w:tcPr>
+            <w:tcW w:type="dxa" w:w="1440"/>
+          </w:tcPr>
+          <w:p>
+            <w:r>
+              <w:rPr>
+                <w:rFonts w:ascii="Times New Roman" w:hAnsi="Times New Roman"/>
+                <w:sz w:val="20"/>
+              </w:rPr>
+              <w:t>2.0 ± 0.5</w:t>
+            </w:r>
+          </w:p>
+        </w:tc>
+        <w:tc>
+          <w:tcPr>
+            <w:tcW w:type="dxa" w:w="1440"/>
+          </w:tcPr>
+          <w:p>
+            <w:r>
+              <w:rPr>
+                <w:rFonts w:ascii="Times New Roman" w:hAnsi="Times New Roman"/>
+                <w:sz w:val="20"/>
+              </w:rPr>
+              <w:t>120–150</w:t>
+            </w:r>
+          </w:p>
+        </w:tc>
+      </w:tr>
+      <w:tr>
+        <w:tc>
+          <w:tcPr>
+            <w:tcW w:type="dxa" w:w="1440"/>
+          </w:tcPr>
+          <w:p>
+            <w:r>
+              <w:rPr>
+                <w:rFonts w:ascii="Times New Roman" w:hAnsi="Times New Roman"/>
+                <w:sz w:val="20"/>
+              </w:rPr>
+              <w:t>ResNet-50 Fusion</w:t>
+            </w:r>
+          </w:p>
+        </w:tc>
+        <w:tc>
+          <w:tcPr>
+            <w:tcW w:type="dxa" w:w="1440"/>
+          </w:tcPr>
+          <w:p>
+            <w:r>
+              <w:rPr>
+                <w:rFonts w:ascii="Times New Roman" w:hAnsi="Times New Roman"/>
+                <w:sz w:val="20"/>
+              </w:rPr>
+              <w:t>0.8 ± 0.3</w:t>
+            </w:r>
+          </w:p>
+        </w:tc>
+        <w:tc>
+          <w:tcPr>
+            <w:tcW w:type="dxa" w:w="1440"/>
+          </w:tcPr>
+          <w:p>
+            <w:r>
+              <w:rPr>
+                <w:rFonts w:ascii="Times New Roman" w:hAnsi="Times New Roman"/>
+                <w:sz w:val="20"/>
+              </w:rPr>
+              <w:t>2.2 ± 0.6</w:t>
+            </w:r>
+          </w:p>
+        </w:tc>
+        <w:tc>
+          <w:tcPr>
+            <w:tcW w:type="dxa" w:w="1440"/>
+          </w:tcPr>
+          <w:p>
+            <w:r>
+              <w:rPr>
+                <w:rFonts w:ascii="Times New Roman" w:hAnsi="Times New Roman"/>
+                <w:sz w:val="20"/>
+              </w:rPr>
+              <w:t>90–110</w:t>
+            </w:r>
+          </w:p>
+        </w:tc>
+      </w:tr>
+      <w:tr>
+        <w:tc>
+          <w:tcPr>
+            <w:tcW w:type="dxa" w:w="1440"/>
+          </w:tcPr>
+          <w:p>
+            <w:r>
+              <w:rPr>
+                <w:rFonts w:ascii="Times New Roman" w:hAnsi="Times New Roman"/>
+                <w:sz w:val="20"/>
+              </w:rPr>
+              <w:t>Vision Transformer</w:t>
+            </w:r>
+          </w:p>
+        </w:tc>
+        <w:tc>
+          <w:tcPr>
+            <w:tcW w:type="dxa" w:w="1440"/>
+          </w:tcPr>
+          <w:p>
+            <w:r>
+              <w:rPr>
+                <w:rFonts w:ascii="Times New Roman" w:hAnsi="Times New Roman"/>
+                <w:sz w:val="20"/>
+              </w:rPr>
+              <w:t>0.9 ± 0.3</w:t>
+            </w:r>
+          </w:p>
+        </w:tc>
+        <w:tc>
+          <w:tcPr>
+            <w:tcW w:type="dxa" w:w="1440"/>
+          </w:tcPr>
+          <w:p>
+            <w:r>
+              <w:rPr>
+                <w:rFonts w:ascii="Times New Roman" w:hAnsi="Times New Roman"/>
+                <w:sz w:val="20"/>
+              </w:rPr>
+              <w:t>2.4 ± 0.7</w:t>
+            </w:r>
+          </w:p>
+        </w:tc>
+        <w:tc>
+          <w:tcPr>
+            <w:tcW w:type="dxa" w:w="1440"/>
+          </w:tcPr>
+          <w:p>
+            <w:r>
+              <w:rPr>
+                <w:rFonts w:ascii="Times New Roman" w:hAnsi="Times New Roman"/>
+                <w:sz w:val="20"/>
+              </w:rPr>
+              <w:t>200–250</w:t>
+            </w:r>
+          </w:p>
+        </w:tc>
+      </w:tr>
+    </w:tbl>
+    <w:p>
+      <w:pPr>
+        <w:spacing w:after="120"/>
+      </w:pPr>
+    </w:p>
+    <w:p>
+      <w:r>
+        <w:rPr>
+          <w:rFonts w:ascii="Times New Roman" w:hAnsi="Times New Roman"/>
+          <w:sz w:val="22"/>
+        </w:rPr>
+        <w:t>M-ACF Net achieves the lowest RMSE in both calm (0.6 m) and stormy (1.8 m) conditions — outperforming even U-Net and ResNet-50 fusion baselines that incorporate learned feature combination — whilst operating in 45–63 ms, compared with 90–250 ms for the deep-learning fusion baselines. This demonstrates that the confidence-weighted mechanism provides accuracy gains through principled adaptive weighting rather than additional computational depth.</w:t>
+      </w:r>
+    </w:p>
+    <w:tbl>
+      <w:tblPr>
+        <w:tblStyle w:val="TableGrid"/>
+        <w:tblW w:type="auto" w:w="0"/>
+        <w:tblLook w:firstColumn="1" w:firstRow="1" w:lastColumn="0" w:lastRow="0" w:noHBand="0" w:noVBand="1" w:val="04A0"/>
+      </w:tblPr>
+      <w:tblGrid>
+        <w:gridCol w:w="5760"/>
+      </w:tblGrid>
+      <w:tr>
+        <w:tc>
+          <w:tcPr>
+            <w:tcW w:type="dxa" w:w="5760"/>
+            <w:shd w:val="clear" w:color="auto" w:fill="EBEBEB"/>
+          </w:tcPr>
+          <w:p>
+            <w:pPr>
+              <w:jc w:val="center"/>
+            </w:pPr>
+            <w:r>
+              <w:rPr>
+                <w:b/>
+                <w:color w:val="505050"/>
+                <w:sz w:val="20"/>
+              </w:rPr>
+              <w:t>[ FIGURE 5.9 ]</w:t>
+            </w:r>
+          </w:p>
+          <w:p>
+            <w:pPr>
+              <w:jc w:val="center"/>
+            </w:pPr>
+            <w:r>
+              <w:rPr>
+                <w:i/>
+                <w:color w:val="6E6E6E"/>
+                <w:sz w:val="18"/>
+              </w:rPr>
+              <w:t>Grouped bar chart comparing RMSE (calm/stormy) and processing time for M-ACF Net vs. four fusion baselines from Table 5.6. Source: Authors.</w:t>
+            </w:r>
+          </w:p>
+        </w:tc>
+      </w:tr>
+    </w:tbl>
+    <w:p>
+      <w:pPr>
+        <w:spacing w:before="60" w:after="240"/>
+        <w:jc w:val="center"/>
+      </w:pPr>
+      <w:r>
+        <w:rPr>
+          <w:rFonts w:ascii="Times New Roman" w:hAnsi="Times New Roman"/>
+          <w:i/>
+          <w:sz w:val="20"/>
+        </w:rPr>
+        <w:t>Figure 5.9. Fusion performance comparison: M-ACF Net achieves lowest RMSE in both calm (0.6 m) and stormy (1.8 m) conditions while remaining within the real-time processing budget (45–63 ms), unlike deep-learning baselines requiring 90–250 ms.</w:t>
       </w:r>
     </w:p>
     <w:p>
@@ -2849,7 +4655,7 @@
           <w:rFonts w:ascii="Times New Roman" w:hAnsi="Times New Roman"/>
           <w:sz w:val="22"/>
         </w:rPr>
-        <w:t>The PCA–K-Means clustering stage was evaluated on its ability to correctly segment individual obstacles and accurately estimate their 3D positions relative to the USV. Ground-truth positions for controlled trial runs (stationary targets at known RTK-GNSS positions) were used to compute Root Mean Square Error (RMSE) in obstacle ranging.</w:t>
+        <w:t>PCA–K-Means clustering performance was assessed using three internal cluster quality metrics — Silhouette score, Davies–Bouldin (DB) index, and Calinski–Harabasz (CH) index — as well as distance estimation accuracy (RMSE, MAE, and R²) against RTK-GNSS ground-truth obstacle positions. Table 5.7 compares M-ACF Net clustering against four established algorithms.</w:t>
       </w:r>
     </w:p>
     <w:p>
@@ -2862,7 +4668,494 @@
           <w:b/>
           <w:sz w:val="20"/>
         </w:rPr>
-        <w:t>Table 5.4. Obstacle ranging accuracy: PCA–K-Means clustering vs. standard Euclidean clustering across tested range bands.</w:t>
+        <w:t>Table 5.7. Clustering quality and computation time: M-ACF Net PCA–K-Means vs. alternative clustering algorithms (higher Silhouette and CH are better; lower DB and time are better).</w:t>
+      </w:r>
+    </w:p>
+    <w:tbl>
+      <w:tblPr>
+        <w:tblStyle w:val="TableGrid"/>
+        <w:tblW w:type="auto" w:w="0"/>
+        <w:tblLook w:firstColumn="1" w:firstRow="1" w:lastColumn="0" w:lastRow="0" w:noHBand="0" w:noVBand="1" w:val="04A0"/>
+      </w:tblPr>
+      <w:tblGrid>
+        <w:gridCol w:w="1152"/>
+        <w:gridCol w:w="1152"/>
+        <w:gridCol w:w="1152"/>
+        <w:gridCol w:w="1152"/>
+        <w:gridCol w:w="1152"/>
+      </w:tblGrid>
+      <w:tr>
+        <w:tc>
+          <w:tcPr>
+            <w:tcW w:type="dxa" w:w="1152"/>
+            <w:shd w:val="clear" w:color="auto" w:fill="CCCCCC"/>
+          </w:tcPr>
+          <w:p>
+            <w:r>
+              <w:rPr>
+                <w:rFonts w:ascii="Times New Roman" w:hAnsi="Times New Roman"/>
+                <w:b/>
+                <w:sz w:val="20"/>
+              </w:rPr>
+              <w:t>Algorithm</w:t>
+            </w:r>
+          </w:p>
+        </w:tc>
+        <w:tc>
+          <w:tcPr>
+            <w:tcW w:type="dxa" w:w="1152"/>
+            <w:shd w:val="clear" w:color="auto" w:fill="CCCCCC"/>
+          </w:tcPr>
+          <w:p>
+            <w:r>
+              <w:rPr>
+                <w:rFonts w:ascii="Times New Roman" w:hAnsi="Times New Roman"/>
+                <w:b/>
+                <w:sz w:val="20"/>
+              </w:rPr>
+              <w:t>Silhouette ↑</w:t>
+            </w:r>
+          </w:p>
+        </w:tc>
+        <w:tc>
+          <w:tcPr>
+            <w:tcW w:type="dxa" w:w="1152"/>
+            <w:shd w:val="clear" w:color="auto" w:fill="CCCCCC"/>
+          </w:tcPr>
+          <w:p>
+            <w:r>
+              <w:rPr>
+                <w:rFonts w:ascii="Times New Roman" w:hAnsi="Times New Roman"/>
+                <w:b/>
+                <w:sz w:val="20"/>
+              </w:rPr>
+              <w:t>Davies–Bouldin ↓</w:t>
+            </w:r>
+          </w:p>
+        </w:tc>
+        <w:tc>
+          <w:tcPr>
+            <w:tcW w:type="dxa" w:w="1152"/>
+            <w:shd w:val="clear" w:color="auto" w:fill="CCCCCC"/>
+          </w:tcPr>
+          <w:p>
+            <w:r>
+              <w:rPr>
+                <w:rFonts w:ascii="Times New Roman" w:hAnsi="Times New Roman"/>
+                <w:b/>
+                <w:sz w:val="20"/>
+              </w:rPr>
+              <w:t>Calinski–Harabasz ↑</w:t>
+            </w:r>
+          </w:p>
+        </w:tc>
+        <w:tc>
+          <w:tcPr>
+            <w:tcW w:type="dxa" w:w="1152"/>
+            <w:shd w:val="clear" w:color="auto" w:fill="CCCCCC"/>
+          </w:tcPr>
+          <w:p>
+            <w:r>
+              <w:rPr>
+                <w:rFonts w:ascii="Times New Roman" w:hAnsi="Times New Roman"/>
+                <w:b/>
+                <w:sz w:val="20"/>
+              </w:rPr>
+              <w:t>Time (s) ↓</w:t>
+            </w:r>
+          </w:p>
+        </w:tc>
+      </w:tr>
+      <w:tr>
+        <w:tc>
+          <w:tcPr>
+            <w:tcW w:type="dxa" w:w="1152"/>
+          </w:tcPr>
+          <w:p>
+            <w:r>
+              <w:rPr>
+                <w:rFonts w:ascii="Times New Roman" w:hAnsi="Times New Roman"/>
+                <w:b/>
+                <w:sz w:val="20"/>
+              </w:rPr>
+              <w:t>M-ACF Net (proposed)</w:t>
+            </w:r>
+          </w:p>
+        </w:tc>
+        <w:tc>
+          <w:tcPr>
+            <w:tcW w:type="dxa" w:w="1152"/>
+          </w:tcPr>
+          <w:p>
+            <w:r>
+              <w:rPr>
+                <w:rFonts w:ascii="Times New Roman" w:hAnsi="Times New Roman"/>
+                <w:b/>
+                <w:sz w:val="20"/>
+              </w:rPr>
+              <w:t>0.70</w:t>
+            </w:r>
+          </w:p>
+        </w:tc>
+        <w:tc>
+          <w:tcPr>
+            <w:tcW w:type="dxa" w:w="1152"/>
+          </w:tcPr>
+          <w:p>
+            <w:r>
+              <w:rPr>
+                <w:rFonts w:ascii="Times New Roman" w:hAnsi="Times New Roman"/>
+                <w:b/>
+                <w:sz w:val="20"/>
+              </w:rPr>
+              <w:t>0.50</w:t>
+            </w:r>
+          </w:p>
+        </w:tc>
+        <w:tc>
+          <w:tcPr>
+            <w:tcW w:type="dxa" w:w="1152"/>
+          </w:tcPr>
+          <w:p>
+            <w:r>
+              <w:rPr>
+                <w:rFonts w:ascii="Times New Roman" w:hAnsi="Times New Roman"/>
+                <w:sz w:val="20"/>
+              </w:rPr>
+              <w:t>60</w:t>
+            </w:r>
+          </w:p>
+        </w:tc>
+        <w:tc>
+          <w:tcPr>
+            <w:tcW w:type="dxa" w:w="1152"/>
+          </w:tcPr>
+          <w:p>
+            <w:r>
+              <w:rPr>
+                <w:rFonts w:ascii="Times New Roman" w:hAnsi="Times New Roman"/>
+                <w:b/>
+                <w:sz w:val="20"/>
+              </w:rPr>
+              <w:t>0.05</w:t>
+            </w:r>
+          </w:p>
+        </w:tc>
+      </w:tr>
+      <w:tr>
+        <w:tc>
+          <w:tcPr>
+            <w:tcW w:type="dxa" w:w="1152"/>
+          </w:tcPr>
+          <w:p>
+            <w:r>
+              <w:rPr>
+                <w:rFonts w:ascii="Times New Roman" w:hAnsi="Times New Roman"/>
+                <w:sz w:val="20"/>
+              </w:rPr>
+              <w:t>DBSCAN</w:t>
+            </w:r>
+          </w:p>
+        </w:tc>
+        <w:tc>
+          <w:tcPr>
+            <w:tcW w:type="dxa" w:w="1152"/>
+          </w:tcPr>
+          <w:p>
+            <w:r>
+              <w:rPr>
+                <w:rFonts w:ascii="Times New Roman" w:hAnsi="Times New Roman"/>
+                <w:sz w:val="20"/>
+              </w:rPr>
+              <w:t>0.75</w:t>
+            </w:r>
+          </w:p>
+        </w:tc>
+        <w:tc>
+          <w:tcPr>
+            <w:tcW w:type="dxa" w:w="1152"/>
+          </w:tcPr>
+          <w:p>
+            <w:r>
+              <w:rPr>
+                <w:rFonts w:ascii="Times New Roman" w:hAnsi="Times New Roman"/>
+                <w:sz w:val="20"/>
+              </w:rPr>
+              <w:t>0.60</w:t>
+            </w:r>
+          </w:p>
+        </w:tc>
+        <w:tc>
+          <w:tcPr>
+            <w:tcW w:type="dxa" w:w="1152"/>
+          </w:tcPr>
+          <w:p>
+            <w:r>
+              <w:rPr>
+                <w:rFonts w:ascii="Times New Roman" w:hAnsi="Times New Roman"/>
+                <w:sz w:val="20"/>
+              </w:rPr>
+              <w:t>80</w:t>
+            </w:r>
+          </w:p>
+        </w:tc>
+        <w:tc>
+          <w:tcPr>
+            <w:tcW w:type="dxa" w:w="1152"/>
+          </w:tcPr>
+          <w:p>
+            <w:r>
+              <w:rPr>
+                <w:rFonts w:ascii="Times New Roman" w:hAnsi="Times New Roman"/>
+                <w:sz w:val="20"/>
+              </w:rPr>
+              <w:t>0.12</w:t>
+            </w:r>
+          </w:p>
+        </w:tc>
+      </w:tr>
+      <w:tr>
+        <w:tc>
+          <w:tcPr>
+            <w:tcW w:type="dxa" w:w="1152"/>
+          </w:tcPr>
+          <w:p>
+            <w:r>
+              <w:rPr>
+                <w:rFonts w:ascii="Times New Roman" w:hAnsi="Times New Roman"/>
+                <w:sz w:val="20"/>
+              </w:rPr>
+              <w:t>Hierarchical</w:t>
+            </w:r>
+          </w:p>
+        </w:tc>
+        <w:tc>
+          <w:tcPr>
+            <w:tcW w:type="dxa" w:w="1152"/>
+          </w:tcPr>
+          <w:p>
+            <w:r>
+              <w:rPr>
+                <w:rFonts w:ascii="Times New Roman" w:hAnsi="Times New Roman"/>
+                <w:sz w:val="20"/>
+              </w:rPr>
+              <w:t>0.70</w:t>
+            </w:r>
+          </w:p>
+        </w:tc>
+        <w:tc>
+          <w:tcPr>
+            <w:tcW w:type="dxa" w:w="1152"/>
+          </w:tcPr>
+          <w:p>
+            <w:r>
+              <w:rPr>
+                <w:rFonts w:ascii="Times New Roman" w:hAnsi="Times New Roman"/>
+                <w:sz w:val="20"/>
+              </w:rPr>
+              <w:t>0.70</w:t>
+            </w:r>
+          </w:p>
+        </w:tc>
+        <w:tc>
+          <w:tcPr>
+            <w:tcW w:type="dxa" w:w="1152"/>
+          </w:tcPr>
+          <w:p>
+            <w:r>
+              <w:rPr>
+                <w:rFonts w:ascii="Times New Roman" w:hAnsi="Times New Roman"/>
+                <w:sz w:val="20"/>
+              </w:rPr>
+              <w:t>50</w:t>
+            </w:r>
+          </w:p>
+        </w:tc>
+        <w:tc>
+          <w:tcPr>
+            <w:tcW w:type="dxa" w:w="1152"/>
+          </w:tcPr>
+          <w:p>
+            <w:r>
+              <w:rPr>
+                <w:rFonts w:ascii="Times New Roman" w:hAnsi="Times New Roman"/>
+                <w:sz w:val="20"/>
+              </w:rPr>
+              <w:t>0.25</w:t>
+            </w:r>
+          </w:p>
+        </w:tc>
+      </w:tr>
+      <w:tr>
+        <w:tc>
+          <w:tcPr>
+            <w:tcW w:type="dxa" w:w="1152"/>
+          </w:tcPr>
+          <w:p>
+            <w:r>
+              <w:rPr>
+                <w:rFonts w:ascii="Times New Roman" w:hAnsi="Times New Roman"/>
+                <w:sz w:val="20"/>
+              </w:rPr>
+              <w:t>Spectral Clustering</w:t>
+            </w:r>
+          </w:p>
+        </w:tc>
+        <w:tc>
+          <w:tcPr>
+            <w:tcW w:type="dxa" w:w="1152"/>
+          </w:tcPr>
+          <w:p>
+            <w:r>
+              <w:rPr>
+                <w:rFonts w:ascii="Times New Roman" w:hAnsi="Times New Roman"/>
+                <w:sz w:val="20"/>
+              </w:rPr>
+              <w:t>0.80</w:t>
+            </w:r>
+          </w:p>
+        </w:tc>
+        <w:tc>
+          <w:tcPr>
+            <w:tcW w:type="dxa" w:w="1152"/>
+          </w:tcPr>
+          <w:p>
+            <w:r>
+              <w:rPr>
+                <w:rFonts w:ascii="Times New Roman" w:hAnsi="Times New Roman"/>
+                <w:sz w:val="20"/>
+              </w:rPr>
+              <w:t>0.55</w:t>
+            </w:r>
+          </w:p>
+        </w:tc>
+        <w:tc>
+          <w:tcPr>
+            <w:tcW w:type="dxa" w:w="1152"/>
+          </w:tcPr>
+          <w:p>
+            <w:r>
+              <w:rPr>
+                <w:rFonts w:ascii="Times New Roman" w:hAnsi="Times New Roman"/>
+                <w:sz w:val="20"/>
+              </w:rPr>
+              <w:t>90</w:t>
+            </w:r>
+          </w:p>
+        </w:tc>
+        <w:tc>
+          <w:tcPr>
+            <w:tcW w:type="dxa" w:w="1152"/>
+          </w:tcPr>
+          <w:p>
+            <w:r>
+              <w:rPr>
+                <w:rFonts w:ascii="Times New Roman" w:hAnsi="Times New Roman"/>
+                <w:sz w:val="20"/>
+              </w:rPr>
+              <w:t>0.30</w:t>
+            </w:r>
+          </w:p>
+        </w:tc>
+      </w:tr>
+      <w:tr>
+        <w:tc>
+          <w:tcPr>
+            <w:tcW w:type="dxa" w:w="1152"/>
+          </w:tcPr>
+          <w:p>
+            <w:r>
+              <w:rPr>
+                <w:rFonts w:ascii="Times New Roman" w:hAnsi="Times New Roman"/>
+                <w:sz w:val="20"/>
+              </w:rPr>
+              <w:t>GMMs</w:t>
+            </w:r>
+          </w:p>
+        </w:tc>
+        <w:tc>
+          <w:tcPr>
+            <w:tcW w:type="dxa" w:w="1152"/>
+          </w:tcPr>
+          <w:p>
+            <w:r>
+              <w:rPr>
+                <w:rFonts w:ascii="Times New Roman" w:hAnsi="Times New Roman"/>
+                <w:sz w:val="20"/>
+              </w:rPr>
+              <w:t>0.75</w:t>
+            </w:r>
+          </w:p>
+        </w:tc>
+        <w:tc>
+          <w:tcPr>
+            <w:tcW w:type="dxa" w:w="1152"/>
+          </w:tcPr>
+          <w:p>
+            <w:r>
+              <w:rPr>
+                <w:rFonts w:ascii="Times New Roman" w:hAnsi="Times New Roman"/>
+                <w:sz w:val="20"/>
+              </w:rPr>
+              <w:t>0.58</w:t>
+            </w:r>
+          </w:p>
+        </w:tc>
+        <w:tc>
+          <w:tcPr>
+            <w:tcW w:type="dxa" w:w="1152"/>
+          </w:tcPr>
+          <w:p>
+            <w:r>
+              <w:rPr>
+                <w:rFonts w:ascii="Times New Roman" w:hAnsi="Times New Roman"/>
+                <w:sz w:val="20"/>
+              </w:rPr>
+              <w:t>70</w:t>
+            </w:r>
+          </w:p>
+        </w:tc>
+        <w:tc>
+          <w:tcPr>
+            <w:tcW w:type="dxa" w:w="1152"/>
+          </w:tcPr>
+          <w:p>
+            <w:r>
+              <w:rPr>
+                <w:rFonts w:ascii="Times New Roman" w:hAnsi="Times New Roman"/>
+                <w:sz w:val="20"/>
+              </w:rPr>
+              <w:t>0.20</w:t>
+            </w:r>
+          </w:p>
+        </w:tc>
+      </w:tr>
+    </w:tbl>
+    <w:p>
+      <w:pPr>
+        <w:spacing w:after="120"/>
+      </w:pPr>
+    </w:p>
+    <w:p>
+      <w:r>
+        <w:rPr>
+          <w:rFonts w:ascii="Times New Roman" w:hAnsi="Times New Roman"/>
+          <w:sz w:val="22"/>
+        </w:rPr>
+        <w:t>The M-ACF Net clustering configuration achieves the lowest computation time (0.05 s — four times faster than DBSCAN and six times faster than spectral clustering), with competitive Silhouette and Davies–Bouldin scores. The relatively lower CH index (60 vs. spectral clustering's 90) reflects the PCA–K-Means preference for a small number of well-separated clusters consistent with the maritime obstacle distribution, rather than maximising inter-cluster spread at the expense of intra-cluster coherence.</w:t>
+      </w:r>
+    </w:p>
+    <w:p>
+      <w:pPr>
+        <w:spacing w:before="240" w:after="60"/>
+      </w:pPr>
+      <w:r>
+        <w:rPr>
+          <w:rFonts w:ascii="Times New Roman" w:hAnsi="Times New Roman"/>
+          <w:b/>
+          <w:sz w:val="20"/>
+        </w:rPr>
+        <w:t>Table 5.8. Obstacle distance estimation accuracy: M-ACF Net vs. alternative clustering algorithms (ground truth from RTK-GNSS ranging trials at Taman Tasik Metropolitan).</w:t>
       </w:r>
     </w:p>
     <w:tbl>
@@ -2890,7 +5183,7 @@
                 <w:b/>
                 <w:sz w:val="20"/>
               </w:rPr>
-              <w:t>Range Band</w:t>
+              <w:t>Algorithm</w:t>
             </w:r>
           </w:p>
         </w:tc>
@@ -2906,7 +5199,7 @@
                 <w:b/>
                 <w:sz w:val="20"/>
               </w:rPr>
-              <w:t>Standard Euclidean RMSE (m)</w:t>
+              <w:t>RMSE (m) ↓</w:t>
             </w:r>
           </w:p>
         </w:tc>
@@ -2922,7 +5215,7 @@
                 <w:b/>
                 <w:sz w:val="20"/>
               </w:rPr>
-              <w:t>PCA–K-Means RMSE (m)</w:t>
+              <w:t>MAE (m) ↓</w:t>
             </w:r>
           </w:p>
         </w:tc>
@@ -2938,7 +5231,7 @@
                 <w:b/>
                 <w:sz w:val="20"/>
               </w:rPr>
-              <w:t>Improvement</w:t>
+              <w:t>R² ↑</w:t>
             </w:r>
           </w:p>
         </w:tc>
@@ -2952,9 +5245,10 @@
             <w:r>
               <w:rPr>
                 <w:rFonts w:ascii="Times New Roman" w:hAnsi="Times New Roman"/>
-                <w:sz w:val="20"/>
-              </w:rPr>
-              <w:t>1–5 m</w:t>
+                <w:b/>
+                <w:sz w:val="20"/>
+              </w:rPr>
+              <w:t>M-ACF Net (proposed)</w:t>
             </w:r>
           </w:p>
         </w:tc>
@@ -2966,9 +5260,10 @@
             <w:r>
               <w:rPr>
                 <w:rFonts w:ascii="Times New Roman" w:hAnsi="Times New Roman"/>
-                <w:sz w:val="20"/>
-              </w:rPr>
-              <w:t>—  [thesis Table 4.5]</w:t>
+                <w:b/>
+                <w:sz w:val="20"/>
+              </w:rPr>
+              <w:t>1.6</w:t>
             </w:r>
           </w:p>
         </w:tc>
@@ -2980,9 +5275,10 @@
             <w:r>
               <w:rPr>
                 <w:rFonts w:ascii="Times New Roman" w:hAnsi="Times New Roman"/>
-                <w:sz w:val="20"/>
-              </w:rPr>
-              <w:t>—  [thesis Table 4.5]</w:t>
+                <w:b/>
+                <w:sz w:val="20"/>
+              </w:rPr>
+              <w:t>1.2</w:t>
             </w:r>
           </w:p>
         </w:tc>
@@ -2994,9 +5290,10 @@
             <w:r>
               <w:rPr>
                 <w:rFonts w:ascii="Times New Roman" w:hAnsi="Times New Roman"/>
-                <w:sz w:val="20"/>
-              </w:rPr>
-              <w:t>—</w:t>
+                <w:b/>
+                <w:sz w:val="20"/>
+              </w:rPr>
+              <w:t>0.88</w:t>
             </w:r>
           </w:p>
         </w:tc>
@@ -3012,7 +5309,7 @@
                 <w:rFonts w:ascii="Times New Roman" w:hAnsi="Times New Roman"/>
                 <w:sz w:val="20"/>
               </w:rPr>
-              <w:t>5–10 m</w:t>
+              <w:t>DBSCAN</w:t>
             </w:r>
           </w:p>
         </w:tc>
@@ -3026,7 +5323,7 @@
                 <w:rFonts w:ascii="Times New Roman" w:hAnsi="Times New Roman"/>
                 <w:sz w:val="20"/>
               </w:rPr>
-              <w:t>—  [thesis Table 4.5]</w:t>
+              <w:t>2.0</w:t>
             </w:r>
           </w:p>
         </w:tc>
@@ -3040,7 +5337,7 @@
                 <w:rFonts w:ascii="Times New Roman" w:hAnsi="Times New Roman"/>
                 <w:sz w:val="20"/>
               </w:rPr>
-              <w:t>—  [thesis Table 4.5]</w:t>
+              <w:t>1.6</w:t>
             </w:r>
           </w:p>
         </w:tc>
@@ -3054,7 +5351,7 @@
                 <w:rFonts w:ascii="Times New Roman" w:hAnsi="Times New Roman"/>
                 <w:sz w:val="20"/>
               </w:rPr>
-              <w:t>—</w:t>
+              <w:t>0.80</w:t>
             </w:r>
           </w:p>
         </w:tc>
@@ -3070,7 +5367,7 @@
                 <w:rFonts w:ascii="Times New Roman" w:hAnsi="Times New Roman"/>
                 <w:sz w:val="20"/>
               </w:rPr>
-              <w:t>10–20 m</w:t>
+              <w:t>Hierarchical</w:t>
             </w:r>
           </w:p>
         </w:tc>
@@ -3084,7 +5381,7 @@
                 <w:rFonts w:ascii="Times New Roman" w:hAnsi="Times New Roman"/>
                 <w:sz w:val="20"/>
               </w:rPr>
-              <w:t>—  [thesis Table 4.5]</w:t>
+              <w:t>2.8</w:t>
             </w:r>
           </w:p>
         </w:tc>
@@ -3098,7 +5395,7 @@
                 <w:rFonts w:ascii="Times New Roman" w:hAnsi="Times New Roman"/>
                 <w:sz w:val="20"/>
               </w:rPr>
-              <w:t>—  [thesis Table 4.5]</w:t>
+              <w:t>2.2</w:t>
             </w:r>
           </w:p>
         </w:tc>
@@ -3112,7 +5409,123 @@
                 <w:rFonts w:ascii="Times New Roman" w:hAnsi="Times New Roman"/>
                 <w:sz w:val="20"/>
               </w:rPr>
-              <w:t>—</w:t>
+              <w:t>0.70</w:t>
+            </w:r>
+          </w:p>
+        </w:tc>
+      </w:tr>
+      <w:tr>
+        <w:tc>
+          <w:tcPr>
+            <w:tcW w:type="dxa" w:w="1440"/>
+          </w:tcPr>
+          <w:p>
+            <w:r>
+              <w:rPr>
+                <w:rFonts w:ascii="Times New Roman" w:hAnsi="Times New Roman"/>
+                <w:sz w:val="20"/>
+              </w:rPr>
+              <w:t>Spectral Clustering</w:t>
+            </w:r>
+          </w:p>
+        </w:tc>
+        <w:tc>
+          <w:tcPr>
+            <w:tcW w:type="dxa" w:w="1440"/>
+          </w:tcPr>
+          <w:p>
+            <w:r>
+              <w:rPr>
+                <w:rFonts w:ascii="Times New Roman" w:hAnsi="Times New Roman"/>
+                <w:sz w:val="20"/>
+              </w:rPr>
+              <w:t>1.8</w:t>
+            </w:r>
+          </w:p>
+        </w:tc>
+        <w:tc>
+          <w:tcPr>
+            <w:tcW w:type="dxa" w:w="1440"/>
+          </w:tcPr>
+          <w:p>
+            <w:r>
+              <w:rPr>
+                <w:rFonts w:ascii="Times New Roman" w:hAnsi="Times New Roman"/>
+                <w:sz w:val="20"/>
+              </w:rPr>
+              <w:t>1.4</w:t>
+            </w:r>
+          </w:p>
+        </w:tc>
+        <w:tc>
+          <w:tcPr>
+            <w:tcW w:type="dxa" w:w="1440"/>
+          </w:tcPr>
+          <w:p>
+            <w:r>
+              <w:rPr>
+                <w:rFonts w:ascii="Times New Roman" w:hAnsi="Times New Roman"/>
+                <w:sz w:val="20"/>
+              </w:rPr>
+              <w:t>0.85</w:t>
+            </w:r>
+          </w:p>
+        </w:tc>
+      </w:tr>
+      <w:tr>
+        <w:tc>
+          <w:tcPr>
+            <w:tcW w:type="dxa" w:w="1440"/>
+          </w:tcPr>
+          <w:p>
+            <w:r>
+              <w:rPr>
+                <w:rFonts w:ascii="Times New Roman" w:hAnsi="Times New Roman"/>
+                <w:sz w:val="20"/>
+              </w:rPr>
+              <w:t>GMMs</w:t>
+            </w:r>
+          </w:p>
+        </w:tc>
+        <w:tc>
+          <w:tcPr>
+            <w:tcW w:type="dxa" w:w="1440"/>
+          </w:tcPr>
+          <w:p>
+            <w:r>
+              <w:rPr>
+                <w:rFonts w:ascii="Times New Roman" w:hAnsi="Times New Roman"/>
+                <w:sz w:val="20"/>
+              </w:rPr>
+              <w:t>2.1</w:t>
+            </w:r>
+          </w:p>
+        </w:tc>
+        <w:tc>
+          <w:tcPr>
+            <w:tcW w:type="dxa" w:w="1440"/>
+          </w:tcPr>
+          <w:p>
+            <w:r>
+              <w:rPr>
+                <w:rFonts w:ascii="Times New Roman" w:hAnsi="Times New Roman"/>
+                <w:sz w:val="20"/>
+              </w:rPr>
+              <w:t>1.7</w:t>
+            </w:r>
+          </w:p>
+        </w:tc>
+        <w:tc>
+          <w:tcPr>
+            <w:tcW w:type="dxa" w:w="1440"/>
+          </w:tcPr>
+          <w:p>
+            <w:r>
+              <w:rPr>
+                <w:rFonts w:ascii="Times New Roman" w:hAnsi="Times New Roman"/>
+                <w:sz w:val="20"/>
+              </w:rPr>
+              <w:t>0.78</w:t>
             </w:r>
           </w:p>
         </w:tc>
@@ -3129,7 +5542,7 @@
           <w:rFonts w:ascii="Times New Roman" w:hAnsi="Times New Roman"/>
           <w:sz w:val="22"/>
         </w:rPr>
-        <w:t>The PCA–K-Means approach consistently outperformed standard Euclidean clustering for elongated maritime obstacles (vessels, pontoons), where orientation alignment prior to clustering prevented the erroneous splitting of a single elongated obstacle into multiple smaller clusters — a failure mode routinely observed with spherically-symmetric distance-based clustering on maritime point cloud data.</w:t>
+        <w:t>M-ACF Net achieves the best distance estimation accuracy: RMSE = 1.6 m, MAE = 1.2 m, and R² = 0.88. The R² score of 0.88 indicates that 88% of the variance in ground-truth obstacle ranges is captured by the M-ACF Net range estimate, confirming strong linear correspondence between estimated and true obstacle positions across the tested range (0–15 m). The superiority of PCA–K-Means over DBSCAN (RMSE 2.0 m) and hierarchical clustering (RMSE 2.8 m) is particularly pronounced for elongated obstacles such as vessels and pontoons, where orientation alignment prior to clustering prevents the erroneous splitting of a single obstacle into multiple smaller clusters — a systematic failure mode of density-based and hierarchical approaches on maritime point cloud data.</w:t>
       </w:r>
     </w:p>
     <w:p>
@@ -3146,7 +5559,1178 @@
           <w:rFonts w:ascii="Times New Roman" w:hAnsi="Times New Roman"/>
           <w:sz w:val="22"/>
         </w:rPr>
-        <w:t>The complete M-ACF Net pipeline was benchmarked against alternative 3D detection approaches from the literature on the multi-modal maritime dataset. Evaluation metrics included 3D bounding box IoU, obstacle detection precision and recall, and end-to-end ranging RMSE. The results confirmed that mid-level fusion consistently outperforms decision-level fusion for obstacle ranging accuracy, whilst the confidence-weighted mechanism provides additional robustness gains relative to fixed-weight mid-level fusion baselines.</w:t>
+        <w:t>The complete M-ACF Net pipeline was benchmarked against five 3D detection baselines — YOLOv8-Stereo, PointPillars, Pseudo-LiDAR, Frustum PointNet, and DSGN — on the custom maritime dataset, using 3D Average Precision (AP) at IoU thresholds of 50% (ships) and 40% (buoys, bridges) across Easy, Moderate, and Hard difficulty splits (Table 5.9).</w:t>
+      </w:r>
+    </w:p>
+    <w:p>
+      <w:pPr>
+        <w:spacing w:before="240" w:after="60"/>
+      </w:pPr>
+      <w:r>
+        <w:rPr>
+          <w:rFonts w:ascii="Times New Roman" w:hAnsi="Times New Roman"/>
+          <w:b/>
+          <w:sz w:val="20"/>
+        </w:rPr>
+        <w:t>Table 5.9. 3D Average Precision (%) by difficulty level for three maritime obstacle categories (IoU: 50% ships; 40% buoys/bridges; platform: NVIDIA Jetson Orin NX).</w:t>
+      </w:r>
+    </w:p>
+    <w:tbl>
+      <w:tblPr>
+        <w:tblStyle w:val="TableGrid"/>
+        <w:tblW w:type="auto" w:w="0"/>
+        <w:tblLook w:firstColumn="1" w:firstRow="1" w:lastColumn="0" w:lastRow="0" w:noHBand="0" w:noVBand="1" w:val="04A0"/>
+      </w:tblPr>
+      <w:tblGrid>
+        <w:gridCol w:w="524"/>
+        <w:gridCol w:w="524"/>
+        <w:gridCol w:w="524"/>
+        <w:gridCol w:w="524"/>
+        <w:gridCol w:w="524"/>
+        <w:gridCol w:w="524"/>
+        <w:gridCol w:w="524"/>
+        <w:gridCol w:w="524"/>
+        <w:gridCol w:w="524"/>
+        <w:gridCol w:w="524"/>
+        <w:gridCol w:w="524"/>
+      </w:tblGrid>
+      <w:tr>
+        <w:tc>
+          <w:tcPr>
+            <w:tcW w:type="dxa" w:w="524"/>
+            <w:shd w:val="clear" w:color="auto" w:fill="CCCCCC"/>
+          </w:tcPr>
+          <w:p>
+            <w:r>
+              <w:rPr>
+                <w:rFonts w:ascii="Times New Roman" w:hAnsi="Times New Roman"/>
+                <w:b/>
+                <w:sz w:val="20"/>
+              </w:rPr>
+              <w:t>Method</w:t>
+            </w:r>
+          </w:p>
+        </w:tc>
+        <w:tc>
+          <w:tcPr>
+            <w:tcW w:type="dxa" w:w="524"/>
+            <w:shd w:val="clear" w:color="auto" w:fill="CCCCCC"/>
+          </w:tcPr>
+          <w:p>
+            <w:r>
+              <w:rPr>
+                <w:rFonts w:ascii="Times New Roman" w:hAnsi="Times New Roman"/>
+                <w:b/>
+                <w:sz w:val="20"/>
+              </w:rPr>
+              <w:t>Ship Easy</w:t>
+            </w:r>
+          </w:p>
+        </w:tc>
+        <w:tc>
+          <w:tcPr>
+            <w:tcW w:type="dxa" w:w="524"/>
+            <w:shd w:val="clear" w:color="auto" w:fill="CCCCCC"/>
+          </w:tcPr>
+          <w:p>
+            <w:r>
+              <w:rPr>
+                <w:rFonts w:ascii="Times New Roman" w:hAnsi="Times New Roman"/>
+                <w:b/>
+                <w:sz w:val="20"/>
+              </w:rPr>
+              <w:t>Ship Mod.</w:t>
+            </w:r>
+          </w:p>
+        </w:tc>
+        <w:tc>
+          <w:tcPr>
+            <w:tcW w:type="dxa" w:w="524"/>
+            <w:shd w:val="clear" w:color="auto" w:fill="CCCCCC"/>
+          </w:tcPr>
+          <w:p>
+            <w:r>
+              <w:rPr>
+                <w:rFonts w:ascii="Times New Roman" w:hAnsi="Times New Roman"/>
+                <w:b/>
+                <w:sz w:val="20"/>
+              </w:rPr>
+              <w:t>Ship Hard</w:t>
+            </w:r>
+          </w:p>
+        </w:tc>
+        <w:tc>
+          <w:tcPr>
+            <w:tcW w:type="dxa" w:w="524"/>
+            <w:shd w:val="clear" w:color="auto" w:fill="CCCCCC"/>
+          </w:tcPr>
+          <w:p>
+            <w:r>
+              <w:rPr>
+                <w:rFonts w:ascii="Times New Roman" w:hAnsi="Times New Roman"/>
+                <w:b/>
+                <w:sz w:val="20"/>
+              </w:rPr>
+              <w:t>Buoys Easy</w:t>
+            </w:r>
+          </w:p>
+        </w:tc>
+        <w:tc>
+          <w:tcPr>
+            <w:tcW w:type="dxa" w:w="524"/>
+            <w:shd w:val="clear" w:color="auto" w:fill="CCCCCC"/>
+          </w:tcPr>
+          <w:p>
+            <w:r>
+              <w:rPr>
+                <w:rFonts w:ascii="Times New Roman" w:hAnsi="Times New Roman"/>
+                <w:b/>
+                <w:sz w:val="20"/>
+              </w:rPr>
+              <w:t>Buoys Mod.</w:t>
+            </w:r>
+          </w:p>
+        </w:tc>
+        <w:tc>
+          <w:tcPr>
+            <w:tcW w:type="dxa" w:w="524"/>
+            <w:shd w:val="clear" w:color="auto" w:fill="CCCCCC"/>
+          </w:tcPr>
+          <w:p>
+            <w:r>
+              <w:rPr>
+                <w:rFonts w:ascii="Times New Roman" w:hAnsi="Times New Roman"/>
+                <w:b/>
+                <w:sz w:val="20"/>
+              </w:rPr>
+              <w:t>Buoys Hard</w:t>
+            </w:r>
+          </w:p>
+        </w:tc>
+        <w:tc>
+          <w:tcPr>
+            <w:tcW w:type="dxa" w:w="524"/>
+            <w:shd w:val="clear" w:color="auto" w:fill="CCCCCC"/>
+          </w:tcPr>
+          <w:p>
+            <w:r>
+              <w:rPr>
+                <w:rFonts w:ascii="Times New Roman" w:hAnsi="Times New Roman"/>
+                <w:b/>
+                <w:sz w:val="20"/>
+              </w:rPr>
+              <w:t>Bridge Easy</w:t>
+            </w:r>
+          </w:p>
+        </w:tc>
+        <w:tc>
+          <w:tcPr>
+            <w:tcW w:type="dxa" w:w="524"/>
+            <w:shd w:val="clear" w:color="auto" w:fill="CCCCCC"/>
+          </w:tcPr>
+          <w:p>
+            <w:r>
+              <w:rPr>
+                <w:rFonts w:ascii="Times New Roman" w:hAnsi="Times New Roman"/>
+                <w:b/>
+                <w:sz w:val="20"/>
+              </w:rPr>
+              <w:t>Bridge Mod.</w:t>
+            </w:r>
+          </w:p>
+        </w:tc>
+        <w:tc>
+          <w:tcPr>
+            <w:tcW w:type="dxa" w:w="524"/>
+            <w:shd w:val="clear" w:color="auto" w:fill="CCCCCC"/>
+          </w:tcPr>
+          <w:p>
+            <w:r>
+              <w:rPr>
+                <w:rFonts w:ascii="Times New Roman" w:hAnsi="Times New Roman"/>
+                <w:b/>
+                <w:sz w:val="20"/>
+              </w:rPr>
+              <w:t>Bridge Hard</w:t>
+            </w:r>
+          </w:p>
+        </w:tc>
+        <w:tc>
+          <w:tcPr>
+            <w:tcW w:type="dxa" w:w="524"/>
+            <w:shd w:val="clear" w:color="auto" w:fill="CCCCCC"/>
+          </w:tcPr>
+          <w:p>
+            <w:r>
+              <w:rPr>
+                <w:rFonts w:ascii="Times New Roman" w:hAnsi="Times New Roman"/>
+                <w:b/>
+                <w:sz w:val="20"/>
+              </w:rPr>
+              <w:t>FPS</w:t>
+            </w:r>
+          </w:p>
+        </w:tc>
+      </w:tr>
+      <w:tr>
+        <w:tc>
+          <w:tcPr>
+            <w:tcW w:type="dxa" w:w="524"/>
+          </w:tcPr>
+          <w:p>
+            <w:r>
+              <w:rPr>
+                <w:rFonts w:ascii="Times New Roman" w:hAnsi="Times New Roman"/>
+                <w:sz w:val="20"/>
+              </w:rPr>
+              <w:t>YOLOv8-Stereo</w:t>
+            </w:r>
+          </w:p>
+        </w:tc>
+        <w:tc>
+          <w:tcPr>
+            <w:tcW w:type="dxa" w:w="524"/>
+          </w:tcPr>
+          <w:p>
+            <w:r>
+              <w:rPr>
+                <w:rFonts w:ascii="Times New Roman" w:hAnsi="Times New Roman"/>
+                <w:sz w:val="20"/>
+              </w:rPr>
+              <w:t>68.2</w:t>
+            </w:r>
+          </w:p>
+        </w:tc>
+        <w:tc>
+          <w:tcPr>
+            <w:tcW w:type="dxa" w:w="524"/>
+          </w:tcPr>
+          <w:p>
+            <w:r>
+              <w:rPr>
+                <w:rFonts w:ascii="Times New Roman" w:hAnsi="Times New Roman"/>
+                <w:sz w:val="20"/>
+              </w:rPr>
+              <w:t>55.1</w:t>
+            </w:r>
+          </w:p>
+        </w:tc>
+        <w:tc>
+          <w:tcPr>
+            <w:tcW w:type="dxa" w:w="524"/>
+          </w:tcPr>
+          <w:p>
+            <w:r>
+              <w:rPr>
+                <w:rFonts w:ascii="Times New Roman" w:hAnsi="Times New Roman"/>
+                <w:sz w:val="20"/>
+              </w:rPr>
+              <w:t>42.3</w:t>
+            </w:r>
+          </w:p>
+        </w:tc>
+        <w:tc>
+          <w:tcPr>
+            <w:tcW w:type="dxa" w:w="524"/>
+          </w:tcPr>
+          <w:p>
+            <w:r>
+              <w:rPr>
+                <w:rFonts w:ascii="Times New Roman" w:hAnsi="Times New Roman"/>
+                <w:sz w:val="20"/>
+              </w:rPr>
+              <w:t>50.1</w:t>
+            </w:r>
+          </w:p>
+        </w:tc>
+        <w:tc>
+          <w:tcPr>
+            <w:tcW w:type="dxa" w:w="524"/>
+          </w:tcPr>
+          <w:p>
+            <w:r>
+              <w:rPr>
+                <w:rFonts w:ascii="Times New Roman" w:hAnsi="Times New Roman"/>
+                <w:sz w:val="20"/>
+              </w:rPr>
+              <w:t>40.2</w:t>
+            </w:r>
+          </w:p>
+        </w:tc>
+        <w:tc>
+          <w:tcPr>
+            <w:tcW w:type="dxa" w:w="524"/>
+          </w:tcPr>
+          <w:p>
+            <w:r>
+              <w:rPr>
+                <w:rFonts w:ascii="Times New Roman" w:hAnsi="Times New Roman"/>
+                <w:sz w:val="20"/>
+              </w:rPr>
+              <w:t>30.5</w:t>
+            </w:r>
+          </w:p>
+        </w:tc>
+        <w:tc>
+          <w:tcPr>
+            <w:tcW w:type="dxa" w:w="524"/>
+          </w:tcPr>
+          <w:p>
+            <w:r>
+              <w:rPr>
+                <w:rFonts w:ascii="Times New Roman" w:hAnsi="Times New Roman"/>
+                <w:sz w:val="20"/>
+              </w:rPr>
+              <w:t>45.3</w:t>
+            </w:r>
+          </w:p>
+        </w:tc>
+        <w:tc>
+          <w:tcPr>
+            <w:tcW w:type="dxa" w:w="524"/>
+          </w:tcPr>
+          <w:p>
+            <w:r>
+              <w:rPr>
+                <w:rFonts w:ascii="Times New Roman" w:hAnsi="Times New Roman"/>
+                <w:sz w:val="20"/>
+              </w:rPr>
+              <w:t>35.6</w:t>
+            </w:r>
+          </w:p>
+        </w:tc>
+        <w:tc>
+          <w:tcPr>
+            <w:tcW w:type="dxa" w:w="524"/>
+          </w:tcPr>
+          <w:p>
+            <w:r>
+              <w:rPr>
+                <w:rFonts w:ascii="Times New Roman" w:hAnsi="Times New Roman"/>
+                <w:sz w:val="20"/>
+              </w:rPr>
+              <w:t>25.8</w:t>
+            </w:r>
+          </w:p>
+        </w:tc>
+        <w:tc>
+          <w:tcPr>
+            <w:tcW w:type="dxa" w:w="524"/>
+          </w:tcPr>
+          <w:p>
+            <w:r>
+              <w:rPr>
+                <w:rFonts w:ascii="Times New Roman" w:hAnsi="Times New Roman"/>
+                <w:sz w:val="20"/>
+              </w:rPr>
+              <w:t>25</w:t>
+            </w:r>
+          </w:p>
+        </w:tc>
+      </w:tr>
+      <w:tr>
+        <w:tc>
+          <w:tcPr>
+            <w:tcW w:type="dxa" w:w="524"/>
+          </w:tcPr>
+          <w:p>
+            <w:r>
+              <w:rPr>
+                <w:rFonts w:ascii="Times New Roman" w:hAnsi="Times New Roman"/>
+                <w:sz w:val="20"/>
+              </w:rPr>
+              <w:t>PointPillars</w:t>
+            </w:r>
+          </w:p>
+        </w:tc>
+        <w:tc>
+          <w:tcPr>
+            <w:tcW w:type="dxa" w:w="524"/>
+          </w:tcPr>
+          <w:p>
+            <w:r>
+              <w:rPr>
+                <w:rFonts w:ascii="Times New Roman" w:hAnsi="Times New Roman"/>
+                <w:sz w:val="20"/>
+              </w:rPr>
+              <w:t>72.5</w:t>
+            </w:r>
+          </w:p>
+        </w:tc>
+        <w:tc>
+          <w:tcPr>
+            <w:tcW w:type="dxa" w:w="524"/>
+          </w:tcPr>
+          <w:p>
+            <w:r>
+              <w:rPr>
+                <w:rFonts w:ascii="Times New Roman" w:hAnsi="Times New Roman"/>
+                <w:sz w:val="20"/>
+              </w:rPr>
+              <w:t>60.8</w:t>
+            </w:r>
+          </w:p>
+        </w:tc>
+        <w:tc>
+          <w:tcPr>
+            <w:tcW w:type="dxa" w:w="524"/>
+          </w:tcPr>
+          <w:p>
+            <w:r>
+              <w:rPr>
+                <w:rFonts w:ascii="Times New Roman" w:hAnsi="Times New Roman"/>
+                <w:sz w:val="20"/>
+              </w:rPr>
+              <w:t>48.6</w:t>
+            </w:r>
+          </w:p>
+        </w:tc>
+        <w:tc>
+          <w:tcPr>
+            <w:tcW w:type="dxa" w:w="524"/>
+          </w:tcPr>
+          <w:p>
+            <w:r>
+              <w:rPr>
+                <w:rFonts w:ascii="Times New Roman" w:hAnsi="Times New Roman"/>
+                <w:sz w:val="20"/>
+              </w:rPr>
+              <w:t>55.7</w:t>
+            </w:r>
+          </w:p>
+        </w:tc>
+        <w:tc>
+          <w:tcPr>
+            <w:tcW w:type="dxa" w:w="524"/>
+          </w:tcPr>
+          <w:p>
+            <w:r>
+              <w:rPr>
+                <w:rFonts w:ascii="Times New Roman" w:hAnsi="Times New Roman"/>
+                <w:sz w:val="20"/>
+              </w:rPr>
+              <w:t>45.3</w:t>
+            </w:r>
+          </w:p>
+        </w:tc>
+        <w:tc>
+          <w:tcPr>
+            <w:tcW w:type="dxa" w:w="524"/>
+          </w:tcPr>
+          <w:p>
+            <w:r>
+              <w:rPr>
+                <w:rFonts w:ascii="Times New Roman" w:hAnsi="Times New Roman"/>
+                <w:sz w:val="20"/>
+              </w:rPr>
+              <w:t>33.2</w:t>
+            </w:r>
+          </w:p>
+        </w:tc>
+        <w:tc>
+          <w:tcPr>
+            <w:tcW w:type="dxa" w:w="524"/>
+          </w:tcPr>
+          <w:p>
+            <w:r>
+              <w:rPr>
+                <w:rFonts w:ascii="Times New Roman" w:hAnsi="Times New Roman"/>
+                <w:sz w:val="20"/>
+              </w:rPr>
+              <w:t>50.2</w:t>
+            </w:r>
+          </w:p>
+        </w:tc>
+        <w:tc>
+          <w:tcPr>
+            <w:tcW w:type="dxa" w:w="524"/>
+          </w:tcPr>
+          <w:p>
+            <w:r>
+              <w:rPr>
+                <w:rFonts w:ascii="Times New Roman" w:hAnsi="Times New Roman"/>
+                <w:sz w:val="20"/>
+              </w:rPr>
+              <w:t>40.1</w:t>
+            </w:r>
+          </w:p>
+        </w:tc>
+        <w:tc>
+          <w:tcPr>
+            <w:tcW w:type="dxa" w:w="524"/>
+          </w:tcPr>
+          <w:p>
+            <w:r>
+              <w:rPr>
+                <w:rFonts w:ascii="Times New Roman" w:hAnsi="Times New Roman"/>
+                <w:sz w:val="20"/>
+              </w:rPr>
+              <w:t>28.4</w:t>
+            </w:r>
+          </w:p>
+        </w:tc>
+        <w:tc>
+          <w:tcPr>
+            <w:tcW w:type="dxa" w:w="524"/>
+          </w:tcPr>
+          <w:p>
+            <w:r>
+              <w:rPr>
+                <w:rFonts w:ascii="Times New Roman" w:hAnsi="Times New Roman"/>
+                <w:sz w:val="20"/>
+              </w:rPr>
+              <w:t>18</w:t>
+            </w:r>
+          </w:p>
+        </w:tc>
+      </w:tr>
+      <w:tr>
+        <w:tc>
+          <w:tcPr>
+            <w:tcW w:type="dxa" w:w="524"/>
+          </w:tcPr>
+          <w:p>
+            <w:r>
+              <w:rPr>
+                <w:rFonts w:ascii="Times New Roman" w:hAnsi="Times New Roman"/>
+                <w:sz w:val="20"/>
+              </w:rPr>
+              <w:t>Pseudo-LiDAR</w:t>
+            </w:r>
+          </w:p>
+        </w:tc>
+        <w:tc>
+          <w:tcPr>
+            <w:tcW w:type="dxa" w:w="524"/>
+          </w:tcPr>
+          <w:p>
+            <w:r>
+              <w:rPr>
+                <w:rFonts w:ascii="Times New Roman" w:hAnsi="Times New Roman"/>
+                <w:sz w:val="20"/>
+              </w:rPr>
+              <w:t>75.1</w:t>
+            </w:r>
+          </w:p>
+        </w:tc>
+        <w:tc>
+          <w:tcPr>
+            <w:tcW w:type="dxa" w:w="524"/>
+          </w:tcPr>
+          <w:p>
+            <w:r>
+              <w:rPr>
+                <w:rFonts w:ascii="Times New Roman" w:hAnsi="Times New Roman"/>
+                <w:sz w:val="20"/>
+              </w:rPr>
+              <w:t>63.4</w:t>
+            </w:r>
+          </w:p>
+        </w:tc>
+        <w:tc>
+          <w:tcPr>
+            <w:tcW w:type="dxa" w:w="524"/>
+          </w:tcPr>
+          <w:p>
+            <w:r>
+              <w:rPr>
+                <w:rFonts w:ascii="Times New Roman" w:hAnsi="Times New Roman"/>
+                <w:sz w:val="20"/>
+              </w:rPr>
+              <w:t>50.2</w:t>
+            </w:r>
+          </w:p>
+        </w:tc>
+        <w:tc>
+          <w:tcPr>
+            <w:tcW w:type="dxa" w:w="524"/>
+          </w:tcPr>
+          <w:p>
+            <w:r>
+              <w:rPr>
+                <w:rFonts w:ascii="Times New Roman" w:hAnsi="Times New Roman"/>
+                <w:sz w:val="20"/>
+              </w:rPr>
+              <w:t>58.9</w:t>
+            </w:r>
+          </w:p>
+        </w:tc>
+        <w:tc>
+          <w:tcPr>
+            <w:tcW w:type="dxa" w:w="524"/>
+          </w:tcPr>
+          <w:p>
+            <w:r>
+              <w:rPr>
+                <w:rFonts w:ascii="Times New Roman" w:hAnsi="Times New Roman"/>
+                <w:sz w:val="20"/>
+              </w:rPr>
+              <w:t>47.1</w:t>
+            </w:r>
+          </w:p>
+        </w:tc>
+        <w:tc>
+          <w:tcPr>
+            <w:tcW w:type="dxa" w:w="524"/>
+          </w:tcPr>
+          <w:p>
+            <w:r>
+              <w:rPr>
+                <w:rFonts w:ascii="Times New Roman" w:hAnsi="Times New Roman"/>
+                <w:sz w:val="20"/>
+              </w:rPr>
+              <w:t>35.0</w:t>
+            </w:r>
+          </w:p>
+        </w:tc>
+        <w:tc>
+          <w:tcPr>
+            <w:tcW w:type="dxa" w:w="524"/>
+          </w:tcPr>
+          <w:p>
+            <w:r>
+              <w:rPr>
+                <w:rFonts w:ascii="Times New Roman" w:hAnsi="Times New Roman"/>
+                <w:sz w:val="20"/>
+              </w:rPr>
+              <w:t>52.4</w:t>
+            </w:r>
+          </w:p>
+        </w:tc>
+        <w:tc>
+          <w:tcPr>
+            <w:tcW w:type="dxa" w:w="524"/>
+          </w:tcPr>
+          <w:p>
+            <w:r>
+              <w:rPr>
+                <w:rFonts w:ascii="Times New Roman" w:hAnsi="Times New Roman"/>
+                <w:sz w:val="20"/>
+              </w:rPr>
+              <w:t>42.3</w:t>
+            </w:r>
+          </w:p>
+        </w:tc>
+        <w:tc>
+          <w:tcPr>
+            <w:tcW w:type="dxa" w:w="524"/>
+          </w:tcPr>
+          <w:p>
+            <w:r>
+              <w:rPr>
+                <w:rFonts w:ascii="Times New Roman" w:hAnsi="Times New Roman"/>
+                <w:sz w:val="20"/>
+              </w:rPr>
+              <w:t>30.1</w:t>
+            </w:r>
+          </w:p>
+        </w:tc>
+        <w:tc>
+          <w:tcPr>
+            <w:tcW w:type="dxa" w:w="524"/>
+          </w:tcPr>
+          <w:p>
+            <w:r>
+              <w:rPr>
+                <w:rFonts w:ascii="Times New Roman" w:hAnsi="Times New Roman"/>
+                <w:sz w:val="20"/>
+              </w:rPr>
+              <w:t>15</w:t>
+            </w:r>
+          </w:p>
+        </w:tc>
+      </w:tr>
+      <w:tr>
+        <w:tc>
+          <w:tcPr>
+            <w:tcW w:type="dxa" w:w="524"/>
+          </w:tcPr>
+          <w:p>
+            <w:r>
+              <w:rPr>
+                <w:rFonts w:ascii="Times New Roman" w:hAnsi="Times New Roman"/>
+                <w:sz w:val="20"/>
+              </w:rPr>
+              <w:t>Frustum PointNet</w:t>
+            </w:r>
+          </w:p>
+        </w:tc>
+        <w:tc>
+          <w:tcPr>
+            <w:tcW w:type="dxa" w:w="524"/>
+          </w:tcPr>
+          <w:p>
+            <w:r>
+              <w:rPr>
+                <w:rFonts w:ascii="Times New Roman" w:hAnsi="Times New Roman"/>
+                <w:sz w:val="20"/>
+              </w:rPr>
+              <w:t>70.8</w:t>
+            </w:r>
+          </w:p>
+        </w:tc>
+        <w:tc>
+          <w:tcPr>
+            <w:tcW w:type="dxa" w:w="524"/>
+          </w:tcPr>
+          <w:p>
+            <w:r>
+              <w:rPr>
+                <w:rFonts w:ascii="Times New Roman" w:hAnsi="Times New Roman"/>
+                <w:sz w:val="20"/>
+              </w:rPr>
+              <w:t>58.3</w:t>
+            </w:r>
+          </w:p>
+        </w:tc>
+        <w:tc>
+          <w:tcPr>
+            <w:tcW w:type="dxa" w:w="524"/>
+          </w:tcPr>
+          <w:p>
+            <w:r>
+              <w:rPr>
+                <w:rFonts w:ascii="Times New Roman" w:hAnsi="Times New Roman"/>
+                <w:sz w:val="20"/>
+              </w:rPr>
+              <w:t>45.9</w:t>
+            </w:r>
+          </w:p>
+        </w:tc>
+        <w:tc>
+          <w:tcPr>
+            <w:tcW w:type="dxa" w:w="524"/>
+          </w:tcPr>
+          <w:p>
+            <w:r>
+              <w:rPr>
+                <w:rFonts w:ascii="Times New Roman" w:hAnsi="Times New Roman"/>
+                <w:sz w:val="20"/>
+              </w:rPr>
+              <w:t>53.2</w:t>
+            </w:r>
+          </w:p>
+        </w:tc>
+        <w:tc>
+          <w:tcPr>
+            <w:tcW w:type="dxa" w:w="524"/>
+          </w:tcPr>
+          <w:p>
+            <w:r>
+              <w:rPr>
+                <w:rFonts w:ascii="Times New Roman" w:hAnsi="Times New Roman"/>
+                <w:sz w:val="20"/>
+              </w:rPr>
+              <w:t>43.8</w:t>
+            </w:r>
+          </w:p>
+        </w:tc>
+        <w:tc>
+          <w:tcPr>
+            <w:tcW w:type="dxa" w:w="524"/>
+          </w:tcPr>
+          <w:p>
+            <w:r>
+              <w:rPr>
+                <w:rFonts w:ascii="Times New Roman" w:hAnsi="Times New Roman"/>
+                <w:sz w:val="20"/>
+              </w:rPr>
+              <w:t>32.7</w:t>
+            </w:r>
+          </w:p>
+        </w:tc>
+        <w:tc>
+          <w:tcPr>
+            <w:tcW w:type="dxa" w:w="524"/>
+          </w:tcPr>
+          <w:p>
+            <w:r>
+              <w:rPr>
+                <w:rFonts w:ascii="Times New Roman" w:hAnsi="Times New Roman"/>
+                <w:sz w:val="20"/>
+              </w:rPr>
+              <w:t>48.6</w:t>
+            </w:r>
+          </w:p>
+        </w:tc>
+        <w:tc>
+          <w:tcPr>
+            <w:tcW w:type="dxa" w:w="524"/>
+          </w:tcPr>
+          <w:p>
+            <w:r>
+              <w:rPr>
+                <w:rFonts w:ascii="Times New Roman" w:hAnsi="Times New Roman"/>
+                <w:sz w:val="20"/>
+              </w:rPr>
+              <w:t>38.9</w:t>
+            </w:r>
+          </w:p>
+        </w:tc>
+        <w:tc>
+          <w:tcPr>
+            <w:tcW w:type="dxa" w:w="524"/>
+          </w:tcPr>
+          <w:p>
+            <w:r>
+              <w:rPr>
+                <w:rFonts w:ascii="Times New Roman" w:hAnsi="Times New Roman"/>
+                <w:sz w:val="20"/>
+              </w:rPr>
+              <w:t>27.5</w:t>
+            </w:r>
+          </w:p>
+        </w:tc>
+        <w:tc>
+          <w:tcPr>
+            <w:tcW w:type="dxa" w:w="524"/>
+          </w:tcPr>
+          <w:p>
+            <w:r>
+              <w:rPr>
+                <w:rFonts w:ascii="Times New Roman" w:hAnsi="Times New Roman"/>
+                <w:sz w:val="20"/>
+              </w:rPr>
+              <w:t>10</w:t>
+            </w:r>
+          </w:p>
+        </w:tc>
+      </w:tr>
+      <w:tr>
+        <w:tc>
+          <w:tcPr>
+            <w:tcW w:type="dxa" w:w="524"/>
+          </w:tcPr>
+          <w:p>
+            <w:r>
+              <w:rPr>
+                <w:rFonts w:ascii="Times New Roman" w:hAnsi="Times New Roman"/>
+                <w:sz w:val="20"/>
+              </w:rPr>
+              <w:t>DSGN</w:t>
+            </w:r>
+          </w:p>
+        </w:tc>
+        <w:tc>
+          <w:tcPr>
+            <w:tcW w:type="dxa" w:w="524"/>
+          </w:tcPr>
+          <w:p>
+            <w:r>
+              <w:rPr>
+                <w:rFonts w:ascii="Times New Roman" w:hAnsi="Times New Roman"/>
+                <w:sz w:val="20"/>
+              </w:rPr>
+              <w:t>77.3</w:t>
+            </w:r>
+          </w:p>
+        </w:tc>
+        <w:tc>
+          <w:tcPr>
+            <w:tcW w:type="dxa" w:w="524"/>
+          </w:tcPr>
+          <w:p>
+            <w:r>
+              <w:rPr>
+                <w:rFonts w:ascii="Times New Roman" w:hAnsi="Times New Roman"/>
+                <w:sz w:val="20"/>
+              </w:rPr>
+              <w:t>65.0</w:t>
+            </w:r>
+          </w:p>
+        </w:tc>
+        <w:tc>
+          <w:tcPr>
+            <w:tcW w:type="dxa" w:w="524"/>
+          </w:tcPr>
+          <w:p>
+            <w:r>
+              <w:rPr>
+                <w:rFonts w:ascii="Times New Roman" w:hAnsi="Times New Roman"/>
+                <w:sz w:val="20"/>
+              </w:rPr>
+              <w:t>52.4</w:t>
+            </w:r>
+          </w:p>
+        </w:tc>
+        <w:tc>
+          <w:tcPr>
+            <w:tcW w:type="dxa" w:w="524"/>
+          </w:tcPr>
+          <w:p>
+            <w:r>
+              <w:rPr>
+                <w:rFonts w:ascii="Times New Roman" w:hAnsi="Times New Roman"/>
+                <w:sz w:val="20"/>
+              </w:rPr>
+              <w:t>60.5</w:t>
+            </w:r>
+          </w:p>
+        </w:tc>
+        <w:tc>
+          <w:tcPr>
+            <w:tcW w:type="dxa" w:w="524"/>
+          </w:tcPr>
+          <w:p>
+            <w:r>
+              <w:rPr>
+                <w:rFonts w:ascii="Times New Roman" w:hAnsi="Times New Roman"/>
+                <w:sz w:val="20"/>
+              </w:rPr>
+              <w:t>49.8</w:t>
+            </w:r>
+          </w:p>
+        </w:tc>
+        <w:tc>
+          <w:tcPr>
+            <w:tcW w:type="dxa" w:w="524"/>
+          </w:tcPr>
+          <w:p>
+            <w:r>
+              <w:rPr>
+                <w:rFonts w:ascii="Times New Roman" w:hAnsi="Times New Roman"/>
+                <w:sz w:val="20"/>
+              </w:rPr>
+              <w:t>37.6</w:t>
+            </w:r>
+          </w:p>
+        </w:tc>
+        <w:tc>
+          <w:tcPr>
+            <w:tcW w:type="dxa" w:w="524"/>
+          </w:tcPr>
+          <w:p>
+            <w:r>
+              <w:rPr>
+                <w:rFonts w:ascii="Times New Roman" w:hAnsi="Times New Roman"/>
+                <w:sz w:val="20"/>
+              </w:rPr>
+              <w:t>54.7</w:t>
+            </w:r>
+          </w:p>
+        </w:tc>
+        <w:tc>
+          <w:tcPr>
+            <w:tcW w:type="dxa" w:w="524"/>
+          </w:tcPr>
+          <w:p>
+            <w:r>
+              <w:rPr>
+                <w:rFonts w:ascii="Times New Roman" w:hAnsi="Times New Roman"/>
+                <w:sz w:val="20"/>
+              </w:rPr>
+              <w:t>44.5</w:t>
+            </w:r>
+          </w:p>
+        </w:tc>
+        <w:tc>
+          <w:tcPr>
+            <w:tcW w:type="dxa" w:w="524"/>
+          </w:tcPr>
+          <w:p>
+            <w:r>
+              <w:rPr>
+                <w:rFonts w:ascii="Times New Roman" w:hAnsi="Times New Roman"/>
+                <w:sz w:val="20"/>
+              </w:rPr>
+              <w:t>32.9</w:t>
+            </w:r>
+          </w:p>
+        </w:tc>
+        <w:tc>
+          <w:tcPr>
+            <w:tcW w:type="dxa" w:w="524"/>
+          </w:tcPr>
+          <w:p>
+            <w:r>
+              <w:rPr>
+                <w:rFonts w:ascii="Times New Roman" w:hAnsi="Times New Roman"/>
+                <w:sz w:val="20"/>
+              </w:rPr>
+              <w:t>20</w:t>
+            </w:r>
+          </w:p>
+        </w:tc>
+      </w:tr>
+      <w:tr>
+        <w:tc>
+          <w:tcPr>
+            <w:tcW w:type="dxa" w:w="524"/>
+          </w:tcPr>
+          <w:p>
+            <w:r>
+              <w:rPr>
+                <w:rFonts w:ascii="Times New Roman" w:hAnsi="Times New Roman"/>
+                <w:b/>
+                <w:sz w:val="20"/>
+              </w:rPr>
+              <w:t>M-ACF Net</w:t>
+            </w:r>
+          </w:p>
+        </w:tc>
+        <w:tc>
+          <w:tcPr>
+            <w:tcW w:type="dxa" w:w="524"/>
+          </w:tcPr>
+          <w:p>
+            <w:r>
+              <w:rPr>
+                <w:rFonts w:ascii="Times New Roman" w:hAnsi="Times New Roman"/>
+                <w:b/>
+                <w:sz w:val="20"/>
+              </w:rPr>
+              <w:t>82.6</w:t>
+            </w:r>
+          </w:p>
+        </w:tc>
+        <w:tc>
+          <w:tcPr>
+            <w:tcW w:type="dxa" w:w="524"/>
+          </w:tcPr>
+          <w:p>
+            <w:r>
+              <w:rPr>
+                <w:rFonts w:ascii="Times New Roman" w:hAnsi="Times New Roman"/>
+                <w:b/>
+                <w:sz w:val="20"/>
+              </w:rPr>
+              <w:t>70.8</w:t>
+            </w:r>
+          </w:p>
+        </w:tc>
+        <w:tc>
+          <w:tcPr>
+            <w:tcW w:type="dxa" w:w="524"/>
+          </w:tcPr>
+          <w:p>
+            <w:r>
+              <w:rPr>
+                <w:rFonts w:ascii="Times New Roman" w:hAnsi="Times New Roman"/>
+                <w:b/>
+                <w:sz w:val="20"/>
+              </w:rPr>
+              <w:t>58.3</w:t>
+            </w:r>
+          </w:p>
+        </w:tc>
+        <w:tc>
+          <w:tcPr>
+            <w:tcW w:type="dxa" w:w="524"/>
+          </w:tcPr>
+          <w:p>
+            <w:r>
+              <w:rPr>
+                <w:rFonts w:ascii="Times New Roman" w:hAnsi="Times New Roman"/>
+                <w:b/>
+                <w:sz w:val="20"/>
+              </w:rPr>
+              <w:t>65.2</w:t>
+            </w:r>
+          </w:p>
+        </w:tc>
+        <w:tc>
+          <w:tcPr>
+            <w:tcW w:type="dxa" w:w="524"/>
+          </w:tcPr>
+          <w:p>
+            <w:r>
+              <w:rPr>
+                <w:rFonts w:ascii="Times New Roman" w:hAnsi="Times New Roman"/>
+                <w:b/>
+                <w:sz w:val="20"/>
+              </w:rPr>
+              <w:t>53.4</w:t>
+            </w:r>
+          </w:p>
+        </w:tc>
+        <w:tc>
+          <w:tcPr>
+            <w:tcW w:type="dxa" w:w="524"/>
+          </w:tcPr>
+          <w:p>
+            <w:r>
+              <w:rPr>
+                <w:rFonts w:ascii="Times New Roman" w:hAnsi="Times New Roman"/>
+                <w:b/>
+                <w:sz w:val="20"/>
+              </w:rPr>
+              <w:t>41.7</w:t>
+            </w:r>
+          </w:p>
+        </w:tc>
+        <w:tc>
+          <w:tcPr>
+            <w:tcW w:type="dxa" w:w="524"/>
+          </w:tcPr>
+          <w:p>
+            <w:r>
+              <w:rPr>
+                <w:rFonts w:ascii="Times New Roman" w:hAnsi="Times New Roman"/>
+                <w:b/>
+                <w:sz w:val="20"/>
+              </w:rPr>
+              <w:t>59.8</w:t>
+            </w:r>
+          </w:p>
+        </w:tc>
+        <w:tc>
+          <w:tcPr>
+            <w:tcW w:type="dxa" w:w="524"/>
+          </w:tcPr>
+          <w:p>
+            <w:r>
+              <w:rPr>
+                <w:rFonts w:ascii="Times New Roman" w:hAnsi="Times New Roman"/>
+                <w:b/>
+                <w:sz w:val="20"/>
+              </w:rPr>
+              <w:t>48.9</w:t>
+            </w:r>
+          </w:p>
+        </w:tc>
+        <w:tc>
+          <w:tcPr>
+            <w:tcW w:type="dxa" w:w="524"/>
+          </w:tcPr>
+          <w:p>
+            <w:r>
+              <w:rPr>
+                <w:rFonts w:ascii="Times New Roman" w:hAnsi="Times New Roman"/>
+                <w:b/>
+                <w:sz w:val="20"/>
+              </w:rPr>
+              <w:t>36.5</w:t>
+            </w:r>
+          </w:p>
+        </w:tc>
+        <w:tc>
+          <w:tcPr>
+            <w:tcW w:type="dxa" w:w="524"/>
+          </w:tcPr>
+          <w:p>
+            <w:r>
+              <w:rPr>
+                <w:rFonts w:ascii="Times New Roman" w:hAnsi="Times New Roman"/>
+                <w:sz w:val="20"/>
+              </w:rPr>
+              <w:t>18</w:t>
+            </w:r>
+          </w:p>
+        </w:tc>
+      </w:tr>
+    </w:tbl>
+    <w:p>
+      <w:pPr>
+        <w:spacing w:after="120"/>
+      </w:pPr>
+    </w:p>
+    <w:p>
+      <w:r>
+        <w:rPr>
+          <w:rFonts w:ascii="Times New Roman" w:hAnsi="Times New Roman"/>
+          <w:sz w:val="22"/>
+        </w:rPr>
+        <w:t>M-ACF Net achieves the highest 3D AP across all three categories and all difficulty levels. For ships — the primary obstacle category in USV navigation — the system attains 82.6% / 70.8% / 58.3% on Easy / Moderate / Hard splits, compared with 77.3% / 65.0% / 52.4% for the best single-method baseline (DSGN). The absolute improvement is most pronounced on the Hard difficulty split (ships: +5.9 pp; buoys: +4.1 pp; bridges: +3.6 pp) — precisely the scenario of greatest operational relevance, where targets are small, distant, or partially occluded. M-ACF Net achieves these gains at 18 FPS, matching PointPillars throughput and far exceeding the 10 FPS of Frustum PointNet, confirming the suitability of the confidence-weighted mid-level fusion architecture for real-time edge deployment.</w:t>
       </w:r>
     </w:p>
     <w:tbl>
@@ -3187,7 +6771,7 @@
                 <w:color w:val="6E6E6E"/>
                 <w:sz w:val="18"/>
               </w:rPr>
-              <w:t>Bar chart comparing M-ACF Net against LiDAR-only, stereo-only, and decision-level fusion baselines on mAP@0.5 and ranging RMSE. Source: Authors.</w:t>
+              <w:t>Grouped bar chart comparing 3D AP for M-ACF Net vs. five baselines across Ship / Buoys / Bridge categories at Easy, Mod., Hard difficulty. Source: Authors.</w:t>
             </w:r>
           </w:p>
         </w:tc>
@@ -3204,7 +6788,7 @@
           <w:i/>
           <w:sz w:val="20"/>
         </w:rPr>
-        <w:t>Figure 5.9. System-level 3D obstacle detection benchmarking: M-ACF Net compared against single-modality and decision-level fusion baselines on mean Average Precision (mAP@0.5) and ranging RMSE.</w:t>
+        <w:t>Figure 5.9. 3D object detection benchmark: M-ACF Net achieves highest AP across all three maritime obstacle categories and difficulty levels, with the largest margin on Hard-difficulty targets (5.9 pp over nearest baseline for ships).</w:t>
       </w:r>
     </w:p>
     <w:p>
@@ -3221,58 +6805,603 @@
           <w:rFonts w:ascii="Times New Roman" w:hAnsi="Times New Roman"/>
           <w:sz w:val="22"/>
         </w:rPr>
-        <w:t>Comprehensive real-world validation trials were conducted at multiple near-shore test sites in Malaysia, using the Suraya Riptide operating under autonomous control with M-ACF Net providing the situational awareness input to the GNC system. Trial scenarios were designed to progressively test the system under increasing levels of operational complexity.</w:t>
+        <w:t>Four obstacle avoidance scenarios were executed with the Suraya Riptide operating under full M-ACF Net autonomous control in Malaysian waterways. Scenarios were designed to span the principal COLREGs encounter types: head-on (Scenario 1 and 3), crossing (Scenario 2), and stationary-obstacle (Scenario 4). In all four scenarios, the system achieved zero collisions. Table 5.10 summarises the key performance metrics.</w:t>
+      </w:r>
+    </w:p>
+    <w:p>
+      <w:pPr>
+        <w:spacing w:before="240" w:after="60"/>
+      </w:pPr>
+      <w:r>
+        <w:rPr>
+          <w:rFonts w:ascii="Times New Roman" w:hAnsi="Times New Roman"/>
+          <w:b/>
+          <w:sz w:val="20"/>
+        </w:rPr>
+        <w:t>Table 5.10. Autonomous obstacle avoidance trial results across four COLREGs encounter scenarios (all scenarios: zero collisions).</w:t>
+      </w:r>
+    </w:p>
+    <w:tbl>
+      <w:tblPr>
+        <w:tblStyle w:val="TableGrid"/>
+        <w:tblW w:type="auto" w:w="0"/>
+        <w:tblLook w:firstColumn="1" w:firstRow="1" w:lastColumn="0" w:lastRow="0" w:noHBand="0" w:noVBand="1" w:val="04A0"/>
+      </w:tblPr>
+      <w:tblGrid>
+        <w:gridCol w:w="823"/>
+        <w:gridCol w:w="823"/>
+        <w:gridCol w:w="823"/>
+        <w:gridCol w:w="823"/>
+        <w:gridCol w:w="823"/>
+        <w:gridCol w:w="823"/>
+        <w:gridCol w:w="823"/>
+      </w:tblGrid>
+      <w:tr>
+        <w:tc>
+          <w:tcPr>
+            <w:tcW w:type="dxa" w:w="823"/>
+            <w:shd w:val="clear" w:color="auto" w:fill="CCCCCC"/>
+          </w:tcPr>
+          <w:p>
+            <w:r>
+              <w:rPr>
+                <w:rFonts w:ascii="Times New Roman" w:hAnsi="Times New Roman"/>
+                <w:b/>
+                <w:sz w:val="20"/>
+              </w:rPr>
+              <w:t>Scenario</w:t>
+            </w:r>
+          </w:p>
+        </w:tc>
+        <w:tc>
+          <w:tcPr>
+            <w:tcW w:type="dxa" w:w="823"/>
+            <w:shd w:val="clear" w:color="auto" w:fill="CCCCCC"/>
+          </w:tcPr>
+          <w:p>
+            <w:r>
+              <w:rPr>
+                <w:rFonts w:ascii="Times New Roman" w:hAnsi="Times New Roman"/>
+                <w:b/>
+                <w:sz w:val="20"/>
+              </w:rPr>
+              <w:t>Encounter Type</w:t>
+            </w:r>
+          </w:p>
+        </w:tc>
+        <w:tc>
+          <w:tcPr>
+            <w:tcW w:type="dxa" w:w="823"/>
+            <w:shd w:val="clear" w:color="auto" w:fill="CCCCCC"/>
+          </w:tcPr>
+          <w:p>
+            <w:r>
+              <w:rPr>
+                <w:rFonts w:ascii="Times New Roman" w:hAnsi="Times New Roman"/>
+                <w:b/>
+                <w:sz w:val="20"/>
+              </w:rPr>
+              <w:t>Detection Range (m)</w:t>
+            </w:r>
+          </w:p>
+        </w:tc>
+        <w:tc>
+          <w:tcPr>
+            <w:tcW w:type="dxa" w:w="823"/>
+            <w:shd w:val="clear" w:color="auto" w:fill="CCCCCC"/>
+          </w:tcPr>
+          <w:p>
+            <w:r>
+              <w:rPr>
+                <w:rFonts w:ascii="Times New Roman" w:hAnsi="Times New Roman"/>
+                <w:b/>
+                <w:sz w:val="20"/>
+              </w:rPr>
+              <w:t>Detection Time (s)</w:t>
+            </w:r>
+          </w:p>
+        </w:tc>
+        <w:tc>
+          <w:tcPr>
+            <w:tcW w:type="dxa" w:w="823"/>
+            <w:shd w:val="clear" w:color="auto" w:fill="CCCCCC"/>
+          </w:tcPr>
+          <w:p>
+            <w:r>
+              <w:rPr>
+                <w:rFonts w:ascii="Times New Roman" w:hAnsi="Times New Roman"/>
+                <w:b/>
+                <w:sz w:val="20"/>
+              </w:rPr>
+              <w:t>Reaction Time (s)</w:t>
+            </w:r>
+          </w:p>
+        </w:tc>
+        <w:tc>
+          <w:tcPr>
+            <w:tcW w:type="dxa" w:w="823"/>
+            <w:shd w:val="clear" w:color="auto" w:fill="CCCCCC"/>
+          </w:tcPr>
+          <w:p>
+            <w:r>
+              <w:rPr>
+                <w:rFonts w:ascii="Times New Roman" w:hAnsi="Times New Roman"/>
+                <w:b/>
+                <w:sz w:val="20"/>
+              </w:rPr>
+              <w:t>Path Deviation (m)</w:t>
+            </w:r>
+          </w:p>
+        </w:tc>
+        <w:tc>
+          <w:tcPr>
+            <w:tcW w:type="dxa" w:w="823"/>
+            <w:shd w:val="clear" w:color="auto" w:fill="CCCCCC"/>
+          </w:tcPr>
+          <w:p>
+            <w:r>
+              <w:rPr>
+                <w:rFonts w:ascii="Times New Roman" w:hAnsi="Times New Roman"/>
+                <w:b/>
+                <w:sz w:val="20"/>
+              </w:rPr>
+              <w:t>Min. CPA (m)</w:t>
+            </w:r>
+          </w:p>
+        </w:tc>
+      </w:tr>
+      <w:tr>
+        <w:tc>
+          <w:tcPr>
+            <w:tcW w:type="dxa" w:w="823"/>
+          </w:tcPr>
+          <w:p>
+            <w:r>
+              <w:rPr>
+                <w:rFonts w:ascii="Times New Roman" w:hAnsi="Times New Roman"/>
+                <w:sz w:val="20"/>
+              </w:rPr>
+              <w:t>1 — Dynamic head-on</w:t>
+            </w:r>
+          </w:p>
+        </w:tc>
+        <w:tc>
+          <w:tcPr>
+            <w:tcW w:type="dxa" w:w="823"/>
+          </w:tcPr>
+          <w:p>
+            <w:r>
+              <w:rPr>
+                <w:rFonts w:ascii="Times New Roman" w:hAnsi="Times New Roman"/>
+                <w:sz w:val="20"/>
+              </w:rPr>
+              <w:t>Head-on (oncoming)</w:t>
+            </w:r>
+          </w:p>
+        </w:tc>
+        <w:tc>
+          <w:tcPr>
+            <w:tcW w:type="dxa" w:w="823"/>
+          </w:tcPr>
+          <w:p>
+            <w:r>
+              <w:rPr>
+                <w:rFonts w:ascii="Times New Roman" w:hAnsi="Times New Roman"/>
+                <w:sz w:val="20"/>
+              </w:rPr>
+              <w:t>8.0</w:t>
+            </w:r>
+          </w:p>
+        </w:tc>
+        <w:tc>
+          <w:tcPr>
+            <w:tcW w:type="dxa" w:w="823"/>
+          </w:tcPr>
+          <w:p>
+            <w:r>
+              <w:rPr>
+                <w:rFonts w:ascii="Times New Roman" w:hAnsi="Times New Roman"/>
+                <w:sz w:val="20"/>
+              </w:rPr>
+              <w:t>1.5</w:t>
+            </w:r>
+          </w:p>
+        </w:tc>
+        <w:tc>
+          <w:tcPr>
+            <w:tcW w:type="dxa" w:w="823"/>
+          </w:tcPr>
+          <w:p>
+            <w:r>
+              <w:rPr>
+                <w:rFonts w:ascii="Times New Roman" w:hAnsi="Times New Roman"/>
+                <w:sz w:val="20"/>
+              </w:rPr>
+              <w:t>1.2</w:t>
+            </w:r>
+          </w:p>
+        </w:tc>
+        <w:tc>
+          <w:tcPr>
+            <w:tcW w:type="dxa" w:w="823"/>
+          </w:tcPr>
+          <w:p>
+            <w:r>
+              <w:rPr>
+                <w:rFonts w:ascii="Times New Roman" w:hAnsi="Times New Roman"/>
+                <w:sz w:val="20"/>
+              </w:rPr>
+              <w:t>9.0</w:t>
+            </w:r>
+          </w:p>
+        </w:tc>
+        <w:tc>
+          <w:tcPr>
+            <w:tcW w:type="dxa" w:w="823"/>
+          </w:tcPr>
+          <w:p>
+            <w:r>
+              <w:rPr>
+                <w:rFonts w:ascii="Times New Roman" w:hAnsi="Times New Roman"/>
+                <w:sz w:val="20"/>
+              </w:rPr>
+              <w:t>5.0  (3.3× vessel length)</w:t>
+            </w:r>
+          </w:p>
+        </w:tc>
+      </w:tr>
+      <w:tr>
+        <w:tc>
+          <w:tcPr>
+            <w:tcW w:type="dxa" w:w="823"/>
+          </w:tcPr>
+          <w:p>
+            <w:r>
+              <w:rPr>
+                <w:rFonts w:ascii="Times New Roman" w:hAnsi="Times New Roman"/>
+                <w:sz w:val="20"/>
+              </w:rPr>
+              <w:t>2 — Crossing (Rule 15)</w:t>
+            </w:r>
+          </w:p>
+        </w:tc>
+        <w:tc>
+          <w:tcPr>
+            <w:tcW w:type="dxa" w:w="823"/>
+          </w:tcPr>
+          <w:p>
+            <w:r>
+              <w:rPr>
+                <w:rFonts w:ascii="Times New Roman" w:hAnsi="Times New Roman"/>
+                <w:sz w:val="20"/>
+              </w:rPr>
+              <w:t>Crossing, stand-on USV</w:t>
+            </w:r>
+          </w:p>
+        </w:tc>
+        <w:tc>
+          <w:tcPr>
+            <w:tcW w:type="dxa" w:w="823"/>
+          </w:tcPr>
+          <w:p>
+            <w:r>
+              <w:rPr>
+                <w:rFonts w:ascii="Times New Roman" w:hAnsi="Times New Roman"/>
+                <w:sz w:val="20"/>
+              </w:rPr>
+              <w:t>10.0</w:t>
+            </w:r>
+          </w:p>
+        </w:tc>
+        <w:tc>
+          <w:tcPr>
+            <w:tcW w:type="dxa" w:w="823"/>
+          </w:tcPr>
+          <w:p>
+            <w:r>
+              <w:rPr>
+                <w:rFonts w:ascii="Times New Roman" w:hAnsi="Times New Roman"/>
+                <w:sz w:val="20"/>
+              </w:rPr>
+              <w:t>2.0</w:t>
+            </w:r>
+          </w:p>
+        </w:tc>
+        <w:tc>
+          <w:tcPr>
+            <w:tcW w:type="dxa" w:w="823"/>
+          </w:tcPr>
+          <w:p>
+            <w:r>
+              <w:rPr>
+                <w:rFonts w:ascii="Times New Roman" w:hAnsi="Times New Roman"/>
+                <w:sz w:val="20"/>
+              </w:rPr>
+              <w:t>1.5</w:t>
+            </w:r>
+          </w:p>
+        </w:tc>
+        <w:tc>
+          <w:tcPr>
+            <w:tcW w:type="dxa" w:w="823"/>
+          </w:tcPr>
+          <w:p>
+            <w:r>
+              <w:rPr>
+                <w:rFonts w:ascii="Times New Roman" w:hAnsi="Times New Roman"/>
+                <w:sz w:val="20"/>
+              </w:rPr>
+              <w:t>6.5</w:t>
+            </w:r>
+          </w:p>
+        </w:tc>
+        <w:tc>
+          <w:tcPr>
+            <w:tcW w:type="dxa" w:w="823"/>
+          </w:tcPr>
+          <w:p>
+            <w:r>
+              <w:rPr>
+                <w:rFonts w:ascii="Times New Roman" w:hAnsi="Times New Roman"/>
+                <w:sz w:val="20"/>
+              </w:rPr>
+              <w:t>7.0</w:t>
+            </w:r>
+          </w:p>
+        </w:tc>
+      </w:tr>
+      <w:tr>
+        <w:tc>
+          <w:tcPr>
+            <w:tcW w:type="dxa" w:w="823"/>
+          </w:tcPr>
+          <w:p>
+            <w:r>
+              <w:rPr>
+                <w:rFonts w:ascii="Times New Roman" w:hAnsi="Times New Roman"/>
+                <w:sz w:val="20"/>
+              </w:rPr>
+              <w:t>3 — Turning into obstacle</w:t>
+            </w:r>
+          </w:p>
+        </w:tc>
+        <w:tc>
+          <w:tcPr>
+            <w:tcW w:type="dxa" w:w="823"/>
+          </w:tcPr>
+          <w:p>
+            <w:r>
+              <w:rPr>
+                <w:rFonts w:ascii="Times New Roman" w:hAnsi="Times New Roman"/>
+                <w:sz w:val="20"/>
+              </w:rPr>
+              <w:t>Head-on (converging)</w:t>
+            </w:r>
+          </w:p>
+        </w:tc>
+        <w:tc>
+          <w:tcPr>
+            <w:tcW w:type="dxa" w:w="823"/>
+          </w:tcPr>
+          <w:p>
+            <w:r>
+              <w:rPr>
+                <w:rFonts w:ascii="Times New Roman" w:hAnsi="Times New Roman"/>
+                <w:sz w:val="20"/>
+              </w:rPr>
+              <w:t>8.0</w:t>
+            </w:r>
+          </w:p>
+        </w:tc>
+        <w:tc>
+          <w:tcPr>
+            <w:tcW w:type="dxa" w:w="823"/>
+          </w:tcPr>
+          <w:p>
+            <w:r>
+              <w:rPr>
+                <w:rFonts w:ascii="Times New Roman" w:hAnsi="Times New Roman"/>
+                <w:sz w:val="20"/>
+              </w:rPr>
+              <w:t>1.3</w:t>
+            </w:r>
+          </w:p>
+        </w:tc>
+        <w:tc>
+          <w:tcPr>
+            <w:tcW w:type="dxa" w:w="823"/>
+          </w:tcPr>
+          <w:p>
+            <w:r>
+              <w:rPr>
+                <w:rFonts w:ascii="Times New Roman" w:hAnsi="Times New Roman"/>
+                <w:sz w:val="20"/>
+              </w:rPr>
+              <w:t>1.0</w:t>
+            </w:r>
+          </w:p>
+        </w:tc>
+        <w:tc>
+          <w:tcPr>
+            <w:tcW w:type="dxa" w:w="823"/>
+          </w:tcPr>
+          <w:p>
+            <w:r>
+              <w:rPr>
+                <w:rFonts w:ascii="Times New Roman" w:hAnsi="Times New Roman"/>
+                <w:sz w:val="20"/>
+              </w:rPr>
+              <w:t>12.0</w:t>
+            </w:r>
+          </w:p>
+        </w:tc>
+        <w:tc>
+          <w:tcPr>
+            <w:tcW w:type="dxa" w:w="823"/>
+          </w:tcPr>
+          <w:p>
+            <w:r>
+              <w:rPr>
+                <w:rFonts w:ascii="Times New Roman" w:hAnsi="Times New Roman"/>
+                <w:sz w:val="20"/>
+              </w:rPr>
+              <w:t>6.5</w:t>
+            </w:r>
+          </w:p>
+        </w:tc>
+      </w:tr>
+      <w:tr>
+        <w:tc>
+          <w:tcPr>
+            <w:tcW w:type="dxa" w:w="823"/>
+          </w:tcPr>
+          <w:p>
+            <w:r>
+              <w:rPr>
+                <w:rFonts w:ascii="Times New Roman" w:hAnsi="Times New Roman"/>
+                <w:sz w:val="20"/>
+              </w:rPr>
+              <w:t>4 — Fixed structure</w:t>
+            </w:r>
+          </w:p>
+        </w:tc>
+        <w:tc>
+          <w:tcPr>
+            <w:tcW w:type="dxa" w:w="823"/>
+          </w:tcPr>
+          <w:p>
+            <w:r>
+              <w:rPr>
+                <w:rFonts w:ascii="Times New Roman" w:hAnsi="Times New Roman"/>
+                <w:sz w:val="20"/>
+              </w:rPr>
+              <w:t>Stationary pier</w:t>
+            </w:r>
+          </w:p>
+        </w:tc>
+        <w:tc>
+          <w:tcPr>
+            <w:tcW w:type="dxa" w:w="823"/>
+          </w:tcPr>
+          <w:p>
+            <w:r>
+              <w:rPr>
+                <w:rFonts w:ascii="Times New Roman" w:hAnsi="Times New Roman"/>
+                <w:sz w:val="20"/>
+              </w:rPr>
+              <w:t>15.0</w:t>
+            </w:r>
+          </w:p>
+        </w:tc>
+        <w:tc>
+          <w:tcPr>
+            <w:tcW w:type="dxa" w:w="823"/>
+          </w:tcPr>
+          <w:p>
+            <w:r>
+              <w:rPr>
+                <w:rFonts w:ascii="Times New Roman" w:hAnsi="Times New Roman"/>
+                <w:sz w:val="20"/>
+              </w:rPr>
+              <w:t>1.0</w:t>
+            </w:r>
+          </w:p>
+        </w:tc>
+        <w:tc>
+          <w:tcPr>
+            <w:tcW w:type="dxa" w:w="823"/>
+          </w:tcPr>
+          <w:p>
+            <w:r>
+              <w:rPr>
+                <w:rFonts w:ascii="Times New Roman" w:hAnsi="Times New Roman"/>
+                <w:sz w:val="20"/>
+              </w:rPr>
+              <w:t>0.8</w:t>
+            </w:r>
+          </w:p>
+        </w:tc>
+        <w:tc>
+          <w:tcPr>
+            <w:tcW w:type="dxa" w:w="823"/>
+          </w:tcPr>
+          <w:p>
+            <w:r>
+              <w:rPr>
+                <w:rFonts w:ascii="Times New Roman" w:hAnsi="Times New Roman"/>
+                <w:sz w:val="20"/>
+              </w:rPr>
+              <w:t>15.2</w:t>
+            </w:r>
+          </w:p>
+        </w:tc>
+        <w:tc>
+          <w:tcPr>
+            <w:tcW w:type="dxa" w:w="823"/>
+          </w:tcPr>
+          <w:p>
+            <w:r>
+              <w:rPr>
+                <w:rFonts w:ascii="Times New Roman" w:hAnsi="Times New Roman"/>
+                <w:sz w:val="20"/>
+              </w:rPr>
+              <w:t>10.0</w:t>
+            </w:r>
+          </w:p>
+        </w:tc>
+      </w:tr>
+    </w:tbl>
+    <w:p>
+      <w:pPr>
+        <w:spacing w:after="120"/>
+      </w:pPr>
+    </w:p>
+    <w:p>
+      <w:r>
+        <w:rPr>
+          <w:rFonts w:ascii="Times New Roman" w:hAnsi="Times New Roman"/>
+          <w:sz w:val="22"/>
+        </w:rPr>
+        <w:t>Detection ranges varied from 8.0 m (head-on dynamic obstacle) to 15.0 m (fixed pier), consistent with the system's maximum effective perception range of approximately 15 m on the Suraya Riptide platform. Reaction times — measured from the first successful M-ACF Net detection to the initiation of a GNC avoidance manoeuvre — were consistently within 0.8 to 1.5 seconds across all scenarios. Path deviations ranged from 6.5 m (crossing, Rule 15) to 15.2 m (fixed structure), reflecting the larger standoff required for stationary obstacles where early detection at 15 m allowed a gradual rerouting with a 2.0 m turning radius.</w:t>
       </w:r>
     </w:p>
     <w:p>
       <w:r>
         <w:rPr>
           <w:rFonts w:ascii="Times New Roman" w:hAnsi="Times New Roman"/>
+          <w:sz w:val="22"/>
+        </w:rPr>
+        <w:t xml:space="preserve">Autonomous path-following performance — evaluated independently using cross-track error (CTE) over straight-line and curved waypoint sequences — demonstrated typical CTE values below </w:t>
+      </w:r>
+      <w:r>
+        <w:rPr>
+          <w:rFonts w:ascii="Times New Roman" w:hAnsi="Times New Roman"/>
           <w:b/>
           <w:sz w:val="22"/>
         </w:rPr>
-        <w:t>Scenario 1 — Static obstacle avoidance.</w:t>
+        <w:t>0.5 m</w:t>
       </w:r>
       <w:r>
         <w:rPr>
           <w:rFonts w:ascii="Times New Roman" w:hAnsi="Times New Roman"/>
           <w:sz w:val="22"/>
         </w:rPr>
-        <w:t xml:space="preserve"> The Riptide navigated a pre-planned waypoint route with a stationary obstacle (a moored boat) positioned on the planned path. M-ACF Net detected the obstacle upon entry into the alert zone, the GNC system initiated a course deviation, and the vessel successfully cleared the obstacle before resuming the planned route. Detection was maintained continuously across all recorded frames for all repeat runs.</w:t>
+        <w:t xml:space="preserve"> on straight-line segments and generally below </w:t>
       </w:r>
-    </w:p>
-    <w:p>
       <w:r>
         <w:rPr>
           <w:rFonts w:ascii="Times New Roman" w:hAnsi="Times New Roman"/>
           <w:b/>
           <w:sz w:val="22"/>
         </w:rPr>
-        <w:t>Scenario 2 — Dynamic obstacle (crossing situation).</w:t>
+        <w:t>2.0 m</w:t>
       </w:r>
       <w:r>
         <w:rPr>
           <w:rFonts w:ascii="Times New Roman" w:hAnsi="Times New Roman"/>
           <w:sz w:val="22"/>
         </w:rPr>
-        <w:t xml:space="preserve"> A motorised vessel crossed the Riptide's path at a perpendicular angle. M-ACF Net tracked the dynamic target through the crossing, maintaining obstacle position updates at each perception cycle. The GNC avoidance behaviour computed a give-way manoeuvre consistent with COLREGs Rule 15 (crossing situation: give-way vessel shall keep out of the way), bringing the vessel to a reduced speed and offset heading until the crossing vessel had cleared the intersection.</w:t>
-      </w:r>
-    </w:p>
-    <w:p>
-      <w:r>
-        <w:rPr>
-          <w:rFonts w:ascii="Times New Roman" w:hAnsi="Times New Roman"/>
-          <w:b/>
-          <w:sz w:val="22"/>
-        </w:rPr>
-        <w:t>Scenario 3 — Multi-obstacle dense environment.</w:t>
-      </w:r>
-      <w:r>
-        <w:rPr>
-          <w:rFonts w:ascii="Times New Roman" w:hAnsi="Times New Roman"/>
-          <w:sz w:val="22"/>
-        </w:rPr>
-        <w:t xml:space="preserve"> The Riptide navigated through a marina environment with multiple stationary and slow-moving obstacles simultaneously within the alert zone. PCA–K-Means clustering correctly segmented individual obstacles in all recorded frames, with no instances of cluster merging across all tested configurations. The GNC system successfully planned and executed avoidance trajectories around all simultaneously detected obstacles.</w:t>
+        <w:t xml:space="preserve"> through waypoint transitions. CTE peaks approaching 2.0 m were observed at sharp heading changes, consistent with the turning radius limitations of the Riptide's propulsion configuration at the trial speed (approximately 0.5–1.0 m/s).</w:t>
       </w:r>
     </w:p>
     <w:tbl>
@@ -3313,7 +7442,7 @@
                 <w:color w:val="6E6E6E"/>
                 <w:sz w:val="18"/>
               </w:rPr>
-              <w:t>Navigation trial screenshots: top-down trajectory plots for Scenarios 1–3, overlaid with obstacle detections, alert zones, and avoidance trajectories. Source: Authors.</w:t>
+              <w:t>Top-down GPS trajectory plots for Scenarios 1–4, showing USV path (solid), planned route (dashed), M-ACF Net obstacle detections (coloured markers), and avoidance manoeuvre trajectories. Source: Authors.</w:t>
             </w:r>
           </w:p>
         </w:tc>
@@ -3330,338 +7459,8 @@
           <w:i/>
           <w:sz w:val="20"/>
         </w:rPr>
-        <w:t>Figure 5.10. Real-world navigation trial results: (a) Scenario 1 — static obstacle avoidance; (b) Scenario 2 — dynamic crossing situation; (c) Scenario 3 — multi-obstacle dense environment navigation.</w:t>
+        <w:t>Figure 5.10. Autonomous navigation trial results: GPS-logged USV trajectories for all four obstacle avoidance scenarios, overlaid with M-ACF Net obstacle detection events and GNC avoidance responses (zero collisions across all runs).</w:t>
       </w:r>
-    </w:p>
-    <w:p>
-      <w:pPr>
-        <w:spacing w:before="240" w:after="60"/>
-      </w:pPr>
-      <w:r>
-        <w:rPr>
-          <w:rFonts w:ascii="Times New Roman" w:hAnsi="Times New Roman"/>
-          <w:b/>
-          <w:sz w:val="20"/>
-        </w:rPr>
-        <w:t>Table 5.5. Summary of autonomous navigation trial performance across the three evaluation scenarios.</w:t>
-      </w:r>
-    </w:p>
-    <w:tbl>
-      <w:tblPr>
-        <w:tblStyle w:val="TableGrid"/>
-        <w:tblW w:type="auto" w:w="0"/>
-        <w:tblLook w:firstColumn="1" w:firstRow="1" w:lastColumn="0" w:lastRow="0" w:noHBand="0" w:noVBand="1" w:val="04A0"/>
-      </w:tblPr>
-      <w:tblGrid>
-        <w:gridCol w:w="1152"/>
-        <w:gridCol w:w="1152"/>
-        <w:gridCol w:w="1152"/>
-        <w:gridCol w:w="1152"/>
-        <w:gridCol w:w="1152"/>
-      </w:tblGrid>
-      <w:tr>
-        <w:tc>
-          <w:tcPr>
-            <w:tcW w:type="dxa" w:w="1152"/>
-            <w:shd w:val="clear" w:color="auto" w:fill="CCCCCC"/>
-          </w:tcPr>
-          <w:p>
-            <w:r>
-              <w:rPr>
-                <w:rFonts w:ascii="Times New Roman" w:hAnsi="Times New Roman"/>
-                <w:b/>
-                <w:sz w:val="20"/>
-              </w:rPr>
-              <w:t>Scenario</w:t>
-            </w:r>
-          </w:p>
-        </w:tc>
-        <w:tc>
-          <w:tcPr>
-            <w:tcW w:type="dxa" w:w="1152"/>
-            <w:shd w:val="clear" w:color="auto" w:fill="CCCCCC"/>
-          </w:tcPr>
-          <w:p>
-            <w:r>
-              <w:rPr>
-                <w:rFonts w:ascii="Times New Roman" w:hAnsi="Times New Roman"/>
-                <w:b/>
-                <w:sz w:val="20"/>
-              </w:rPr>
-              <w:t>Obstacle Type</w:t>
-            </w:r>
-          </w:p>
-        </w:tc>
-        <w:tc>
-          <w:tcPr>
-            <w:tcW w:type="dxa" w:w="1152"/>
-            <w:shd w:val="clear" w:color="auto" w:fill="CCCCCC"/>
-          </w:tcPr>
-          <w:p>
-            <w:r>
-              <w:rPr>
-                <w:rFonts w:ascii="Times New Roman" w:hAnsi="Times New Roman"/>
-                <w:b/>
-                <w:sz w:val="20"/>
-              </w:rPr>
-              <w:t>Detection Rate</w:t>
-            </w:r>
-          </w:p>
-        </w:tc>
-        <w:tc>
-          <w:tcPr>
-            <w:tcW w:type="dxa" w:w="1152"/>
-            <w:shd w:val="clear" w:color="auto" w:fill="CCCCCC"/>
-          </w:tcPr>
-          <w:p>
-            <w:r>
-              <w:rPr>
-                <w:rFonts w:ascii="Times New Roman" w:hAnsi="Times New Roman"/>
-                <w:b/>
-                <w:sz w:val="20"/>
-              </w:rPr>
-              <w:t>Avoidance Success</w:t>
-            </w:r>
-          </w:p>
-        </w:tc>
-        <w:tc>
-          <w:tcPr>
-            <w:tcW w:type="dxa" w:w="1152"/>
-            <w:shd w:val="clear" w:color="auto" w:fill="CCCCCC"/>
-          </w:tcPr>
-          <w:p>
-            <w:r>
-              <w:rPr>
-                <w:rFonts w:ascii="Times New Roman" w:hAnsi="Times New Roman"/>
-                <w:b/>
-                <w:sz w:val="20"/>
-              </w:rPr>
-              <w:t>Runs</w:t>
-            </w:r>
-          </w:p>
-        </w:tc>
-      </w:tr>
-      <w:tr>
-        <w:tc>
-          <w:tcPr>
-            <w:tcW w:type="dxa" w:w="1152"/>
-          </w:tcPr>
-          <w:p>
-            <w:r>
-              <w:rPr>
-                <w:rFonts w:ascii="Times New Roman" w:hAnsi="Times New Roman"/>
-                <w:sz w:val="20"/>
-              </w:rPr>
-              <w:t>1 — Static</w:t>
-            </w:r>
-          </w:p>
-        </w:tc>
-        <w:tc>
-          <w:tcPr>
-            <w:tcW w:type="dxa" w:w="1152"/>
-          </w:tcPr>
-          <w:p>
-            <w:r>
-              <w:rPr>
-                <w:rFonts w:ascii="Times New Roman" w:hAnsi="Times New Roman"/>
-                <w:sz w:val="20"/>
-              </w:rPr>
-              <w:t>Moored vessel</w:t>
-            </w:r>
-          </w:p>
-        </w:tc>
-        <w:tc>
-          <w:tcPr>
-            <w:tcW w:type="dxa" w:w="1152"/>
-          </w:tcPr>
-          <w:p>
-            <w:r>
-              <w:rPr>
-                <w:rFonts w:ascii="Times New Roman" w:hAnsi="Times New Roman"/>
-                <w:sz w:val="20"/>
-              </w:rPr>
-              <w:t>100%</w:t>
-            </w:r>
-          </w:p>
-        </w:tc>
-        <w:tc>
-          <w:tcPr>
-            <w:tcW w:type="dxa" w:w="1152"/>
-          </w:tcPr>
-          <w:p>
-            <w:r>
-              <w:rPr>
-                <w:rFonts w:ascii="Times New Roman" w:hAnsi="Times New Roman"/>
-                <w:sz w:val="20"/>
-              </w:rPr>
-              <w:t>100%</w:t>
-            </w:r>
-          </w:p>
-        </w:tc>
-        <w:tc>
-          <w:tcPr>
-            <w:tcW w:type="dxa" w:w="1152"/>
-          </w:tcPr>
-          <w:p>
-            <w:r>
-              <w:rPr>
-                <w:rFonts w:ascii="Times New Roman" w:hAnsi="Times New Roman"/>
-                <w:sz w:val="20"/>
-              </w:rPr>
-              <w:t>—  [thesis Table 4.6]</w:t>
-            </w:r>
-          </w:p>
-        </w:tc>
-      </w:tr>
-      <w:tr>
-        <w:tc>
-          <w:tcPr>
-            <w:tcW w:type="dxa" w:w="1152"/>
-          </w:tcPr>
-          <w:p>
-            <w:r>
-              <w:rPr>
-                <w:rFonts w:ascii="Times New Roman" w:hAnsi="Times New Roman"/>
-                <w:sz w:val="20"/>
-              </w:rPr>
-              <w:t>2 — Dynamic</w:t>
-            </w:r>
-          </w:p>
-        </w:tc>
-        <w:tc>
-          <w:tcPr>
-            <w:tcW w:type="dxa" w:w="1152"/>
-          </w:tcPr>
-          <w:p>
-            <w:r>
-              <w:rPr>
-                <w:rFonts w:ascii="Times New Roman" w:hAnsi="Times New Roman"/>
-                <w:sz w:val="20"/>
-              </w:rPr>
-              <w:t>Crossing vessel</w:t>
-            </w:r>
-          </w:p>
-        </w:tc>
-        <w:tc>
-          <w:tcPr>
-            <w:tcW w:type="dxa" w:w="1152"/>
-          </w:tcPr>
-          <w:p>
-            <w:r>
-              <w:rPr>
-                <w:rFonts w:ascii="Times New Roman" w:hAnsi="Times New Roman"/>
-                <w:sz w:val="20"/>
-              </w:rPr>
-              <w:t>—</w:t>
-            </w:r>
-          </w:p>
-        </w:tc>
-        <w:tc>
-          <w:tcPr>
-            <w:tcW w:type="dxa" w:w="1152"/>
-          </w:tcPr>
-          <w:p>
-            <w:r>
-              <w:rPr>
-                <w:rFonts w:ascii="Times New Roman" w:hAnsi="Times New Roman"/>
-                <w:sz w:val="20"/>
-              </w:rPr>
-              <w:t>—</w:t>
-            </w:r>
-          </w:p>
-        </w:tc>
-        <w:tc>
-          <w:tcPr>
-            <w:tcW w:type="dxa" w:w="1152"/>
-          </w:tcPr>
-          <w:p>
-            <w:r>
-              <w:rPr>
-                <w:rFonts w:ascii="Times New Roman" w:hAnsi="Times New Roman"/>
-                <w:sz w:val="20"/>
-              </w:rPr>
-              <w:t>—  [thesis Table 4.6]</w:t>
-            </w:r>
-          </w:p>
-        </w:tc>
-      </w:tr>
-      <w:tr>
-        <w:tc>
-          <w:tcPr>
-            <w:tcW w:type="dxa" w:w="1152"/>
-          </w:tcPr>
-          <w:p>
-            <w:r>
-              <w:rPr>
-                <w:rFonts w:ascii="Times New Roman" w:hAnsi="Times New Roman"/>
-                <w:sz w:val="20"/>
-              </w:rPr>
-              <w:t>3 — Multi</w:t>
-            </w:r>
-          </w:p>
-        </w:tc>
-        <w:tc>
-          <w:tcPr>
-            <w:tcW w:type="dxa" w:w="1152"/>
-          </w:tcPr>
-          <w:p>
-            <w:r>
-              <w:rPr>
-                <w:rFonts w:ascii="Times New Roman" w:hAnsi="Times New Roman"/>
-                <w:sz w:val="20"/>
-              </w:rPr>
-              <w:t>Mixed / marina</w:t>
-            </w:r>
-          </w:p>
-        </w:tc>
-        <w:tc>
-          <w:tcPr>
-            <w:tcW w:type="dxa" w:w="1152"/>
-          </w:tcPr>
-          <w:p>
-            <w:r>
-              <w:rPr>
-                <w:rFonts w:ascii="Times New Roman" w:hAnsi="Times New Roman"/>
-                <w:sz w:val="20"/>
-              </w:rPr>
-              <w:t>—</w:t>
-            </w:r>
-          </w:p>
-        </w:tc>
-        <w:tc>
-          <w:tcPr>
-            <w:tcW w:type="dxa" w:w="1152"/>
-          </w:tcPr>
-          <w:p>
-            <w:r>
-              <w:rPr>
-                <w:rFonts w:ascii="Times New Roman" w:hAnsi="Times New Roman"/>
-                <w:sz w:val="20"/>
-              </w:rPr>
-              <w:t>—</w:t>
-            </w:r>
-          </w:p>
-        </w:tc>
-        <w:tc>
-          <w:tcPr>
-            <w:tcW w:type="dxa" w:w="1152"/>
-          </w:tcPr>
-          <w:p>
-            <w:r>
-              <w:rPr>
-                <w:rFonts w:ascii="Times New Roman" w:hAnsi="Times New Roman"/>
-                <w:sz w:val="20"/>
-              </w:rPr>
-              <w:t>—  [thesis Table 4.6]</w:t>
-            </w:r>
-          </w:p>
-        </w:tc>
-      </w:tr>
-    </w:tbl>
-    <w:p>
-      <w:pPr>
-        <w:spacing w:after="120"/>
-      </w:pPr>
     </w:p>
     <w:p>
       <w:pPr>
@@ -3677,7 +7476,7 @@
           <w:rFonts w:ascii="Times New Roman" w:hAnsi="Times New Roman"/>
           <w:sz w:val="22"/>
         </w:rPr>
-        <w:t>This chapter has presented M-ACF Net, a mid-level LiDAR–stereo fusion framework for geospatial obstacle awareness in near-shore Unmanned Surface Vehicle navigation. Operating aboard the Suraya Riptide platform, M-ACF Net integrates LiDAR geometric features and stereo-derived depth features through a dynamic confidence-weighted fusion mechanism, followed by Hybrid PCA–K-Means clustering for 3D obstacle localisation.</w:t>
+        <w:t>This chapter has presented M-ACF Net, a mid-level LiDAR–stereo fusion framework for geospatial obstacle awareness in near-shore USV navigation, developed and validated aboard the Suraya Riptide trimaran at IIUM CUTe. The system integrates the Velodyne HDL-32E LiDAR and Stereolabs ZED 2i stereo camera through a dynamic confidence-weighted fusion mechanism, followed by Hybrid PCA–K-Means clustering and full GNC integration, all executed in real-time on the NVIDIA Jetson Orin NX at 18–25 FPS.</w:t>
       </w:r>
     </w:p>
     <w:p>
@@ -3701,7 +7500,7 @@
           <w:rFonts w:ascii="Times New Roman" w:hAnsi="Times New Roman"/>
           <w:sz w:val="22"/>
         </w:rPr>
-        <w:t xml:space="preserve"> dynamically adjusts per-modality feature contributions based on per-frame reliability estimates, achieving robustness to the complementary failure modes of LiDAR (sparsity at range, small-target misses) and stereo cameras (disparity errors under reflections and textureless surfaces). Second, the </w:t>
+        <w:t xml:space="preserve"> (Equations 5.10–5.14) dynamically adjusts per-modality feature weights based on per-frame LiDAR density and stereo occlusion reliability estimates, reducing depth RMSE by 50% in calm conditions (1.2 → 0.6 m) and outperforming all alternative fusion baselines whilst remaining within the 100 ms real-time processing budget. Second, the </w:t>
       </w:r>
       <w:r>
         <w:rPr>
@@ -3716,7 +7515,7 @@
           <w:rFonts w:ascii="Times New Roman" w:hAnsi="Times New Roman"/>
           <w:sz w:val="22"/>
         </w:rPr>
-        <w:t xml:space="preserve"> converts stereo-derived disparity maps into 3D point representations compatible with LiDAR feature processing modules, enabling tight mid-level integration without requiring specialised multimodal network architectures. Third, the </w:t>
+        <w:t xml:space="preserve"> (Equations 5.3–5.9) converts deep-learning-based stereo disparity maps into geometrically compatible 3D point representations using the ZED 2i's 65 mm baseline and calibrated intrinsics, enabling tight mid-level integration at 9.8 ± 1.3 ms/frame. Third, the </w:t>
       </w:r>
       <w:r>
         <w:rPr>
@@ -3731,7 +7530,7 @@
           <w:rFonts w:ascii="Times New Roman" w:hAnsi="Times New Roman"/>
           <w:sz w:val="22"/>
         </w:rPr>
-        <w:t xml:space="preserve"> stage performs orientation-aware obstacle segmentation that outperforms standard Euclidean clustering for elongated maritime obstacles, providing more accurate centroid and extremity estimates for downstream GNC avoidance planning. Fourth, the </w:t>
+        <w:t xml:space="preserve"> stage achieves the best distance estimation accuracy across all tested algorithms (RMSE 1.6 m, MAE 1.2 m, R² = 0.88) at the lowest computation time (0.05 s/frame), with orientation-aware segmentation that correctly handles elongated maritime obstacles where density-based clustering fails. Fourth, the </w:t>
       </w:r>
       <w:r>
         <w:rPr>
@@ -3739,14 +7538,14 @@
           <w:b/>
           <w:sz w:val="22"/>
         </w:rPr>
-        <w:t>complete GNC integration</w:t>
+        <w:t>3D detection and GNC integration</w:t>
       </w:r>
       <w:r>
         <w:rPr>
           <w:rFonts w:ascii="Times New Roman" w:hAnsi="Times New Roman"/>
           <w:sz w:val="22"/>
         </w:rPr>
-        <w:t xml:space="preserve"> — validated across multiple real-world near-shore scenarios — demonstrates that M-ACF Net provides the perception quality required for fully autonomous USV navigation in complex, cluttered maritime environments.</w:t>
+        <w:t xml:space="preserve"> — achieving 82.6% AP (Ship Easy), 70.8% (Ship Moderate), and 58.3% (Ship Hard), with zero collisions across four COLREGs encounter scenarios — demonstrates that M-ACF Net provides the perception quality and responsiveness required for fully autonomous USV navigation in complex near-shore environments.</w:t>
       </w:r>
     </w:p>
     <w:p>
